--- a/不符合整改/数飞科技不符合整改-7.1.1/数飞科技培训记录.docx
+++ b/不符合整改/数飞科技不符合整改-7.1.1/数飞科技培训记录.docx
@@ -1,10 +1,11 @@
 
 <file path=word/document.xml><?xml version="1.0" encoding="utf-8"?>
-<w:document xmlns:wpc="http://schemas.microsoft.com/office/word/2010/wordprocessingCanvas" xmlns:cx="http://schemas.microsoft.com/office/drawing/2014/chartex" xmlns:cx1="http://schemas.microsoft.com/office/drawing/2015/9/8/chartex" xmlns:cx2="http://schemas.microsoft.com/office/drawing/2015/10/21/chartex" xmlns:cx3="http://schemas.microsoft.com/office/drawing/2016/5/9/chartex" xmlns:cx4="http://schemas.microsoft.com/office/drawing/2016/5/10/chartex" xmlns:cx5="http://schemas.microsoft.com/office/drawing/2016/5/11/chartex" xmlns:cx6="http://schemas.microsoft.com/office/drawing/2016/5/12/chartex" xmlns:cx7="http://schemas.microsoft.com/office/drawing/2016/5/13/chartex" xmlns:cx8="http://schemas.microsoft.com/office/drawing/2016/5/14/chartex" xmlns:mc="http://schemas.openxmlformats.org/markup-compatibility/2006" xmlns:o="urn:schemas-microsoft-com:office:office" xmlns:r="http://schemas.openxmlformats.org/officeDocument/2006/relationships" xmlns:m="http://schemas.openxmlformats.org/officeDocument/2006/math" xmlns:v="urn:schemas-microsoft-com:vml" xmlns:wp14="http://schemas.microsoft.com/office/word/2010/wordprocessingDrawing" xmlns:wp="http://schemas.openxmlformats.org/drawingml/2006/wordprocessingDrawing" xmlns:w="http://schemas.openxmlformats.org/wordprocessingml/2006/main" xmlns:w14="http://schemas.microsoft.com/office/word/2010/wordml" xmlns:w10="urn:schemas-microsoft-com:office:word" xmlns:w15="http://schemas.microsoft.com/office/word/2012/wordml" xmlns:wpg="http://schemas.microsoft.com/office/word/2010/wordprocessingGroup" xmlns:wpi="http://schemas.microsoft.com/office/word/2010/wordprocessingInk" xmlns:wne="http://schemas.microsoft.com/office/word/2006/wordml" xmlns:wps="http://schemas.microsoft.com/office/word/2010/wordprocessingShape" xmlns:wpsCustomData="http://www.wps.cn/officeDocument/2013/wpsCustomData" mc:Ignorable="w14 w15 wp14">
+<w:document xmlns:wpc="http://schemas.microsoft.com/office/word/2010/wordprocessingCanvas" xmlns:mc="http://schemas.openxmlformats.org/markup-compatibility/2006" xmlns:o="urn:schemas-microsoft-com:office:office" xmlns:r="http://schemas.openxmlformats.org/officeDocument/2006/relationships" xmlns:m="http://schemas.openxmlformats.org/officeDocument/2006/math" xmlns:v="urn:schemas-microsoft-com:vml" xmlns:wp14="http://schemas.microsoft.com/office/word/2010/wordprocessingDrawing" xmlns:wp="http://schemas.openxmlformats.org/drawingml/2006/wordprocessingDrawing" xmlns:w10="urn:schemas-microsoft-com:office:word" xmlns:w="http://schemas.openxmlformats.org/wordprocessingml/2006/main" xmlns:w14="http://schemas.microsoft.com/office/word/2010/wordml" xmlns:w15="http://schemas.microsoft.com/office/word/2012/wordml" xmlns:wne="http://schemas.microsoft.com/office/word/2006/wordml" xmlns:wpg="http://schemas.microsoft.com/office/word/2010/wordprocessingGroup" xmlns:wpi="http://schemas.microsoft.com/office/word/2010/wordprocessingInk" xmlns:wps="http://schemas.microsoft.com/office/word/2010/wordprocessingShape" mc:Ignorable="w14 w15 wp14">
+  <!-- Generated by Aspose.Words for .NET 13.3.0.1 -->
   <w:body>
     <w:p>
       <w:pPr>
-        <w:pStyle w:val="3"/>
+        <w:pStyle w:val="BodyText"/>
         <w:spacing w:line="595" w:lineRule="exact"/>
         <w:ind w:right="0"/>
         <w:jc w:val="center"/>
@@ -17,7 +18,7 @@
       <w:pPr>
         <w:spacing w:before="6" w:line="240" w:lineRule="auto"/>
         <w:rPr>
-          <w:rFonts w:ascii="隶书" w:hAnsi="隶书" w:eastAsia="隶书" w:cs="隶书"/>
+          <w:rFonts w:ascii="隶书" w:eastAsia="隶书" w:hAnsi="隶书" w:cs="隶书"/>
           <w:sz w:val="11"/>
           <w:szCs w:val="11"/>
         </w:rPr>
@@ -25,7 +26,7 @@
     </w:p>
     <w:tbl>
       <w:tblPr>
-        <w:tblStyle w:val="6"/>
+        <w:tblStyle w:val="TableNormal"/>
         <w:tblW w:w="0" w:type="auto"/>
         <w:tblInd w:w="104" w:type="dxa"/>
         <w:tblLayout w:type="fixed"/>
@@ -46,6 +47,9 @@
       </w:tblGrid>
       <w:tr>
         <w:tblPrEx>
+          <w:tblW w:w="0" w:type="auto"/>
+          <w:tblInd w:w="104" w:type="dxa"/>
+          <w:tblLayout w:type="fixed"/>
           <w:tblCellMar>
             <w:top w:w="0" w:type="dxa"/>
             <w:left w:w="0" w:type="dxa"/>
@@ -54,34 +58,34 @@
           </w:tblCellMar>
         </w:tblPrEx>
         <w:trPr>
-          <w:trHeight w:val="634" w:hRule="exact"/>
+          <w:trHeight w:hRule="exact" w:val="634"/>
         </w:trPr>
         <w:tc>
           <w:tcPr>
             <w:tcW w:w="2044" w:type="dxa"/>
             <w:gridSpan w:val="2"/>
             <w:tcBorders>
-              <w:top w:val="single" w:color="000000" w:sz="4" w:space="0"/>
-              <w:left w:val="single" w:color="000000" w:sz="4" w:space="0"/>
-              <w:bottom w:val="single" w:color="000000" w:sz="4" w:space="0"/>
-              <w:right w:val="single" w:color="000000" w:sz="4" w:space="0"/>
-            </w:tcBorders>
-          </w:tcPr>
-          <w:p>
-            <w:pPr>
-              <w:pStyle w:val="11"/>
+              <w:top w:val="single" w:sz="4" w:space="0" w:color="000000"/>
+              <w:left w:val="single" w:sz="4" w:space="0" w:color="000000"/>
+              <w:bottom w:val="single" w:sz="4" w:space="0" w:color="000000"/>
+              <w:right w:val="single" w:sz="4" w:space="0" w:color="000000"/>
+            </w:tcBorders>
+          </w:tcPr>
+          <w:p>
+            <w:pPr>
+              <w:pStyle w:val="TableParagraph"/>
               <w:spacing w:before="147" w:line="240" w:lineRule="auto"/>
               <w:ind w:left="151" w:right="0"/>
               <w:jc w:val="left"/>
               <w:rPr>
-                <w:rFonts w:ascii="宋体" w:hAnsi="宋体" w:eastAsia="宋体" w:cs="宋体"/>
-                <w:sz w:val="28"/>
-                <w:szCs w:val="28"/>
-              </w:rPr>
-            </w:pPr>
-            <w:r>
-              <w:rPr>
-                <w:rFonts w:ascii="宋体" w:hAnsi="宋体" w:eastAsia="宋体" w:cs="宋体"/>
+                <w:rFonts w:ascii="宋体" w:eastAsia="宋体" w:hAnsi="宋体" w:cs="宋体"/>
+                <w:sz w:val="28"/>
+                <w:szCs w:val="28"/>
+              </w:rPr>
+            </w:pPr>
+            <w:r>
+              <w:rPr>
+                <w:rFonts w:ascii="宋体" w:eastAsia="宋体" w:hAnsi="宋体" w:cs="宋体"/>
                 <w:b/>
                 <w:bCs/>
                 <w:sz w:val="28"/>
@@ -95,26 +99,26 @@
           <w:tcPr>
             <w:tcW w:w="2100" w:type="dxa"/>
             <w:tcBorders>
-              <w:top w:val="single" w:color="000000" w:sz="4" w:space="0"/>
-              <w:left w:val="single" w:color="000000" w:sz="4" w:space="0"/>
-              <w:bottom w:val="single" w:color="000000" w:sz="4" w:space="0"/>
-              <w:right w:val="single" w:color="000000" w:sz="4" w:space="0"/>
-            </w:tcBorders>
-          </w:tcPr>
-          <w:p>
-            <w:pPr>
-              <w:pStyle w:val="11"/>
+              <w:top w:val="single" w:sz="4" w:space="0" w:color="000000"/>
+              <w:left w:val="single" w:sz="4" w:space="0" w:color="000000"/>
+              <w:bottom w:val="single" w:sz="4" w:space="0" w:color="000000"/>
+              <w:right w:val="single" w:sz="4" w:space="0" w:color="000000"/>
+            </w:tcBorders>
+          </w:tcPr>
+          <w:p>
+            <w:pPr>
+              <w:pStyle w:val="TableParagraph"/>
               <w:spacing w:before="202" w:line="240" w:lineRule="auto"/>
               <w:ind w:left="151" w:right="0"/>
               <w:jc w:val="left"/>
               <w:rPr>
-                <w:rFonts w:hint="default" w:eastAsia="宋体"/>
-                <w:lang w:val="en-US" w:eastAsia="zh-CN"/>
-              </w:rPr>
-            </w:pPr>
-            <w:r>
-              <w:rPr>
-                <w:rFonts w:hint="eastAsia" w:eastAsia="宋体"/>
+                <w:rFonts w:eastAsia="宋体" w:hint="default"/>
+                <w:lang w:val="en-US" w:eastAsia="zh-CN"/>
+              </w:rPr>
+            </w:pPr>
+            <w:r>
+              <w:rPr>
+                <w:rFonts w:eastAsia="宋体" w:hint="eastAsia"/>
                 <w:lang w:val="en-US" w:eastAsia="zh-CN"/>
               </w:rPr>
               <w:t>2026.9.7</w:t>
@@ -125,27 +129,27 @@
           <w:tcPr>
             <w:tcW w:w="1275" w:type="dxa"/>
             <w:tcBorders>
-              <w:top w:val="single" w:color="000000" w:sz="4" w:space="0"/>
-              <w:left w:val="single" w:color="000000" w:sz="4" w:space="0"/>
-              <w:bottom w:val="single" w:color="000000" w:sz="4" w:space="0"/>
-              <w:right w:val="single" w:color="000000" w:sz="4" w:space="0"/>
-            </w:tcBorders>
-          </w:tcPr>
-          <w:p>
-            <w:pPr>
-              <w:pStyle w:val="11"/>
+              <w:top w:val="single" w:sz="4" w:space="0" w:color="000000"/>
+              <w:left w:val="single" w:sz="4" w:space="0" w:color="000000"/>
+              <w:bottom w:val="single" w:sz="4" w:space="0" w:color="000000"/>
+              <w:right w:val="single" w:sz="4" w:space="0" w:color="000000"/>
+            </w:tcBorders>
+          </w:tcPr>
+          <w:p>
+            <w:pPr>
+              <w:pStyle w:val="TableParagraph"/>
               <w:spacing w:before="147" w:line="240" w:lineRule="auto"/>
-              <w:ind w:left="253" w:leftChars="0" w:right="0" w:hanging="253" w:hangingChars="90"/>
-              <w:jc w:val="left"/>
-              <w:rPr>
-                <w:rFonts w:ascii="宋体" w:hAnsi="宋体" w:eastAsia="宋体" w:cs="宋体"/>
-                <w:sz w:val="28"/>
-                <w:szCs w:val="28"/>
-              </w:rPr>
-            </w:pPr>
-            <w:r>
-              <w:rPr>
-                <w:rFonts w:ascii="宋体" w:hAnsi="宋体" w:eastAsia="宋体" w:cs="宋体"/>
+              <w:ind w:left="253" w:right="0" w:hanging="198" w:leftChars="0" w:hangingChars="90"/>
+              <w:jc w:val="left"/>
+              <w:rPr>
+                <w:rFonts w:ascii="宋体" w:eastAsia="宋体" w:hAnsi="宋体" w:cs="宋体"/>
+                <w:sz w:val="28"/>
+                <w:szCs w:val="28"/>
+              </w:rPr>
+            </w:pPr>
+            <w:r>
+              <w:rPr>
+                <w:rFonts w:ascii="宋体" w:eastAsia="宋体" w:hAnsi="宋体" w:cs="宋体"/>
                 <w:b/>
                 <w:bCs/>
                 <w:sz w:val="28"/>
@@ -160,15 +164,15 @@
             <w:tcW w:w="3109" w:type="dxa"/>
             <w:gridSpan w:val="2"/>
             <w:tcBorders>
-              <w:top w:val="single" w:color="000000" w:sz="4" w:space="0"/>
-              <w:left w:val="single" w:color="000000" w:sz="4" w:space="0"/>
-              <w:bottom w:val="single" w:color="000000" w:sz="4" w:space="0"/>
-              <w:right w:val="single" w:color="000000" w:sz="4" w:space="0"/>
-            </w:tcBorders>
-          </w:tcPr>
-          <w:p>
-            <w:pPr>
-              <w:pStyle w:val="11"/>
+              <w:top w:val="single" w:sz="4" w:space="0" w:color="000000"/>
+              <w:left w:val="single" w:sz="4" w:space="0" w:color="000000"/>
+              <w:bottom w:val="single" w:sz="4" w:space="0" w:color="000000"/>
+              <w:right w:val="single" w:sz="4" w:space="0" w:color="000000"/>
+            </w:tcBorders>
+          </w:tcPr>
+          <w:p>
+            <w:pPr>
+              <w:pStyle w:val="TableParagraph"/>
               <w:spacing w:before="202" w:line="240" w:lineRule="auto"/>
               <w:ind w:left="151" w:right="0"/>
               <w:jc w:val="left"/>
@@ -187,6 +191,9 @@
       </w:tr>
       <w:tr>
         <w:tblPrEx>
+          <w:tblW w:w="0" w:type="auto"/>
+          <w:tblInd w:w="104" w:type="dxa"/>
+          <w:tblLayout w:type="fixed"/>
           <w:tblCellMar>
             <w:top w:w="0" w:type="dxa"/>
             <w:left w:w="0" w:type="dxa"/>
@@ -195,34 +202,34 @@
           </w:tblCellMar>
         </w:tblPrEx>
         <w:trPr>
-          <w:trHeight w:val="826" w:hRule="exact"/>
+          <w:trHeight w:hRule="exact" w:val="826"/>
         </w:trPr>
         <w:tc>
           <w:tcPr>
             <w:tcW w:w="2044" w:type="dxa"/>
             <w:gridSpan w:val="2"/>
             <w:tcBorders>
-              <w:top w:val="single" w:color="000000" w:sz="4" w:space="0"/>
-              <w:left w:val="single" w:color="000000" w:sz="4" w:space="0"/>
-              <w:bottom w:val="single" w:color="000000" w:sz="4" w:space="0"/>
-              <w:right w:val="single" w:color="000000" w:sz="4" w:space="0"/>
-            </w:tcBorders>
-          </w:tcPr>
-          <w:p>
-            <w:pPr>
-              <w:pStyle w:val="11"/>
+              <w:top w:val="single" w:sz="4" w:space="0" w:color="000000"/>
+              <w:left w:val="single" w:sz="4" w:space="0" w:color="000000"/>
+              <w:bottom w:val="single" w:sz="4" w:space="0" w:color="000000"/>
+              <w:right w:val="single" w:sz="4" w:space="0" w:color="000000"/>
+            </w:tcBorders>
+          </w:tcPr>
+          <w:p>
+            <w:pPr>
+              <w:pStyle w:val="TableParagraph"/>
               <w:spacing w:before="137" w:line="240" w:lineRule="auto"/>
               <w:ind w:left="151" w:right="0"/>
               <w:jc w:val="left"/>
               <w:rPr>
-                <w:rFonts w:ascii="宋体" w:hAnsi="宋体" w:eastAsia="宋体" w:cs="宋体"/>
-                <w:sz w:val="28"/>
-                <w:szCs w:val="28"/>
-              </w:rPr>
-            </w:pPr>
-            <w:r>
-              <w:rPr>
-                <w:rFonts w:ascii="宋体" w:hAnsi="宋体" w:eastAsia="宋体" w:cs="宋体"/>
+                <w:rFonts w:ascii="宋体" w:eastAsia="宋体" w:hAnsi="宋体" w:cs="宋体"/>
+                <w:sz w:val="28"/>
+                <w:szCs w:val="28"/>
+              </w:rPr>
+            </w:pPr>
+            <w:r>
+              <w:rPr>
+                <w:rFonts w:ascii="宋体" w:eastAsia="宋体" w:hAnsi="宋体" w:cs="宋体"/>
                 <w:b/>
                 <w:bCs/>
                 <w:sz w:val="28"/>
@@ -236,20 +243,20 @@
           <w:tcPr>
             <w:tcW w:w="2100" w:type="dxa"/>
             <w:tcBorders>
-              <w:top w:val="single" w:color="000000" w:sz="4" w:space="0"/>
-              <w:left w:val="single" w:color="000000" w:sz="4" w:space="0"/>
-              <w:bottom w:val="single" w:color="000000" w:sz="4" w:space="0"/>
-              <w:right w:val="single" w:color="000000" w:sz="4" w:space="0"/>
-            </w:tcBorders>
-          </w:tcPr>
-          <w:p>
-            <w:pPr>
-              <w:pStyle w:val="11"/>
+              <w:top w:val="single" w:sz="4" w:space="0" w:color="000000"/>
+              <w:left w:val="single" w:sz="4" w:space="0" w:color="000000"/>
+              <w:bottom w:val="single" w:sz="4" w:space="0" w:color="000000"/>
+              <w:right w:val="single" w:sz="4" w:space="0" w:color="000000"/>
+            </w:tcBorders>
+          </w:tcPr>
+          <w:p>
+            <w:pPr>
+              <w:pStyle w:val="TableParagraph"/>
               <w:spacing w:before="202" w:line="240" w:lineRule="auto"/>
               <w:ind w:left="151" w:right="0"/>
               <w:jc w:val="left"/>
               <w:rPr>
-                <w:rFonts w:hint="default" w:eastAsia="宋体"/>
+                <w:rFonts w:eastAsia="宋体" w:hint="default"/>
                 <w:lang w:val="en-US" w:eastAsia="zh-CN"/>
               </w:rPr>
             </w:pPr>
@@ -266,27 +273,27 @@
           <w:tcPr>
             <w:tcW w:w="1275" w:type="dxa"/>
             <w:tcBorders>
-              <w:top w:val="single" w:color="000000" w:sz="4" w:space="0"/>
-              <w:left w:val="single" w:color="000000" w:sz="4" w:space="0"/>
-              <w:bottom w:val="single" w:color="000000" w:sz="4" w:space="0"/>
-              <w:right w:val="single" w:color="000000" w:sz="4" w:space="0"/>
-            </w:tcBorders>
-          </w:tcPr>
-          <w:p>
-            <w:pPr>
-              <w:pStyle w:val="11"/>
+              <w:top w:val="single" w:sz="4" w:space="0" w:color="000000"/>
+              <w:left w:val="single" w:sz="4" w:space="0" w:color="000000"/>
+              <w:bottom w:val="single" w:sz="4" w:space="0" w:color="000000"/>
+              <w:right w:val="single" w:sz="4" w:space="0" w:color="000000"/>
+            </w:tcBorders>
+          </w:tcPr>
+          <w:p>
+            <w:pPr>
+              <w:pStyle w:val="TableParagraph"/>
               <w:spacing w:before="137" w:line="240" w:lineRule="auto"/>
-              <w:ind w:left="-646" w:leftChars="0" w:right="0" w:firstLine="647" w:firstLineChars="230"/>
-              <w:jc w:val="left"/>
-              <w:rPr>
-                <w:rFonts w:ascii="宋体" w:hAnsi="宋体" w:eastAsia="宋体" w:cs="宋体"/>
-                <w:sz w:val="28"/>
-                <w:szCs w:val="28"/>
-              </w:rPr>
-            </w:pPr>
-            <w:r>
-              <w:rPr>
-                <w:rFonts w:ascii="宋体" w:hAnsi="宋体" w:eastAsia="宋体" w:cs="宋体"/>
+              <w:ind w:left="-646" w:right="0" w:firstLine="506" w:leftChars="0" w:firstLineChars="230"/>
+              <w:jc w:val="left"/>
+              <w:rPr>
+                <w:rFonts w:ascii="宋体" w:eastAsia="宋体" w:hAnsi="宋体" w:cs="宋体"/>
+                <w:sz w:val="28"/>
+                <w:szCs w:val="28"/>
+              </w:rPr>
+            </w:pPr>
+            <w:r>
+              <w:rPr>
+                <w:rFonts w:ascii="宋体" w:eastAsia="宋体" w:hAnsi="宋体" w:cs="宋体"/>
                 <w:b/>
                 <w:bCs/>
                 <w:sz w:val="28"/>
@@ -301,15 +308,15 @@
             <w:tcW w:w="3109" w:type="dxa"/>
             <w:gridSpan w:val="2"/>
             <w:tcBorders>
-              <w:top w:val="single" w:color="000000" w:sz="4" w:space="0"/>
-              <w:left w:val="single" w:color="000000" w:sz="4" w:space="0"/>
-              <w:bottom w:val="single" w:color="000000" w:sz="4" w:space="0"/>
-              <w:right w:val="single" w:color="000000" w:sz="4" w:space="0"/>
-            </w:tcBorders>
-          </w:tcPr>
-          <w:p>
-            <w:pPr>
-              <w:pStyle w:val="11"/>
+              <w:top w:val="single" w:sz="4" w:space="0" w:color="000000"/>
+              <w:left w:val="single" w:sz="4" w:space="0" w:color="000000"/>
+              <w:bottom w:val="single" w:sz="4" w:space="0" w:color="000000"/>
+              <w:right w:val="single" w:sz="4" w:space="0" w:color="000000"/>
+            </w:tcBorders>
+          </w:tcPr>
+          <w:p>
+            <w:pPr>
+              <w:pStyle w:val="TableParagraph"/>
               <w:spacing w:before="202" w:line="240" w:lineRule="auto"/>
               <w:ind w:left="151" w:right="0"/>
               <w:jc w:val="left"/>
@@ -325,7 +332,7 @@
             </w:r>
             <w:r>
               <w:rPr>
-                <w:rFonts w:hint="eastAsia" w:eastAsia="宋体"/>
+                <w:rFonts w:eastAsia="宋体" w:hint="eastAsia"/>
                 <w:lang w:eastAsia="zh-CN"/>
               </w:rPr>
               <w:t>SFKJ-ITSS-0301-运维服务能力管理制度</w:t>
@@ -341,6 +348,9 @@
       </w:tr>
       <w:tr>
         <w:tblPrEx>
+          <w:tblW w:w="0" w:type="auto"/>
+          <w:tblInd w:w="104" w:type="dxa"/>
+          <w:tblLayout w:type="fixed"/>
           <w:tblCellMar>
             <w:top w:w="0" w:type="dxa"/>
             <w:left w:w="0" w:type="dxa"/>
@@ -349,34 +359,34 @@
           </w:tblCellMar>
         </w:tblPrEx>
         <w:trPr>
-          <w:trHeight w:val="628" w:hRule="exact"/>
+          <w:trHeight w:hRule="exact" w:val="628"/>
         </w:trPr>
         <w:tc>
           <w:tcPr>
             <w:tcW w:w="2044" w:type="dxa"/>
             <w:gridSpan w:val="2"/>
             <w:tcBorders>
-              <w:top w:val="single" w:color="000000" w:sz="4" w:space="0"/>
-              <w:left w:val="single" w:color="000000" w:sz="4" w:space="0"/>
-              <w:bottom w:val="single" w:color="000000" w:sz="4" w:space="0"/>
-              <w:right w:val="single" w:color="000000" w:sz="4" w:space="0"/>
-            </w:tcBorders>
-          </w:tcPr>
-          <w:p>
-            <w:pPr>
-              <w:pStyle w:val="11"/>
+              <w:top w:val="single" w:sz="4" w:space="0" w:color="000000"/>
+              <w:left w:val="single" w:sz="4" w:space="0" w:color="000000"/>
+              <w:bottom w:val="single" w:sz="4" w:space="0" w:color="000000"/>
+              <w:right w:val="single" w:sz="4" w:space="0" w:color="000000"/>
+            </w:tcBorders>
+          </w:tcPr>
+          <w:p>
+            <w:pPr>
+              <w:pStyle w:val="TableParagraph"/>
               <w:spacing w:before="202" w:line="240" w:lineRule="auto"/>
               <w:ind w:left="151" w:right="0"/>
               <w:jc w:val="left"/>
               <w:rPr>
-                <w:rFonts w:ascii="宋体" w:hAnsi="宋体" w:eastAsia="宋体" w:cs="宋体"/>
-                <w:sz w:val="28"/>
-                <w:szCs w:val="28"/>
-              </w:rPr>
-            </w:pPr>
-            <w:r>
-              <w:rPr>
-                <w:rFonts w:ascii="宋体" w:hAnsi="宋体" w:eastAsia="宋体" w:cs="宋体"/>
+                <w:rFonts w:ascii="宋体" w:eastAsia="宋体" w:hAnsi="宋体" w:cs="宋体"/>
+                <w:sz w:val="28"/>
+                <w:szCs w:val="28"/>
+              </w:rPr>
+            </w:pPr>
+            <w:r>
+              <w:rPr>
+                <w:rFonts w:ascii="宋体" w:eastAsia="宋体" w:hAnsi="宋体" w:cs="宋体"/>
                 <w:b/>
                 <w:bCs/>
                 <w:sz w:val="28"/>
@@ -386,7 +396,7 @@
             </w:r>
             <w:r>
               <w:rPr>
-                <w:rFonts w:ascii="宋体" w:hAnsi="宋体" w:eastAsia="宋体" w:cs="宋体"/>
+                <w:rFonts w:ascii="宋体" w:eastAsia="宋体" w:hAnsi="宋体" w:cs="宋体"/>
                 <w:b/>
                 <w:bCs/>
                 <w:spacing w:val="-4"/>
@@ -397,7 +407,7 @@
             </w:r>
             <w:r>
               <w:rPr>
-                <w:rFonts w:ascii="宋体" w:hAnsi="宋体" w:eastAsia="宋体" w:cs="宋体"/>
+                <w:rFonts w:ascii="宋体" w:eastAsia="宋体" w:hAnsi="宋体" w:cs="宋体"/>
                 <w:b/>
                 <w:bCs/>
                 <w:sz w:val="28"/>
@@ -411,26 +421,26 @@
           <w:tcPr>
             <w:tcW w:w="2100" w:type="dxa"/>
             <w:tcBorders>
-              <w:top w:val="single" w:color="000000" w:sz="4" w:space="0"/>
-              <w:left w:val="single" w:color="000000" w:sz="4" w:space="0"/>
-              <w:bottom w:val="single" w:color="000000" w:sz="4" w:space="0"/>
-              <w:right w:val="single" w:color="000000" w:sz="4" w:space="0"/>
-            </w:tcBorders>
-          </w:tcPr>
-          <w:p>
-            <w:pPr>
-              <w:pStyle w:val="11"/>
+              <w:top w:val="single" w:sz="4" w:space="0" w:color="000000"/>
+              <w:left w:val="single" w:sz="4" w:space="0" w:color="000000"/>
+              <w:bottom w:val="single" w:sz="4" w:space="0" w:color="000000"/>
+              <w:right w:val="single" w:sz="4" w:space="0" w:color="000000"/>
+            </w:tcBorders>
+          </w:tcPr>
+          <w:p>
+            <w:pPr>
+              <w:pStyle w:val="TableParagraph"/>
               <w:spacing w:before="202" w:line="240" w:lineRule="auto"/>
               <w:ind w:left="151" w:right="0"/>
               <w:jc w:val="left"/>
               <w:rPr>
-                <w:rFonts w:hint="default" w:eastAsia="宋体"/>
-                <w:lang w:val="en-US" w:eastAsia="zh-CN"/>
-              </w:rPr>
-            </w:pPr>
-            <w:r>
-              <w:rPr>
-                <w:rFonts w:hint="eastAsia" w:eastAsia="宋体"/>
+                <w:rFonts w:eastAsia="宋体" w:hint="default"/>
+                <w:lang w:val="en-US" w:eastAsia="zh-CN"/>
+              </w:rPr>
+            </w:pPr>
+            <w:r>
+              <w:rPr>
+                <w:rFonts w:eastAsia="宋体" w:hint="eastAsia"/>
                 <w:lang w:val="en-US" w:eastAsia="zh-CN"/>
               </w:rPr>
               <w:t>汪锦坤-运维部</w:t>
@@ -441,27 +451,27 @@
           <w:tcPr>
             <w:tcW w:w="1275" w:type="dxa"/>
             <w:tcBorders>
-              <w:top w:val="single" w:color="000000" w:sz="4" w:space="0"/>
-              <w:left w:val="single" w:color="000000" w:sz="4" w:space="0"/>
-              <w:bottom w:val="single" w:color="000000" w:sz="4" w:space="0"/>
-              <w:right w:val="single" w:color="000000" w:sz="4" w:space="0"/>
-            </w:tcBorders>
-          </w:tcPr>
-          <w:p>
-            <w:pPr>
-              <w:pStyle w:val="11"/>
+              <w:top w:val="single" w:sz="4" w:space="0" w:color="000000"/>
+              <w:left w:val="single" w:sz="4" w:space="0" w:color="000000"/>
+              <w:bottom w:val="single" w:sz="4" w:space="0" w:color="000000"/>
+              <w:right w:val="single" w:sz="4" w:space="0" w:color="000000"/>
+            </w:tcBorders>
+          </w:tcPr>
+          <w:p>
+            <w:pPr>
+              <w:pStyle w:val="TableParagraph"/>
               <w:spacing w:before="202" w:line="240" w:lineRule="auto"/>
               <w:ind w:left="-219" w:right="0"/>
               <w:jc w:val="left"/>
               <w:rPr>
-                <w:rFonts w:ascii="宋体" w:hAnsi="宋体" w:eastAsia="宋体" w:cs="宋体"/>
-                <w:sz w:val="28"/>
-                <w:szCs w:val="28"/>
-              </w:rPr>
-            </w:pPr>
-            <w:r>
-              <w:rPr>
-                <w:rFonts w:ascii="宋体" w:hAnsi="宋体" w:eastAsia="宋体" w:cs="宋体"/>
+                <w:rFonts w:ascii="宋体" w:eastAsia="宋体" w:hAnsi="宋体" w:cs="宋体"/>
+                <w:sz w:val="28"/>
+                <w:szCs w:val="28"/>
+              </w:rPr>
+            </w:pPr>
+            <w:r>
+              <w:rPr>
+                <w:rFonts w:ascii="宋体" w:eastAsia="宋体" w:hAnsi="宋体" w:cs="宋体"/>
                 <w:sz w:val="28"/>
                 <w:szCs w:val="28"/>
               </w:rPr>
@@ -469,7 +479,7 @@
             </w:r>
             <w:r>
               <w:rPr>
-                <w:rFonts w:ascii="宋体" w:hAnsi="宋体" w:eastAsia="宋体" w:cs="宋体"/>
+                <w:rFonts w:ascii="宋体" w:eastAsia="宋体" w:hAnsi="宋体" w:cs="宋体"/>
                 <w:b/>
                 <w:bCs/>
                 <w:sz w:val="28"/>
@@ -484,15 +494,15 @@
             <w:tcW w:w="3109" w:type="dxa"/>
             <w:gridSpan w:val="2"/>
             <w:tcBorders>
-              <w:top w:val="single" w:color="000000" w:sz="4" w:space="0"/>
-              <w:left w:val="single" w:color="000000" w:sz="4" w:space="0"/>
-              <w:bottom w:val="single" w:color="000000" w:sz="4" w:space="0"/>
-              <w:right w:val="single" w:color="000000" w:sz="4" w:space="0"/>
-            </w:tcBorders>
-          </w:tcPr>
-          <w:p>
-            <w:pPr>
-              <w:pStyle w:val="11"/>
+              <w:top w:val="single" w:sz="4" w:space="0" w:color="000000"/>
+              <w:left w:val="single" w:sz="4" w:space="0" w:color="000000"/>
+              <w:bottom w:val="single" w:sz="4" w:space="0" w:color="000000"/>
+              <w:right w:val="single" w:sz="4" w:space="0" w:color="000000"/>
+            </w:tcBorders>
+          </w:tcPr>
+          <w:p>
+            <w:pPr>
+              <w:pStyle w:val="TableParagraph"/>
               <w:spacing w:before="202" w:line="240" w:lineRule="auto"/>
               <w:ind w:left="151" w:right="0"/>
               <w:jc w:val="left"/>
@@ -511,6 +521,9 @@
       </w:tr>
       <w:tr>
         <w:tblPrEx>
+          <w:tblW w:w="0" w:type="auto"/>
+          <w:tblInd w:w="104" w:type="dxa"/>
+          <w:tblLayout w:type="fixed"/>
           <w:tblCellMar>
             <w:top w:w="0" w:type="dxa"/>
             <w:left w:w="0" w:type="dxa"/>
@@ -519,22 +532,22 @@
           </w:tblCellMar>
         </w:tblPrEx>
         <w:trPr>
-          <w:trHeight w:val="692" w:hRule="exact"/>
+          <w:trHeight w:hRule="exact" w:val="692"/>
         </w:trPr>
         <w:tc>
           <w:tcPr>
             <w:tcW w:w="8528" w:type="dxa"/>
             <w:gridSpan w:val="6"/>
             <w:tcBorders>
-              <w:top w:val="single" w:color="000000" w:sz="4" w:space="0"/>
-              <w:left w:val="single" w:color="000000" w:sz="4" w:space="0"/>
-              <w:bottom w:val="single" w:color="000000" w:sz="4" w:space="0"/>
-              <w:right w:val="single" w:color="000000" w:sz="4" w:space="0"/>
-            </w:tcBorders>
-          </w:tcPr>
-          <w:p>
-            <w:pPr>
-              <w:pStyle w:val="11"/>
+              <w:top w:val="single" w:sz="4" w:space="0" w:color="000000"/>
+              <w:left w:val="single" w:sz="4" w:space="0" w:color="000000"/>
+              <w:bottom w:val="single" w:sz="4" w:space="0" w:color="000000"/>
+              <w:right w:val="single" w:sz="4" w:space="0" w:color="000000"/>
+            </w:tcBorders>
+          </w:tcPr>
+          <w:p>
+            <w:pPr>
+              <w:pStyle w:val="TableParagraph"/>
               <w:spacing w:before="202" w:line="240" w:lineRule="auto"/>
               <w:ind w:left="151" w:right="0"/>
               <w:jc w:val="left"/>
@@ -545,7 +558,7 @@
             </w:pPr>
             <w:r>
               <w:rPr>
-                <w:rFonts w:ascii="宋体" w:hAnsi="宋体" w:eastAsia="宋体" w:cs="宋体"/>
+                <w:rFonts w:ascii="宋体" w:eastAsia="宋体" w:hAnsi="宋体" w:cs="宋体"/>
                 <w:b/>
                 <w:bCs/>
                 <w:sz w:val="28"/>
@@ -555,7 +568,7 @@
             </w:r>
             <w:r>
               <w:rPr>
-                <w:rFonts w:hint="eastAsia" w:ascii="宋体" w:hAnsi="宋体" w:eastAsia="宋体" w:cs="宋体"/>
+                <w:rFonts w:ascii="宋体" w:eastAsia="宋体" w:hAnsi="宋体" w:cs="宋体" w:hint="eastAsia"/>
                 <w:b/>
                 <w:bCs/>
                 <w:sz w:val="28"/>
@@ -566,7 +579,7 @@
             </w:r>
             <w:r>
               <w:rPr>
-                <w:rFonts w:ascii="宋体" w:hAnsi="宋体" w:eastAsia="宋体" w:cs="宋体"/>
+                <w:rFonts w:ascii="宋体" w:eastAsia="宋体" w:hAnsi="宋体" w:cs="宋体"/>
                 <w:b/>
                 <w:bCs/>
                 <w:sz w:val="28"/>
@@ -577,12 +590,12 @@
           </w:p>
           <w:p>
             <w:pPr>
-              <w:pStyle w:val="11"/>
+              <w:pStyle w:val="TableParagraph"/>
               <w:spacing w:before="203" w:line="240" w:lineRule="auto"/>
               <w:ind w:left="151" w:right="0"/>
               <w:jc w:val="left"/>
               <w:rPr>
-                <w:rFonts w:hint="eastAsia" w:ascii="宋体" w:hAnsi="宋体" w:eastAsia="宋体" w:cs="宋体"/>
+                <w:rFonts w:ascii="宋体" w:eastAsia="宋体" w:hAnsi="宋体" w:cs="宋体" w:hint="eastAsia"/>
                 <w:sz w:val="28"/>
                 <w:szCs w:val="28"/>
                 <w:lang w:eastAsia="zh-CN"/>
@@ -600,6 +613,9 @@
       </w:tr>
       <w:tr>
         <w:tblPrEx>
+          <w:tblW w:w="0" w:type="auto"/>
+          <w:tblInd w:w="104" w:type="dxa"/>
+          <w:tblLayout w:type="fixed"/>
           <w:tblCellMar>
             <w:top w:w="0" w:type="dxa"/>
             <w:left w:w="0" w:type="dxa"/>
@@ -608,22 +624,22 @@
           </w:tblCellMar>
         </w:tblPrEx>
         <w:trPr>
-          <w:trHeight w:val="3829" w:hRule="exact"/>
+          <w:trHeight w:hRule="exact" w:val="3829"/>
         </w:trPr>
         <w:tc>
           <w:tcPr>
             <w:tcW w:w="8528" w:type="dxa"/>
             <w:gridSpan w:val="6"/>
             <w:tcBorders>
-              <w:top w:val="single" w:color="000000" w:sz="4" w:space="0"/>
-              <w:left w:val="single" w:color="000000" w:sz="4" w:space="0"/>
-              <w:bottom w:val="single" w:color="000000" w:sz="4" w:space="0"/>
-              <w:right w:val="single" w:color="000000" w:sz="4" w:space="0"/>
-            </w:tcBorders>
-          </w:tcPr>
-          <w:p>
-            <w:pPr>
-              <w:pStyle w:val="11"/>
+              <w:top w:val="single" w:sz="4" w:space="0" w:color="000000"/>
+              <w:left w:val="single" w:sz="4" w:space="0" w:color="000000"/>
+              <w:bottom w:val="single" w:sz="4" w:space="0" w:color="000000"/>
+              <w:right w:val="single" w:sz="4" w:space="0" w:color="000000"/>
+            </w:tcBorders>
+          </w:tcPr>
+          <w:p>
+            <w:pPr>
+              <w:pStyle w:val="TableParagraph"/>
               <w:keepNext w:val="0"/>
               <w:keepLines w:val="0"/>
               <w:pageBreakBefore w:val="0"/>
@@ -663,7 +679,7 @@
             </w:r>
             <w:r>
               <w:rPr>
-                <w:rFonts w:hint="eastAsia" w:eastAsia="宋体"/>
+                <w:rFonts w:eastAsia="宋体" w:hint="eastAsia"/>
                 <w:lang w:eastAsia="zh-CN"/>
               </w:rPr>
               <w:t>SFKJ-ITSS-0301-运维服务能力管理制度</w:t>
@@ -680,7 +696,7 @@
           </w:p>
           <w:p>
             <w:pPr>
-              <w:pStyle w:val="11"/>
+              <w:pStyle w:val="TableParagraph"/>
               <w:keepNext w:val="0"/>
               <w:keepLines w:val="0"/>
               <w:pageBreakBefore w:val="0"/>
@@ -699,17 +715,17 @@
               <w:adjustRightInd/>
               <w:snapToGrid/>
               <w:spacing w:before="203" w:line="120" w:lineRule="auto"/>
-              <w:ind w:left="425" w:leftChars="0" w:right="0" w:rightChars="0" w:hanging="425" w:firstLineChars="0"/>
+              <w:ind w:left="425" w:right="0" w:hanging="425" w:leftChars="0" w:rightChars="0" w:firstLineChars="0"/>
               <w:jc w:val="left"/>
               <w:textAlignment w:val="auto"/>
               <w:rPr>
-                <w:rFonts w:hint="default" w:eastAsia="宋体"/>
-                <w:lang w:val="en-US" w:eastAsia="zh-CN"/>
-              </w:rPr>
-            </w:pPr>
-            <w:r>
-              <w:rPr>
-                <w:rFonts w:hint="eastAsia" w:eastAsia="宋体"/>
+                <w:rFonts w:eastAsia="宋体" w:hint="default"/>
+                <w:lang w:val="en-US" w:eastAsia="zh-CN"/>
+              </w:rPr>
+            </w:pPr>
+            <w:r>
+              <w:rPr>
+                <w:rFonts w:eastAsia="宋体" w:hint="eastAsia"/>
                 <w:lang w:val="en-US" w:eastAsia="zh-CN"/>
               </w:rPr>
               <w:t>目的</w:t>
@@ -717,7 +733,7 @@
           </w:p>
           <w:p>
             <w:pPr>
-              <w:pStyle w:val="11"/>
+              <w:pStyle w:val="TableParagraph"/>
               <w:keepNext w:val="0"/>
               <w:keepLines w:val="0"/>
               <w:pageBreakBefore w:val="0"/>
@@ -736,17 +752,17 @@
               <w:adjustRightInd/>
               <w:snapToGrid/>
               <w:spacing w:before="203" w:line="120" w:lineRule="auto"/>
-              <w:ind w:left="425" w:leftChars="0" w:right="0" w:rightChars="0" w:hanging="425" w:firstLineChars="0"/>
+              <w:ind w:left="425" w:right="0" w:hanging="425" w:leftChars="0" w:rightChars="0" w:firstLineChars="0"/>
               <w:jc w:val="left"/>
               <w:textAlignment w:val="auto"/>
               <w:rPr>
-                <w:rFonts w:hint="default" w:eastAsia="宋体"/>
-                <w:lang w:val="en-US" w:eastAsia="zh-CN"/>
-              </w:rPr>
-            </w:pPr>
-            <w:r>
-              <w:rPr>
-                <w:rFonts w:hint="eastAsia" w:eastAsia="宋体"/>
+                <w:rFonts w:eastAsia="宋体" w:hint="default"/>
+                <w:lang w:val="en-US" w:eastAsia="zh-CN"/>
+              </w:rPr>
+            </w:pPr>
+            <w:r>
+              <w:rPr>
+                <w:rFonts w:eastAsia="宋体" w:hint="eastAsia"/>
                 <w:lang w:val="en-US" w:eastAsia="zh-CN"/>
               </w:rPr>
               <w:t>范围</w:t>
@@ -754,7 +770,7 @@
           </w:p>
           <w:p>
             <w:pPr>
-              <w:pStyle w:val="11"/>
+              <w:pStyle w:val="TableParagraph"/>
               <w:keepNext w:val="0"/>
               <w:keepLines w:val="0"/>
               <w:pageBreakBefore w:val="0"/>
@@ -773,17 +789,17 @@
               <w:adjustRightInd/>
               <w:snapToGrid/>
               <w:spacing w:before="203" w:line="120" w:lineRule="auto"/>
-              <w:ind w:left="425" w:leftChars="0" w:right="0" w:rightChars="0" w:hanging="425" w:firstLineChars="0"/>
+              <w:ind w:left="425" w:right="0" w:hanging="425" w:leftChars="0" w:rightChars="0" w:firstLineChars="0"/>
               <w:jc w:val="left"/>
               <w:textAlignment w:val="auto"/>
               <w:rPr>
-                <w:rFonts w:hint="default" w:eastAsia="宋体"/>
-                <w:lang w:val="en-US" w:eastAsia="zh-CN"/>
-              </w:rPr>
-            </w:pPr>
-            <w:r>
-              <w:rPr>
-                <w:rFonts w:hint="eastAsia" w:eastAsia="宋体"/>
+                <w:rFonts w:eastAsia="宋体" w:hint="default"/>
+                <w:lang w:val="en-US" w:eastAsia="zh-CN"/>
+              </w:rPr>
+            </w:pPr>
+            <w:r>
+              <w:rPr>
+                <w:rFonts w:eastAsia="宋体" w:hint="eastAsia"/>
                 <w:lang w:val="en-US" w:eastAsia="zh-CN"/>
               </w:rPr>
               <w:t>角色与职责</w:t>
@@ -791,7 +807,7 @@
           </w:p>
           <w:p>
             <w:pPr>
-              <w:pStyle w:val="11"/>
+              <w:pStyle w:val="TableParagraph"/>
               <w:keepNext w:val="0"/>
               <w:keepLines w:val="0"/>
               <w:pageBreakBefore w:val="0"/>
@@ -810,17 +826,17 @@
               <w:adjustRightInd/>
               <w:snapToGrid/>
               <w:spacing w:before="203" w:line="120" w:lineRule="auto"/>
-              <w:ind w:left="425" w:leftChars="0" w:right="0" w:rightChars="0" w:hanging="425" w:firstLineChars="0"/>
+              <w:ind w:left="425" w:right="0" w:hanging="425" w:leftChars="0" w:rightChars="0" w:firstLineChars="0"/>
               <w:jc w:val="left"/>
               <w:textAlignment w:val="auto"/>
               <w:rPr>
-                <w:rFonts w:hint="default" w:eastAsia="宋体"/>
-                <w:lang w:val="en-US" w:eastAsia="zh-CN"/>
-              </w:rPr>
-            </w:pPr>
-            <w:r>
-              <w:rPr>
-                <w:rFonts w:hint="eastAsia" w:eastAsia="宋体"/>
+                <w:rFonts w:eastAsia="宋体" w:hint="default"/>
+                <w:lang w:val="en-US" w:eastAsia="zh-CN"/>
+              </w:rPr>
+            </w:pPr>
+            <w:r>
+              <w:rPr>
+                <w:rFonts w:eastAsia="宋体" w:hint="eastAsia"/>
                 <w:lang w:val="en-US" w:eastAsia="zh-CN"/>
               </w:rPr>
               <w:t>具体内容</w:t>
@@ -828,7 +844,7 @@
           </w:p>
           <w:p>
             <w:pPr>
-              <w:pStyle w:val="11"/>
+              <w:pStyle w:val="TableParagraph"/>
               <w:keepNext w:val="0"/>
               <w:keepLines w:val="0"/>
               <w:pageBreakBefore w:val="0"/>
@@ -847,17 +863,17 @@
               <w:adjustRightInd/>
               <w:snapToGrid/>
               <w:spacing w:before="203" w:line="120" w:lineRule="auto"/>
-              <w:ind w:left="425" w:leftChars="0" w:right="0" w:rightChars="0" w:hanging="425" w:firstLineChars="0"/>
+              <w:ind w:left="425" w:right="0" w:hanging="425" w:leftChars="0" w:rightChars="0" w:firstLineChars="0"/>
               <w:jc w:val="left"/>
               <w:textAlignment w:val="auto"/>
               <w:rPr>
-                <w:rFonts w:hint="default" w:eastAsia="宋体"/>
-                <w:lang w:val="en-US" w:eastAsia="zh-CN"/>
-              </w:rPr>
-            </w:pPr>
-            <w:r>
-              <w:rPr>
-                <w:rFonts w:hint="eastAsia" w:eastAsia="宋体"/>
+                <w:rFonts w:eastAsia="宋体" w:hint="default"/>
+                <w:lang w:val="en-US" w:eastAsia="zh-CN"/>
+              </w:rPr>
+            </w:pPr>
+            <w:r>
+              <w:rPr>
+                <w:rFonts w:eastAsia="宋体" w:hint="eastAsia"/>
                 <w:lang w:val="en-US" w:eastAsia="zh-CN"/>
               </w:rPr>
               <w:t>能力管理细则</w:t>
@@ -865,7 +881,7 @@
           </w:p>
           <w:p>
             <w:pPr>
-              <w:pStyle w:val="11"/>
+              <w:pStyle w:val="TableParagraph"/>
               <w:keepNext w:val="0"/>
               <w:keepLines w:val="0"/>
               <w:pageBreakBefore w:val="0"/>
@@ -884,17 +900,17 @@
               <w:adjustRightInd/>
               <w:snapToGrid/>
               <w:spacing w:before="203" w:line="120" w:lineRule="auto"/>
-              <w:ind w:left="425" w:leftChars="0" w:right="0" w:rightChars="0" w:hanging="425" w:firstLineChars="0"/>
+              <w:ind w:left="425" w:right="0" w:hanging="425" w:leftChars="0" w:rightChars="0" w:firstLineChars="0"/>
               <w:jc w:val="left"/>
               <w:textAlignment w:val="auto"/>
               <w:rPr>
-                <w:rFonts w:hint="default" w:eastAsia="宋体"/>
-                <w:lang w:val="en-US" w:eastAsia="zh-CN"/>
-              </w:rPr>
-            </w:pPr>
-            <w:r>
-              <w:rPr>
-                <w:rFonts w:hint="eastAsia" w:eastAsia="宋体"/>
+                <w:rFonts w:eastAsia="宋体" w:hint="default"/>
+                <w:lang w:val="en-US" w:eastAsia="zh-CN"/>
+              </w:rPr>
+            </w:pPr>
+            <w:r>
+              <w:rPr>
+                <w:rFonts w:eastAsia="宋体" w:hint="eastAsia"/>
                 <w:lang w:val="en-US" w:eastAsia="zh-CN"/>
               </w:rPr>
               <w:t>过程质量控制</w:t>
@@ -902,7 +918,7 @@
           </w:p>
           <w:p>
             <w:pPr>
-              <w:pStyle w:val="11"/>
+              <w:pStyle w:val="TableParagraph"/>
               <w:keepNext w:val="0"/>
               <w:keepLines w:val="0"/>
               <w:pageBreakBefore w:val="0"/>
@@ -921,17 +937,17 @@
               <w:adjustRightInd/>
               <w:snapToGrid/>
               <w:spacing w:before="203" w:line="120" w:lineRule="auto"/>
-              <w:ind w:left="425" w:leftChars="0" w:right="0" w:rightChars="0" w:hanging="425" w:firstLineChars="0"/>
+              <w:ind w:left="425" w:right="0" w:hanging="425" w:leftChars="0" w:rightChars="0" w:firstLineChars="0"/>
               <w:jc w:val="left"/>
               <w:textAlignment w:val="auto"/>
               <w:rPr>
-                <w:rFonts w:hint="default" w:eastAsia="宋体"/>
-                <w:lang w:val="en-US" w:eastAsia="zh-CN"/>
-              </w:rPr>
-            </w:pPr>
-            <w:r>
-              <w:rPr>
-                <w:rFonts w:hint="eastAsia" w:eastAsia="宋体"/>
+                <w:rFonts w:eastAsia="宋体" w:hint="default"/>
+                <w:lang w:val="en-US" w:eastAsia="zh-CN"/>
+              </w:rPr>
+            </w:pPr>
+            <w:r>
+              <w:rPr>
+                <w:rFonts w:eastAsia="宋体" w:hint="eastAsia"/>
                 <w:lang w:val="en-US" w:eastAsia="zh-CN"/>
               </w:rPr>
               <w:t>能力计划遵循的原则</w:t>
@@ -939,7 +955,7 @@
           </w:p>
           <w:p>
             <w:pPr>
-              <w:pStyle w:val="11"/>
+              <w:pStyle w:val="TableParagraph"/>
               <w:keepNext w:val="0"/>
               <w:keepLines w:val="0"/>
               <w:pageBreakBefore w:val="0"/>
@@ -958,17 +974,17 @@
               <w:adjustRightInd/>
               <w:snapToGrid/>
               <w:spacing w:before="203" w:line="120" w:lineRule="auto"/>
-              <w:ind w:left="425" w:leftChars="0" w:right="0" w:rightChars="0" w:hanging="425" w:firstLineChars="0"/>
+              <w:ind w:left="425" w:right="0" w:hanging="425" w:leftChars="0" w:rightChars="0" w:firstLineChars="0"/>
               <w:jc w:val="left"/>
               <w:textAlignment w:val="auto"/>
               <w:rPr>
-                <w:rFonts w:hint="default" w:eastAsia="宋体"/>
-                <w:lang w:val="en-US" w:eastAsia="zh-CN"/>
-              </w:rPr>
-            </w:pPr>
-            <w:r>
-              <w:rPr>
-                <w:rFonts w:hint="eastAsia" w:eastAsia="宋体"/>
+                <w:rFonts w:eastAsia="宋体" w:hint="default"/>
+                <w:lang w:val="en-US" w:eastAsia="zh-CN"/>
+              </w:rPr>
+            </w:pPr>
+            <w:r>
+              <w:rPr>
+                <w:rFonts w:eastAsia="宋体" w:hint="eastAsia"/>
                 <w:lang w:val="en-US" w:eastAsia="zh-CN"/>
               </w:rPr>
               <w:t>输入</w:t>
@@ -978,6 +994,9 @@
       </w:tr>
       <w:tr>
         <w:tblPrEx>
+          <w:tblW w:w="0" w:type="auto"/>
+          <w:tblInd w:w="104" w:type="dxa"/>
+          <w:tblLayout w:type="fixed"/>
           <w:tblCellMar>
             <w:top w:w="0" w:type="dxa"/>
             <w:left w:w="0" w:type="dxa"/>
@@ -986,34 +1005,34 @@
           </w:tblCellMar>
         </w:tblPrEx>
         <w:trPr>
-          <w:trHeight w:val="634" w:hRule="exact"/>
+          <w:trHeight w:hRule="exact" w:val="634"/>
         </w:trPr>
         <w:tc>
           <w:tcPr>
             <w:tcW w:w="8528" w:type="dxa"/>
             <w:gridSpan w:val="6"/>
             <w:tcBorders>
-              <w:top w:val="single" w:color="000000" w:sz="4" w:space="0"/>
-              <w:left w:val="single" w:color="000000" w:sz="4" w:space="0"/>
-              <w:bottom w:val="single" w:color="000000" w:sz="4" w:space="0"/>
-              <w:right w:val="single" w:color="000000" w:sz="4" w:space="0"/>
-            </w:tcBorders>
-          </w:tcPr>
-          <w:p>
-            <w:pPr>
-              <w:pStyle w:val="11"/>
+              <w:top w:val="single" w:sz="4" w:space="0" w:color="000000"/>
+              <w:left w:val="single" w:sz="4" w:space="0" w:color="000000"/>
+              <w:bottom w:val="single" w:sz="4" w:space="0" w:color="000000"/>
+              <w:right w:val="single" w:sz="4" w:space="0" w:color="000000"/>
+            </w:tcBorders>
+          </w:tcPr>
+          <w:p>
+            <w:pPr>
+              <w:pStyle w:val="TableParagraph"/>
               <w:spacing w:before="86" w:line="240" w:lineRule="auto"/>
               <w:ind w:left="103" w:right="0"/>
               <w:jc w:val="left"/>
               <w:rPr>
-                <w:rFonts w:ascii="宋体" w:hAnsi="宋体" w:eastAsia="宋体" w:cs="宋体"/>
-                <w:sz w:val="28"/>
-                <w:szCs w:val="28"/>
-              </w:rPr>
-            </w:pPr>
-            <w:r>
-              <w:rPr>
-                <w:rFonts w:ascii="宋体" w:hAnsi="宋体" w:eastAsia="宋体" w:cs="宋体"/>
+                <w:rFonts w:ascii="宋体" w:eastAsia="宋体" w:hAnsi="宋体" w:cs="宋体"/>
+                <w:sz w:val="28"/>
+                <w:szCs w:val="28"/>
+              </w:rPr>
+            </w:pPr>
+            <w:r>
+              <w:rPr>
+                <w:rFonts w:ascii="宋体" w:eastAsia="宋体" w:hAnsi="宋体" w:cs="宋体"/>
                 <w:sz w:val="28"/>
                 <w:szCs w:val="28"/>
               </w:rPr>
@@ -1024,6 +1043,9 @@
       </w:tr>
       <w:tr>
         <w:tblPrEx>
+          <w:tblW w:w="0" w:type="auto"/>
+          <w:tblInd w:w="104" w:type="dxa"/>
+          <w:tblLayout w:type="fixed"/>
           <w:tblCellMar>
             <w:top w:w="0" w:type="dxa"/>
             <w:left w:w="0" w:type="dxa"/>
@@ -1032,33 +1054,33 @@
           </w:tblCellMar>
         </w:tblPrEx>
         <w:trPr>
-          <w:trHeight w:val="531" w:hRule="exact"/>
+          <w:trHeight w:hRule="exact" w:val="531"/>
         </w:trPr>
         <w:tc>
           <w:tcPr>
             <w:tcW w:w="764" w:type="dxa"/>
             <w:tcBorders>
-              <w:top w:val="single" w:color="000000" w:sz="4" w:space="0"/>
-              <w:left w:val="single" w:color="000000" w:sz="4" w:space="0"/>
-              <w:bottom w:val="single" w:color="000000" w:sz="4" w:space="0"/>
-              <w:right w:val="single" w:color="000000" w:sz="4" w:space="0"/>
-            </w:tcBorders>
-          </w:tcPr>
-          <w:p>
-            <w:pPr>
-              <w:pStyle w:val="11"/>
+              <w:top w:val="single" w:sz="4" w:space="0" w:color="000000"/>
+              <w:left w:val="single" w:sz="4" w:space="0" w:color="000000"/>
+              <w:bottom w:val="single" w:sz="4" w:space="0" w:color="000000"/>
+              <w:right w:val="single" w:sz="4" w:space="0" w:color="000000"/>
+            </w:tcBorders>
+          </w:tcPr>
+          <w:p>
+            <w:pPr>
+              <w:pStyle w:val="TableParagraph"/>
               <w:spacing w:before="98" w:line="240" w:lineRule="auto"/>
               <w:ind w:left="178" w:right="0"/>
               <w:jc w:val="left"/>
               <w:rPr>
-                <w:rFonts w:ascii="宋体" w:hAnsi="宋体" w:eastAsia="宋体" w:cs="宋体"/>
+                <w:rFonts w:ascii="宋体" w:eastAsia="宋体" w:hAnsi="宋体" w:cs="宋体"/>
                 <w:sz w:val="20"/>
                 <w:szCs w:val="20"/>
               </w:rPr>
             </w:pPr>
             <w:r>
               <w:rPr>
-                <w:rFonts w:ascii="宋体" w:hAnsi="宋体" w:eastAsia="宋体" w:cs="宋体"/>
+                <w:rFonts w:ascii="宋体" w:eastAsia="宋体" w:hAnsi="宋体" w:cs="宋体"/>
                 <w:b/>
                 <w:bCs/>
                 <w:sz w:val="20"/>
@@ -1072,27 +1094,27 @@
           <w:tcPr>
             <w:tcW w:w="1280" w:type="dxa"/>
             <w:tcBorders>
-              <w:top w:val="single" w:color="000000" w:sz="4" w:space="0"/>
-              <w:left w:val="single" w:color="000000" w:sz="4" w:space="0"/>
-              <w:bottom w:val="single" w:color="000000" w:sz="4" w:space="0"/>
-              <w:right w:val="single" w:color="000000" w:sz="4" w:space="0"/>
-            </w:tcBorders>
-          </w:tcPr>
-          <w:p>
-            <w:pPr>
-              <w:pStyle w:val="11"/>
+              <w:top w:val="single" w:sz="4" w:space="0" w:color="000000"/>
+              <w:left w:val="single" w:sz="4" w:space="0" w:color="000000"/>
+              <w:bottom w:val="single" w:sz="4" w:space="0" w:color="000000"/>
+              <w:right w:val="single" w:sz="4" w:space="0" w:color="000000"/>
+            </w:tcBorders>
+          </w:tcPr>
+          <w:p>
+            <w:pPr>
+              <w:pStyle w:val="TableParagraph"/>
               <w:spacing w:before="98" w:line="240" w:lineRule="auto"/>
               <w:ind w:left="395" w:right="0"/>
               <w:jc w:val="left"/>
               <w:rPr>
-                <w:rFonts w:ascii="宋体" w:hAnsi="宋体" w:eastAsia="宋体" w:cs="宋体"/>
+                <w:rFonts w:ascii="宋体" w:eastAsia="宋体" w:hAnsi="宋体" w:cs="宋体"/>
                 <w:sz w:val="20"/>
                 <w:szCs w:val="20"/>
               </w:rPr>
             </w:pPr>
             <w:r>
               <w:rPr>
-                <w:rFonts w:ascii="宋体" w:hAnsi="宋体" w:eastAsia="宋体" w:cs="宋体"/>
+                <w:rFonts w:ascii="宋体" w:eastAsia="宋体" w:hAnsi="宋体" w:cs="宋体"/>
                 <w:b/>
                 <w:bCs/>
                 <w:sz w:val="20"/>
@@ -1106,20 +1128,20 @@
           <w:tcPr>
             <w:tcW w:w="2100" w:type="dxa"/>
             <w:tcBorders>
-              <w:top w:val="single" w:color="000000" w:sz="4" w:space="0"/>
-              <w:left w:val="single" w:color="000000" w:sz="4" w:space="0"/>
-              <w:bottom w:val="single" w:color="000000" w:sz="4" w:space="0"/>
-              <w:right w:val="single" w:color="000000" w:sz="4" w:space="0"/>
-            </w:tcBorders>
-          </w:tcPr>
-          <w:p>
-            <w:pPr>
-              <w:pStyle w:val="11"/>
+              <w:top w:val="single" w:sz="4" w:space="0" w:color="000000"/>
+              <w:left w:val="single" w:sz="4" w:space="0" w:color="000000"/>
+              <w:bottom w:val="single" w:sz="4" w:space="0" w:color="000000"/>
+              <w:right w:val="single" w:sz="4" w:space="0" w:color="000000"/>
+            </w:tcBorders>
+          </w:tcPr>
+          <w:p>
+            <w:pPr>
+              <w:pStyle w:val="TableParagraph"/>
               <w:spacing w:before="98" w:line="240" w:lineRule="auto"/>
               <w:ind w:left="395" w:right="0"/>
               <w:jc w:val="left"/>
               <w:rPr>
-                <w:rFonts w:ascii="宋体" w:hAnsi="宋体" w:eastAsia="宋体" w:cs="宋体"/>
+                <w:rFonts w:ascii="宋体" w:eastAsia="宋体" w:hAnsi="宋体" w:cs="宋体"/>
                 <w:b/>
                 <w:bCs/>
                 <w:sz w:val="20"/>
@@ -1128,7 +1150,7 @@
             </w:pPr>
             <w:r>
               <w:rPr>
-                <w:rFonts w:ascii="宋体" w:hAnsi="宋体" w:eastAsia="宋体" w:cs="宋体"/>
+                <w:rFonts w:ascii="宋体" w:eastAsia="宋体" w:hAnsi="宋体" w:cs="宋体"/>
                 <w:b/>
                 <w:bCs/>
                 <w:sz w:val="20"/>
@@ -1142,20 +1164,20 @@
           <w:tcPr>
             <w:tcW w:w="1275" w:type="dxa"/>
             <w:tcBorders>
-              <w:top w:val="single" w:color="000000" w:sz="4" w:space="0"/>
-              <w:left w:val="single" w:color="000000" w:sz="4" w:space="0"/>
-              <w:bottom w:val="single" w:color="000000" w:sz="4" w:space="0"/>
-              <w:right w:val="single" w:color="000000" w:sz="4" w:space="0"/>
-            </w:tcBorders>
-          </w:tcPr>
-          <w:p>
-            <w:pPr>
-              <w:pStyle w:val="11"/>
+              <w:top w:val="single" w:sz="4" w:space="0" w:color="000000"/>
+              <w:left w:val="single" w:sz="4" w:space="0" w:color="000000"/>
+              <w:bottom w:val="single" w:sz="4" w:space="0" w:color="000000"/>
+              <w:right w:val="single" w:sz="4" w:space="0" w:color="000000"/>
+            </w:tcBorders>
+          </w:tcPr>
+          <w:p>
+            <w:pPr>
+              <w:pStyle w:val="TableParagraph"/>
               <w:spacing w:before="98" w:line="240" w:lineRule="auto"/>
               <w:ind w:left="395" w:right="0"/>
               <w:jc w:val="left"/>
               <w:rPr>
-                <w:rFonts w:ascii="宋体" w:hAnsi="宋体" w:eastAsia="宋体" w:cs="宋体"/>
+                <w:rFonts w:ascii="宋体" w:eastAsia="宋体" w:hAnsi="宋体" w:cs="宋体"/>
                 <w:b/>
                 <w:bCs/>
                 <w:sz w:val="20"/>
@@ -1164,7 +1186,7 @@
             </w:pPr>
             <w:r>
               <w:rPr>
-                <w:rFonts w:ascii="宋体" w:hAnsi="宋体" w:eastAsia="宋体" w:cs="宋体"/>
+                <w:rFonts w:ascii="宋体" w:eastAsia="宋体" w:hAnsi="宋体" w:cs="宋体"/>
                 <w:b/>
                 <w:bCs/>
                 <w:sz w:val="20"/>
@@ -1178,20 +1200,20 @@
           <w:tcPr>
             <w:tcW w:w="1305" w:type="dxa"/>
             <w:tcBorders>
-              <w:top w:val="single" w:color="000000" w:sz="4" w:space="0"/>
-              <w:left w:val="single" w:color="000000" w:sz="4" w:space="0"/>
-              <w:bottom w:val="single" w:color="000000" w:sz="4" w:space="0"/>
-              <w:right w:val="single" w:color="000000" w:sz="4" w:space="0"/>
-            </w:tcBorders>
-          </w:tcPr>
-          <w:p>
-            <w:pPr>
-              <w:pStyle w:val="11"/>
+              <w:top w:val="single" w:sz="4" w:space="0" w:color="000000"/>
+              <w:left w:val="single" w:sz="4" w:space="0" w:color="000000"/>
+              <w:bottom w:val="single" w:sz="4" w:space="0" w:color="000000"/>
+              <w:right w:val="single" w:sz="4" w:space="0" w:color="000000"/>
+            </w:tcBorders>
+          </w:tcPr>
+          <w:p>
+            <w:pPr>
+              <w:pStyle w:val="TableParagraph"/>
               <w:spacing w:before="98" w:line="240" w:lineRule="auto"/>
               <w:ind w:left="395" w:right="0"/>
               <w:jc w:val="left"/>
               <w:rPr>
-                <w:rFonts w:ascii="宋体" w:hAnsi="宋体" w:eastAsia="宋体" w:cs="宋体"/>
+                <w:rFonts w:ascii="宋体" w:eastAsia="宋体" w:hAnsi="宋体" w:cs="宋体"/>
                 <w:b/>
                 <w:bCs/>
                 <w:sz w:val="20"/>
@@ -1200,7 +1222,7 @@
             </w:pPr>
             <w:r>
               <w:rPr>
-                <w:rFonts w:ascii="宋体" w:hAnsi="宋体" w:eastAsia="宋体" w:cs="宋体"/>
+                <w:rFonts w:ascii="宋体" w:eastAsia="宋体" w:hAnsi="宋体" w:cs="宋体"/>
                 <w:b/>
                 <w:bCs/>
                 <w:sz w:val="20"/>
@@ -1214,20 +1236,20 @@
           <w:tcPr>
             <w:tcW w:w="1804" w:type="dxa"/>
             <w:tcBorders>
-              <w:top w:val="single" w:color="000000" w:sz="4" w:space="0"/>
-              <w:left w:val="single" w:color="000000" w:sz="4" w:space="0"/>
-              <w:bottom w:val="single" w:color="000000" w:sz="4" w:space="0"/>
-              <w:right w:val="single" w:color="000000" w:sz="4" w:space="0"/>
-            </w:tcBorders>
-          </w:tcPr>
-          <w:p>
-            <w:pPr>
-              <w:pStyle w:val="11"/>
+              <w:top w:val="single" w:sz="4" w:space="0" w:color="000000"/>
+              <w:left w:val="single" w:sz="4" w:space="0" w:color="000000"/>
+              <w:bottom w:val="single" w:sz="4" w:space="0" w:color="000000"/>
+              <w:right w:val="single" w:sz="4" w:space="0" w:color="000000"/>
+            </w:tcBorders>
+          </w:tcPr>
+          <w:p>
+            <w:pPr>
+              <w:pStyle w:val="TableParagraph"/>
               <w:spacing w:before="98" w:line="240" w:lineRule="auto"/>
               <w:ind w:left="395" w:right="0"/>
               <w:jc w:val="left"/>
               <w:rPr>
-                <w:rFonts w:ascii="宋体" w:hAnsi="宋体" w:eastAsia="宋体" w:cs="宋体"/>
+                <w:rFonts w:ascii="宋体" w:eastAsia="宋体" w:hAnsi="宋体" w:cs="宋体"/>
                 <w:b/>
                 <w:bCs/>
                 <w:sz w:val="20"/>
@@ -1236,7 +1258,7 @@
             </w:pPr>
             <w:r>
               <w:rPr>
-                <w:rFonts w:ascii="宋体" w:hAnsi="宋体" w:eastAsia="宋体" w:cs="宋体"/>
+                <w:rFonts w:ascii="宋体" w:eastAsia="宋体" w:hAnsi="宋体" w:cs="宋体"/>
                 <w:b/>
                 <w:bCs/>
                 <w:sz w:val="20"/>
@@ -1249,6 +1271,9 @@
       </w:tr>
       <w:tr>
         <w:tblPrEx>
+          <w:tblW w:w="0" w:type="auto"/>
+          <w:tblInd w:w="104" w:type="dxa"/>
+          <w:tblLayout w:type="fixed"/>
           <w:tblCellMar>
             <w:top w:w="0" w:type="dxa"/>
             <w:left w:w="0" w:type="dxa"/>
@@ -1257,16 +1282,16 @@
           </w:tblCellMar>
         </w:tblPrEx>
         <w:trPr>
-          <w:trHeight w:val="634" w:hRule="exact"/>
+          <w:trHeight w:hRule="exact" w:val="634"/>
         </w:trPr>
         <w:tc>
           <w:tcPr>
             <w:tcW w:w="764" w:type="dxa"/>
             <w:tcBorders>
-              <w:top w:val="single" w:color="000000" w:sz="4" w:space="0"/>
-              <w:left w:val="single" w:color="000000" w:sz="4" w:space="0"/>
-              <w:bottom w:val="single" w:color="000000" w:sz="4" w:space="0"/>
-              <w:right w:val="single" w:color="000000" w:sz="4" w:space="0"/>
+              <w:top w:val="single" w:sz="4" w:space="0" w:color="000000"/>
+              <w:left w:val="single" w:sz="4" w:space="0" w:color="000000"/>
+              <w:bottom w:val="single" w:sz="4" w:space="0" w:color="000000"/>
+              <w:right w:val="single" w:sz="4" w:space="0" w:color="000000"/>
             </w:tcBorders>
           </w:tcPr>
           <w:p>
@@ -1275,15 +1300,15 @@
               <w:ind w:left="102" w:right="0"/>
               <w:jc w:val="left"/>
               <w:rPr>
-                <w:rFonts w:hint="eastAsia" w:ascii="宋体" w:hAnsi="宋体" w:eastAsia="宋体" w:cs="宋体"/>
-                <w:sz w:val="28"/>
-                <w:szCs w:val="28"/>
-                <w:lang w:val="en-US" w:eastAsia="zh-CN"/>
-              </w:rPr>
-            </w:pPr>
-            <w:r>
-              <w:rPr>
-                <w:rFonts w:hint="eastAsia" w:ascii="宋体" w:hAnsi="宋体" w:eastAsia="宋体" w:cs="宋体"/>
+                <w:rFonts w:ascii="宋体" w:eastAsia="宋体" w:hAnsi="宋体" w:cs="宋体" w:hint="eastAsia"/>
+                <w:sz w:val="28"/>
+                <w:szCs w:val="28"/>
+                <w:lang w:val="en-US" w:eastAsia="zh-CN"/>
+              </w:rPr>
+            </w:pPr>
+            <w:r>
+              <w:rPr>
+                <w:rFonts w:ascii="宋体" w:eastAsia="宋体" w:hAnsi="宋体" w:cs="宋体" w:hint="eastAsia"/>
                 <w:sz w:val="28"/>
                 <w:szCs w:val="28"/>
                 <w:lang w:val="en-US" w:eastAsia="zh-CN"/>
@@ -1296,10 +1321,10 @@
           <w:tcPr>
             <w:tcW w:w="1280" w:type="dxa"/>
             <w:tcBorders>
-              <w:top w:val="single" w:color="000000" w:sz="4" w:space="0"/>
-              <w:left w:val="single" w:color="000000" w:sz="4" w:space="0"/>
-              <w:bottom w:val="single" w:color="000000" w:sz="4" w:space="0"/>
-              <w:right w:val="single" w:color="000000" w:sz="4" w:space="0"/>
+              <w:top w:val="single" w:sz="4" w:space="0" w:color="000000"/>
+              <w:left w:val="single" w:sz="4" w:space="0" w:color="000000"/>
+              <w:bottom w:val="single" w:sz="4" w:space="0" w:color="000000"/>
+              <w:right w:val="single" w:sz="4" w:space="0" w:color="000000"/>
             </w:tcBorders>
             <w:vAlign w:val="center"/>
           </w:tcPr>
@@ -1312,7 +1337,7 @@
               <w:jc w:val="left"/>
               <w:textAlignment w:val="center"/>
               <w:rPr>
-                <w:rFonts w:hint="default" w:ascii="宋体" w:hAnsi="宋体" w:eastAsia="宋体" w:cs="宋体"/>
+                <w:rFonts w:ascii="宋体" w:eastAsia="宋体" w:hAnsi="宋体" w:cs="宋体" w:hint="default"/>
                 <w:sz w:val="28"/>
                 <w:szCs w:val="28"/>
                 <w:highlight w:val="none"/>
@@ -1321,7 +1346,7 @@
             </w:pPr>
             <w:r>
               <w:rPr>
-                <w:rFonts w:hint="eastAsia" w:ascii="宋体" w:hAnsi="宋体" w:eastAsia="宋体" w:cs="宋体"/>
+                <w:rFonts w:ascii="宋体" w:eastAsia="宋体" w:hAnsi="宋体" w:cs="宋体" w:hint="eastAsia"/>
                 <w:i w:val="0"/>
                 <w:iCs w:val="0"/>
                 <w:color w:val="000000"/>
@@ -1329,7 +1354,7 @@
                 <w:sz w:val="24"/>
                 <w:szCs w:val="24"/>
                 <w:u w:val="none"/>
-                <w:lang w:val="en-US" w:eastAsia="zh-CN" w:bidi="ar"/>
+                <w:lang w:val="en-US" w:eastAsia="zh-CN"/>
               </w:rPr>
               <w:t>马盛艳</w:t>
             </w:r>
@@ -1339,10 +1364,10 @@
           <w:tcPr>
             <w:tcW w:w="2100" w:type="dxa"/>
             <w:tcBorders>
-              <w:top w:val="single" w:color="000000" w:sz="4" w:space="0"/>
-              <w:left w:val="single" w:color="000000" w:sz="4" w:space="0"/>
-              <w:bottom w:val="single" w:color="000000" w:sz="4" w:space="0"/>
-              <w:right w:val="single" w:color="000000" w:sz="4" w:space="0"/>
+              <w:top w:val="single" w:sz="4" w:space="0" w:color="000000"/>
+              <w:left w:val="single" w:sz="4" w:space="0" w:color="000000"/>
+              <w:bottom w:val="single" w:sz="4" w:space="0" w:color="000000"/>
+              <w:right w:val="single" w:sz="4" w:space="0" w:color="000000"/>
             </w:tcBorders>
             <w:vAlign w:val="center"/>
           </w:tcPr>
@@ -1355,17 +1380,17 @@
               <w:jc w:val="left"/>
               <w:textAlignment w:val="center"/>
               <w:rPr>
-                <w:rFonts w:hint="default" w:ascii="宋体" w:hAnsi="宋体" w:eastAsia="宋体" w:cs="宋体"/>
+                <w:rFonts w:ascii="宋体" w:eastAsia="宋体" w:hAnsi="宋体" w:cs="宋体" w:hint="default"/>
                 <w:sz w:val="28"/>
                 <w:szCs w:val="28"/>
                 <w:highlight w:val="yellow"/>
-                <w:shd w:val="clear" w:fill="FFFF00"/>
-                <w:lang w:val="en-US" w:eastAsia="zh-CN"/>
-              </w:rPr>
-            </w:pPr>
-            <w:r>
-              <w:rPr>
-                <w:rFonts w:hint="eastAsia" w:ascii="宋体" w:hAnsi="宋体" w:eastAsia="宋体" w:cs="宋体"/>
+                <w:shd w:val="clear" w:color="auto" w:fill="FFFF00"/>
+                <w:lang w:val="en-US" w:eastAsia="zh-CN"/>
+              </w:rPr>
+            </w:pPr>
+            <w:r>
+              <w:rPr>
+                <w:rFonts w:ascii="宋体" w:eastAsia="宋体" w:hAnsi="宋体" w:cs="宋体" w:hint="eastAsia"/>
                 <w:i w:val="0"/>
                 <w:iCs w:val="0"/>
                 <w:color w:val="000000"/>
@@ -1373,8 +1398,8 @@
                 <w:sz w:val="24"/>
                 <w:szCs w:val="24"/>
                 <w:u w:val="none"/>
-                <w:shd w:val="clear" w:fill="FFFF00"/>
-                <w:lang w:val="en-US" w:eastAsia="zh-CN" w:bidi="ar"/>
+                <w:shd w:val="clear" w:color="auto" w:fill="FFFF00"/>
+                <w:lang w:val="en-US" w:eastAsia="zh-CN"/>
               </w:rPr>
               <w:t>马盛艳</w:t>
             </w:r>
@@ -1384,10 +1409,10 @@
           <w:tcPr>
             <w:tcW w:w="1275" w:type="dxa"/>
             <w:tcBorders>
-              <w:top w:val="single" w:color="000000" w:sz="4" w:space="0"/>
-              <w:left w:val="single" w:color="000000" w:sz="4" w:space="0"/>
-              <w:bottom w:val="single" w:color="000000" w:sz="4" w:space="0"/>
-              <w:right w:val="single" w:color="000000" w:sz="4" w:space="0"/>
+              <w:top w:val="single" w:sz="4" w:space="0" w:color="000000"/>
+              <w:left w:val="single" w:sz="4" w:space="0" w:color="000000"/>
+              <w:bottom w:val="single" w:sz="4" w:space="0" w:color="000000"/>
+              <w:right w:val="single" w:sz="4" w:space="0" w:color="000000"/>
             </w:tcBorders>
           </w:tcPr>
           <w:p>
@@ -1396,15 +1421,15 @@
               <w:ind w:left="102" w:right="0"/>
               <w:jc w:val="left"/>
               <w:rPr>
-                <w:rFonts w:hint="eastAsia" w:ascii="宋体" w:hAnsi="宋体" w:eastAsia="宋体" w:cs="宋体"/>
-                <w:sz w:val="28"/>
-                <w:szCs w:val="28"/>
-                <w:lang w:val="en-US" w:eastAsia="zh-CN"/>
-              </w:rPr>
-            </w:pPr>
-            <w:r>
-              <w:rPr>
-                <w:rFonts w:hint="eastAsia" w:ascii="宋体" w:hAnsi="宋体" w:eastAsia="宋体" w:cs="宋体"/>
+                <w:rFonts w:ascii="宋体" w:eastAsia="宋体" w:hAnsi="宋体" w:cs="宋体" w:hint="eastAsia"/>
+                <w:sz w:val="28"/>
+                <w:szCs w:val="28"/>
+                <w:lang w:val="en-US" w:eastAsia="zh-CN"/>
+              </w:rPr>
+            </w:pPr>
+            <w:r>
+              <w:rPr>
+                <w:rFonts w:ascii="宋体" w:eastAsia="宋体" w:hAnsi="宋体" w:cs="宋体" w:hint="eastAsia"/>
                 <w:sz w:val="28"/>
                 <w:szCs w:val="28"/>
                 <w:lang w:val="en-US" w:eastAsia="zh-CN"/>
@@ -1417,12 +1442,12 @@
           <w:tcPr>
             <w:tcW w:w="1305" w:type="dxa"/>
             <w:tcBorders>
-              <w:top w:val="single" w:color="000000" w:sz="4" w:space="0"/>
-              <w:left w:val="single" w:color="000000" w:sz="4" w:space="0"/>
-              <w:bottom w:val="single" w:color="000000" w:sz="4" w:space="0"/>
-              <w:right w:val="single" w:color="000000" w:sz="4" w:space="0"/>
-            </w:tcBorders>
-            <w:shd w:val="clear"/>
+              <w:top w:val="single" w:sz="4" w:space="0" w:color="000000"/>
+              <w:left w:val="single" w:sz="4" w:space="0" w:color="000000"/>
+              <w:bottom w:val="single" w:sz="4" w:space="0" w:color="000000"/>
+              <w:right w:val="single" w:sz="4" w:space="0" w:color="000000"/>
+            </w:tcBorders>
+            <w:shd w:val="clear" w:color="auto" w:fill="auto"/>
             <w:vAlign w:val="center"/>
           </w:tcPr>
           <w:p>
@@ -1434,7 +1459,7 @@
               <w:jc w:val="left"/>
               <w:textAlignment w:val="center"/>
               <w:rPr>
-                <w:rFonts w:hint="default" w:ascii="宋体" w:hAnsi="宋体" w:eastAsia="宋体" w:cs="宋体"/>
+                <w:rFonts w:ascii="宋体" w:eastAsia="宋体" w:hAnsi="宋体" w:cs="宋体" w:hint="default"/>
                 <w:i w:val="0"/>
                 <w:iCs w:val="0"/>
                 <w:color w:val="000000"/>
@@ -1446,7 +1471,7 @@
             </w:pPr>
             <w:r>
               <w:rPr>
-                <w:rFonts w:hint="eastAsia" w:ascii="宋体" w:hAnsi="宋体" w:eastAsia="宋体" w:cs="宋体"/>
+                <w:rFonts w:ascii="宋体" w:eastAsia="宋体" w:hAnsi="宋体" w:cs="宋体" w:hint="eastAsia"/>
                 <w:i w:val="0"/>
                 <w:iCs w:val="0"/>
                 <w:color w:val="000000"/>
@@ -1454,7 +1479,7 @@
                 <w:sz w:val="24"/>
                 <w:szCs w:val="24"/>
                 <w:u w:val="none"/>
-                <w:lang w:val="en-US" w:eastAsia="zh-CN" w:bidi="ar"/>
+                <w:lang w:val="en-US" w:eastAsia="zh-CN"/>
               </w:rPr>
               <w:t>李勤锐</w:t>
             </w:r>
@@ -1464,16 +1489,16 @@
           <w:tcPr>
             <w:tcW w:w="1804" w:type="dxa"/>
             <w:tcBorders>
-              <w:top w:val="single" w:color="000000" w:sz="4" w:space="0"/>
-              <w:left w:val="single" w:color="000000" w:sz="4" w:space="0"/>
-              <w:bottom w:val="single" w:color="000000" w:sz="4" w:space="0"/>
-              <w:right w:val="single" w:color="000000" w:sz="4" w:space="0"/>
+              <w:top w:val="single" w:sz="4" w:space="0" w:color="000000"/>
+              <w:left w:val="single" w:sz="4" w:space="0" w:color="000000"/>
+              <w:bottom w:val="single" w:sz="4" w:space="0" w:color="000000"/>
+              <w:right w:val="single" w:sz="4" w:space="0" w:color="000000"/>
             </w:tcBorders>
           </w:tcPr>
           <w:p>
             <w:pPr>
               <w:spacing w:before="110" w:line="240" w:lineRule="auto"/>
-              <w:ind w:left="102" w:leftChars="0" w:right="0" w:rightChars="0"/>
+              <w:ind w:left="102" w:right="0" w:leftChars="0" w:rightChars="0"/>
               <w:jc w:val="left"/>
               <w:rPr>
                 <w:highlight w:val="yellow"/>
@@ -1481,7 +1506,7 @@
             </w:pPr>
             <w:r>
               <w:rPr>
-                <w:rFonts w:hint="eastAsia" w:ascii="宋体" w:hAnsi="宋体" w:eastAsia="宋体" w:cs="宋体"/>
+                <w:rFonts w:ascii="宋体" w:eastAsia="宋体" w:hAnsi="宋体" w:cs="宋体" w:hint="eastAsia"/>
                 <w:i w:val="0"/>
                 <w:iCs w:val="0"/>
                 <w:color w:val="000000"/>
@@ -1489,8 +1514,8 @@
                 <w:sz w:val="24"/>
                 <w:szCs w:val="24"/>
                 <w:u w:val="none"/>
-                <w:shd w:val="clear" w:fill="FFFF00"/>
-                <w:lang w:val="en-US" w:eastAsia="zh-CN" w:bidi="ar"/>
+                <w:shd w:val="clear" w:color="auto" w:fill="FFFF00"/>
+                <w:lang w:val="en-US" w:eastAsia="zh-CN"/>
               </w:rPr>
               <w:t>李勤锐</w:t>
             </w:r>
@@ -1499,6 +1524,9 @@
       </w:tr>
       <w:tr>
         <w:tblPrEx>
+          <w:tblW w:w="0" w:type="auto"/>
+          <w:tblInd w:w="104" w:type="dxa"/>
+          <w:tblLayout w:type="fixed"/>
           <w:tblCellMar>
             <w:top w:w="0" w:type="dxa"/>
             <w:left w:w="0" w:type="dxa"/>
@@ -1507,16 +1535,16 @@
           </w:tblCellMar>
         </w:tblPrEx>
         <w:trPr>
-          <w:trHeight w:val="634" w:hRule="exact"/>
+          <w:trHeight w:hRule="exact" w:val="634"/>
         </w:trPr>
         <w:tc>
           <w:tcPr>
             <w:tcW w:w="764" w:type="dxa"/>
             <w:tcBorders>
-              <w:top w:val="single" w:color="000000" w:sz="4" w:space="0"/>
-              <w:left w:val="single" w:color="000000" w:sz="4" w:space="0"/>
-              <w:bottom w:val="single" w:color="000000" w:sz="4" w:space="0"/>
-              <w:right w:val="single" w:color="000000" w:sz="4" w:space="0"/>
+              <w:top w:val="single" w:sz="4" w:space="0" w:color="000000"/>
+              <w:left w:val="single" w:sz="4" w:space="0" w:color="000000"/>
+              <w:bottom w:val="single" w:sz="4" w:space="0" w:color="000000"/>
+              <w:right w:val="single" w:sz="4" w:space="0" w:color="000000"/>
             </w:tcBorders>
           </w:tcPr>
           <w:p>
@@ -1525,15 +1553,15 @@
               <w:ind w:left="102" w:right="0"/>
               <w:jc w:val="left"/>
               <w:rPr>
-                <w:rFonts w:hint="eastAsia" w:ascii="宋体" w:hAnsi="宋体" w:eastAsia="宋体" w:cs="宋体"/>
-                <w:sz w:val="28"/>
-                <w:szCs w:val="28"/>
-                <w:lang w:val="en-US" w:eastAsia="zh-CN"/>
-              </w:rPr>
-            </w:pPr>
-            <w:r>
-              <w:rPr>
-                <w:rFonts w:hint="eastAsia" w:ascii="宋体" w:hAnsi="宋体" w:eastAsia="宋体" w:cs="宋体"/>
+                <w:rFonts w:ascii="宋体" w:eastAsia="宋体" w:hAnsi="宋体" w:cs="宋体" w:hint="eastAsia"/>
+                <w:sz w:val="28"/>
+                <w:szCs w:val="28"/>
+                <w:lang w:val="en-US" w:eastAsia="zh-CN"/>
+              </w:rPr>
+            </w:pPr>
+            <w:r>
+              <w:rPr>
+                <w:rFonts w:ascii="宋体" w:eastAsia="宋体" w:hAnsi="宋体" w:cs="宋体" w:hint="eastAsia"/>
                 <w:sz w:val="28"/>
                 <w:szCs w:val="28"/>
                 <w:lang w:val="en-US" w:eastAsia="zh-CN"/>
@@ -1546,10 +1574,10 @@
           <w:tcPr>
             <w:tcW w:w="1280" w:type="dxa"/>
             <w:tcBorders>
-              <w:top w:val="single" w:color="000000" w:sz="4" w:space="0"/>
-              <w:left w:val="single" w:color="000000" w:sz="4" w:space="0"/>
-              <w:bottom w:val="single" w:color="000000" w:sz="4" w:space="0"/>
-              <w:right w:val="single" w:color="000000" w:sz="4" w:space="0"/>
+              <w:top w:val="single" w:sz="4" w:space="0" w:color="000000"/>
+              <w:left w:val="single" w:sz="4" w:space="0" w:color="000000"/>
+              <w:bottom w:val="single" w:sz="4" w:space="0" w:color="000000"/>
+              <w:right w:val="single" w:sz="4" w:space="0" w:color="000000"/>
             </w:tcBorders>
             <w:vAlign w:val="center"/>
           </w:tcPr>
@@ -1562,7 +1590,7 @@
               <w:jc w:val="left"/>
               <w:textAlignment w:val="center"/>
               <w:rPr>
-                <w:rFonts w:hint="default" w:ascii="宋体" w:hAnsi="宋体" w:eastAsia="宋体" w:cs="宋体"/>
+                <w:rFonts w:ascii="宋体" w:eastAsia="宋体" w:hAnsi="宋体" w:cs="宋体" w:hint="default"/>
                 <w:sz w:val="28"/>
                 <w:szCs w:val="28"/>
                 <w:highlight w:val="none"/>
@@ -1571,7 +1599,7 @@
             </w:pPr>
             <w:r>
               <w:rPr>
-                <w:rFonts w:hint="eastAsia" w:ascii="宋体" w:hAnsi="宋体" w:eastAsia="宋体" w:cs="宋体"/>
+                <w:rFonts w:ascii="宋体" w:eastAsia="宋体" w:hAnsi="宋体" w:cs="宋体" w:hint="eastAsia"/>
                 <w:i w:val="0"/>
                 <w:iCs w:val="0"/>
                 <w:color w:val="000000"/>
@@ -1579,7 +1607,7 @@
                 <w:sz w:val="24"/>
                 <w:szCs w:val="24"/>
                 <w:u w:val="none"/>
-                <w:lang w:val="en-US" w:eastAsia="zh-CN" w:bidi="ar"/>
+                <w:lang w:val="en-US" w:eastAsia="zh-CN"/>
               </w:rPr>
               <w:t>汪锦坤</w:t>
             </w:r>
@@ -1589,10 +1617,10 @@
           <w:tcPr>
             <w:tcW w:w="2100" w:type="dxa"/>
             <w:tcBorders>
-              <w:top w:val="single" w:color="000000" w:sz="4" w:space="0"/>
-              <w:left w:val="single" w:color="000000" w:sz="4" w:space="0"/>
-              <w:bottom w:val="single" w:color="000000" w:sz="4" w:space="0"/>
-              <w:right w:val="single" w:color="000000" w:sz="4" w:space="0"/>
+              <w:top w:val="single" w:sz="4" w:space="0" w:color="000000"/>
+              <w:left w:val="single" w:sz="4" w:space="0" w:color="000000"/>
+              <w:bottom w:val="single" w:sz="4" w:space="0" w:color="000000"/>
+              <w:right w:val="single" w:sz="4" w:space="0" w:color="000000"/>
             </w:tcBorders>
             <w:vAlign w:val="center"/>
           </w:tcPr>
@@ -1605,17 +1633,17 @@
               <w:jc w:val="left"/>
               <w:textAlignment w:val="center"/>
               <w:rPr>
-                <w:rFonts w:hint="default" w:ascii="宋体" w:hAnsi="宋体" w:eastAsia="宋体" w:cs="宋体"/>
+                <w:rFonts w:ascii="宋体" w:eastAsia="宋体" w:hAnsi="宋体" w:cs="宋体" w:hint="default"/>
                 <w:sz w:val="28"/>
                 <w:szCs w:val="28"/>
                 <w:highlight w:val="yellow"/>
-                <w:shd w:val="clear" w:fill="FFFF00"/>
-                <w:lang w:val="en-US" w:eastAsia="zh-CN"/>
-              </w:rPr>
-            </w:pPr>
-            <w:r>
-              <w:rPr>
-                <w:rFonts w:hint="eastAsia" w:ascii="宋体" w:hAnsi="宋体" w:eastAsia="宋体" w:cs="宋体"/>
+                <w:shd w:val="clear" w:color="auto" w:fill="FFFF00"/>
+                <w:lang w:val="en-US" w:eastAsia="zh-CN"/>
+              </w:rPr>
+            </w:pPr>
+            <w:r>
+              <w:rPr>
+                <w:rFonts w:ascii="宋体" w:eastAsia="宋体" w:hAnsi="宋体" w:cs="宋体" w:hint="eastAsia"/>
                 <w:i w:val="0"/>
                 <w:iCs w:val="0"/>
                 <w:color w:val="000000"/>
@@ -1623,8 +1651,8 @@
                 <w:sz w:val="24"/>
                 <w:szCs w:val="24"/>
                 <w:u w:val="none"/>
-                <w:shd w:val="clear" w:fill="FFFF00"/>
-                <w:lang w:val="en-US" w:eastAsia="zh-CN" w:bidi="ar"/>
+                <w:shd w:val="clear" w:color="auto" w:fill="FFFF00"/>
+                <w:lang w:val="en-US" w:eastAsia="zh-CN"/>
               </w:rPr>
               <w:t>汪锦坤</w:t>
             </w:r>
@@ -1634,10 +1662,10 @@
           <w:tcPr>
             <w:tcW w:w="1275" w:type="dxa"/>
             <w:tcBorders>
-              <w:top w:val="single" w:color="000000" w:sz="4" w:space="0"/>
-              <w:left w:val="single" w:color="000000" w:sz="4" w:space="0"/>
-              <w:bottom w:val="single" w:color="000000" w:sz="4" w:space="0"/>
-              <w:right w:val="single" w:color="000000" w:sz="4" w:space="0"/>
+              <w:top w:val="single" w:sz="4" w:space="0" w:color="000000"/>
+              <w:left w:val="single" w:sz="4" w:space="0" w:color="000000"/>
+              <w:bottom w:val="single" w:sz="4" w:space="0" w:color="000000"/>
+              <w:right w:val="single" w:sz="4" w:space="0" w:color="000000"/>
             </w:tcBorders>
           </w:tcPr>
           <w:p>
@@ -1646,15 +1674,15 @@
               <w:ind w:left="102" w:right="0"/>
               <w:jc w:val="left"/>
               <w:rPr>
-                <w:rFonts w:hint="eastAsia" w:ascii="宋体" w:hAnsi="宋体" w:eastAsia="宋体" w:cs="宋体"/>
-                <w:sz w:val="28"/>
-                <w:szCs w:val="28"/>
-                <w:lang w:val="en-US" w:eastAsia="zh-CN"/>
-              </w:rPr>
-            </w:pPr>
-            <w:r>
-              <w:rPr>
-                <w:rFonts w:hint="eastAsia" w:ascii="宋体" w:hAnsi="宋体" w:eastAsia="宋体" w:cs="宋体"/>
+                <w:rFonts w:ascii="宋体" w:eastAsia="宋体" w:hAnsi="宋体" w:cs="宋体" w:hint="eastAsia"/>
+                <w:sz w:val="28"/>
+                <w:szCs w:val="28"/>
+                <w:lang w:val="en-US" w:eastAsia="zh-CN"/>
+              </w:rPr>
+            </w:pPr>
+            <w:r>
+              <w:rPr>
+                <w:rFonts w:ascii="宋体" w:eastAsia="宋体" w:hAnsi="宋体" w:cs="宋体" w:hint="eastAsia"/>
                 <w:sz w:val="28"/>
                 <w:szCs w:val="28"/>
                 <w:lang w:val="en-US" w:eastAsia="zh-CN"/>
@@ -1667,19 +1695,19 @@
           <w:tcPr>
             <w:tcW w:w="1305" w:type="dxa"/>
             <w:tcBorders>
-              <w:top w:val="single" w:color="000000" w:sz="4" w:space="0"/>
-              <w:left w:val="single" w:color="000000" w:sz="4" w:space="0"/>
-              <w:bottom w:val="single" w:color="000000" w:sz="4" w:space="0"/>
-              <w:right w:val="single" w:color="000000" w:sz="4" w:space="0"/>
+              <w:top w:val="single" w:sz="4" w:space="0" w:color="000000"/>
+              <w:left w:val="single" w:sz="4" w:space="0" w:color="000000"/>
+              <w:bottom w:val="single" w:sz="4" w:space="0" w:color="000000"/>
+              <w:right w:val="single" w:sz="4" w:space="0" w:color="000000"/>
             </w:tcBorders>
           </w:tcPr>
           <w:p>
             <w:pPr>
               <w:spacing w:before="110" w:line="240" w:lineRule="auto"/>
-              <w:ind w:left="102" w:leftChars="0" w:right="0" w:rightChars="0"/>
-              <w:jc w:val="left"/>
-              <w:rPr>
-                <w:rFonts w:hint="default" w:ascii="宋体" w:hAnsi="宋体" w:eastAsia="宋体" w:cs="宋体"/>
+              <w:ind w:left="102" w:right="0" w:leftChars="0" w:rightChars="0"/>
+              <w:jc w:val="left"/>
+              <w:rPr>
+                <w:rFonts w:ascii="宋体" w:eastAsia="宋体" w:hAnsi="宋体" w:cs="宋体" w:hint="default"/>
                 <w:sz w:val="28"/>
                 <w:szCs w:val="28"/>
                 <w:lang w:val="en-US" w:eastAsia="zh-CN"/>
@@ -1691,16 +1719,16 @@
           <w:tcPr>
             <w:tcW w:w="1804" w:type="dxa"/>
             <w:tcBorders>
-              <w:top w:val="single" w:color="000000" w:sz="4" w:space="0"/>
-              <w:left w:val="single" w:color="000000" w:sz="4" w:space="0"/>
-              <w:bottom w:val="single" w:color="000000" w:sz="4" w:space="0"/>
-              <w:right w:val="single" w:color="000000" w:sz="4" w:space="0"/>
+              <w:top w:val="single" w:sz="4" w:space="0" w:color="000000"/>
+              <w:left w:val="single" w:sz="4" w:space="0" w:color="000000"/>
+              <w:bottom w:val="single" w:sz="4" w:space="0" w:color="000000"/>
+              <w:right w:val="single" w:sz="4" w:space="0" w:color="000000"/>
             </w:tcBorders>
           </w:tcPr>
           <w:p>
             <w:pPr>
               <w:spacing w:before="110" w:line="240" w:lineRule="auto"/>
-              <w:ind w:left="102" w:leftChars="0" w:right="0" w:rightChars="0"/>
+              <w:ind w:left="102" w:right="0" w:leftChars="0" w:rightChars="0"/>
               <w:jc w:val="left"/>
               <w:rPr>
                 <w:highlight w:val="yellow"/>
@@ -1711,6 +1739,9 @@
       </w:tr>
       <w:tr>
         <w:tblPrEx>
+          <w:tblW w:w="0" w:type="auto"/>
+          <w:tblInd w:w="104" w:type="dxa"/>
+          <w:tblLayout w:type="fixed"/>
           <w:tblCellMar>
             <w:top w:w="0" w:type="dxa"/>
             <w:left w:w="0" w:type="dxa"/>
@@ -1719,16 +1750,16 @@
           </w:tblCellMar>
         </w:tblPrEx>
         <w:trPr>
-          <w:trHeight w:val="634" w:hRule="exact"/>
+          <w:trHeight w:hRule="exact" w:val="634"/>
         </w:trPr>
         <w:tc>
           <w:tcPr>
             <w:tcW w:w="764" w:type="dxa"/>
             <w:tcBorders>
-              <w:top w:val="single" w:color="000000" w:sz="4" w:space="0"/>
-              <w:left w:val="single" w:color="000000" w:sz="4" w:space="0"/>
-              <w:bottom w:val="single" w:color="000000" w:sz="4" w:space="0"/>
-              <w:right w:val="single" w:color="000000" w:sz="4" w:space="0"/>
+              <w:top w:val="single" w:sz="4" w:space="0" w:color="000000"/>
+              <w:left w:val="single" w:sz="4" w:space="0" w:color="000000"/>
+              <w:bottom w:val="single" w:sz="4" w:space="0" w:color="000000"/>
+              <w:right w:val="single" w:sz="4" w:space="0" w:color="000000"/>
             </w:tcBorders>
           </w:tcPr>
           <w:p>
@@ -1737,15 +1768,15 @@
               <w:ind w:left="102" w:right="0"/>
               <w:jc w:val="left"/>
               <w:rPr>
-                <w:rFonts w:hint="eastAsia" w:ascii="宋体" w:hAnsi="宋体" w:eastAsia="宋体" w:cs="宋体"/>
-                <w:sz w:val="28"/>
-                <w:szCs w:val="28"/>
-                <w:lang w:val="en-US" w:eastAsia="zh-CN"/>
-              </w:rPr>
-            </w:pPr>
-            <w:r>
-              <w:rPr>
-                <w:rFonts w:hint="eastAsia" w:ascii="宋体" w:hAnsi="宋体" w:eastAsia="宋体" w:cs="宋体"/>
+                <w:rFonts w:ascii="宋体" w:eastAsia="宋体" w:hAnsi="宋体" w:cs="宋体" w:hint="eastAsia"/>
+                <w:sz w:val="28"/>
+                <w:szCs w:val="28"/>
+                <w:lang w:val="en-US" w:eastAsia="zh-CN"/>
+              </w:rPr>
+            </w:pPr>
+            <w:r>
+              <w:rPr>
+                <w:rFonts w:ascii="宋体" w:eastAsia="宋体" w:hAnsi="宋体" w:cs="宋体" w:hint="eastAsia"/>
                 <w:sz w:val="28"/>
                 <w:szCs w:val="28"/>
                 <w:lang w:val="en-US" w:eastAsia="zh-CN"/>
@@ -1758,10 +1789,10 @@
           <w:tcPr>
             <w:tcW w:w="1280" w:type="dxa"/>
             <w:tcBorders>
-              <w:top w:val="single" w:color="000000" w:sz="4" w:space="0"/>
-              <w:left w:val="single" w:color="000000" w:sz="4" w:space="0"/>
-              <w:bottom w:val="single" w:color="000000" w:sz="4" w:space="0"/>
-              <w:right w:val="single" w:color="000000" w:sz="4" w:space="0"/>
+              <w:top w:val="single" w:sz="4" w:space="0" w:color="000000"/>
+              <w:left w:val="single" w:sz="4" w:space="0" w:color="000000"/>
+              <w:bottom w:val="single" w:sz="4" w:space="0" w:color="000000"/>
+              <w:right w:val="single" w:sz="4" w:space="0" w:color="000000"/>
             </w:tcBorders>
             <w:vAlign w:val="center"/>
           </w:tcPr>
@@ -1774,7 +1805,7 @@
               <w:jc w:val="left"/>
               <w:textAlignment w:val="center"/>
               <w:rPr>
-                <w:rFonts w:hint="default" w:ascii="宋体" w:hAnsi="宋体" w:eastAsia="宋体" w:cs="宋体"/>
+                <w:rFonts w:ascii="宋体" w:eastAsia="宋体" w:hAnsi="宋体" w:cs="宋体" w:hint="default"/>
                 <w:sz w:val="28"/>
                 <w:szCs w:val="28"/>
                 <w:highlight w:val="none"/>
@@ -1783,7 +1814,7 @@
             </w:pPr>
             <w:r>
               <w:rPr>
-                <w:rFonts w:hint="eastAsia" w:ascii="宋体" w:hAnsi="宋体" w:eastAsia="宋体" w:cs="宋体"/>
+                <w:rFonts w:ascii="宋体" w:eastAsia="宋体" w:hAnsi="宋体" w:cs="宋体" w:hint="eastAsia"/>
                 <w:i w:val="0"/>
                 <w:iCs w:val="0"/>
                 <w:color w:val="000000"/>
@@ -1791,7 +1822,7 @@
                 <w:sz w:val="24"/>
                 <w:szCs w:val="24"/>
                 <w:u w:val="none"/>
-                <w:lang w:val="en-US" w:eastAsia="zh-CN" w:bidi="ar"/>
+                <w:lang w:val="en-US" w:eastAsia="zh-CN"/>
               </w:rPr>
               <w:t>马璐艳</w:t>
             </w:r>
@@ -1801,10 +1832,10 @@
           <w:tcPr>
             <w:tcW w:w="2100" w:type="dxa"/>
             <w:tcBorders>
-              <w:top w:val="single" w:color="000000" w:sz="4" w:space="0"/>
-              <w:left w:val="single" w:color="000000" w:sz="4" w:space="0"/>
-              <w:bottom w:val="single" w:color="000000" w:sz="4" w:space="0"/>
-              <w:right w:val="single" w:color="000000" w:sz="4" w:space="0"/>
+              <w:top w:val="single" w:sz="4" w:space="0" w:color="000000"/>
+              <w:left w:val="single" w:sz="4" w:space="0" w:color="000000"/>
+              <w:bottom w:val="single" w:sz="4" w:space="0" w:color="000000"/>
+              <w:right w:val="single" w:sz="4" w:space="0" w:color="000000"/>
             </w:tcBorders>
             <w:vAlign w:val="center"/>
           </w:tcPr>
@@ -1817,17 +1848,17 @@
               <w:jc w:val="left"/>
               <w:textAlignment w:val="center"/>
               <w:rPr>
-                <w:rFonts w:hint="default" w:ascii="宋体" w:hAnsi="宋体" w:eastAsia="宋体" w:cs="宋体"/>
+                <w:rFonts w:ascii="宋体" w:eastAsia="宋体" w:hAnsi="宋体" w:cs="宋体" w:hint="default"/>
                 <w:sz w:val="28"/>
                 <w:szCs w:val="28"/>
                 <w:highlight w:val="yellow"/>
-                <w:shd w:val="clear" w:fill="FFFF00"/>
-                <w:lang w:val="en-US" w:eastAsia="zh-CN"/>
-              </w:rPr>
-            </w:pPr>
-            <w:r>
-              <w:rPr>
-                <w:rFonts w:hint="eastAsia" w:ascii="宋体" w:hAnsi="宋体" w:eastAsia="宋体" w:cs="宋体"/>
+                <w:shd w:val="clear" w:color="auto" w:fill="FFFF00"/>
+                <w:lang w:val="en-US" w:eastAsia="zh-CN"/>
+              </w:rPr>
+            </w:pPr>
+            <w:r>
+              <w:rPr>
+                <w:rFonts w:ascii="宋体" w:eastAsia="宋体" w:hAnsi="宋体" w:cs="宋体" w:hint="eastAsia"/>
                 <w:i w:val="0"/>
                 <w:iCs w:val="0"/>
                 <w:color w:val="000000"/>
@@ -1835,8 +1866,8 @@
                 <w:sz w:val="24"/>
                 <w:szCs w:val="24"/>
                 <w:u w:val="none"/>
-                <w:shd w:val="clear" w:fill="FFFF00"/>
-                <w:lang w:val="en-US" w:eastAsia="zh-CN" w:bidi="ar"/>
+                <w:shd w:val="clear" w:color="auto" w:fill="FFFF00"/>
+                <w:lang w:val="en-US" w:eastAsia="zh-CN"/>
               </w:rPr>
               <w:t>马璐艳</w:t>
             </w:r>
@@ -1846,10 +1877,10 @@
           <w:tcPr>
             <w:tcW w:w="1275" w:type="dxa"/>
             <w:tcBorders>
-              <w:top w:val="single" w:color="000000" w:sz="4" w:space="0"/>
-              <w:left w:val="single" w:color="000000" w:sz="4" w:space="0"/>
-              <w:bottom w:val="single" w:color="000000" w:sz="4" w:space="0"/>
-              <w:right w:val="single" w:color="000000" w:sz="4" w:space="0"/>
+              <w:top w:val="single" w:sz="4" w:space="0" w:color="000000"/>
+              <w:left w:val="single" w:sz="4" w:space="0" w:color="000000"/>
+              <w:bottom w:val="single" w:sz="4" w:space="0" w:color="000000"/>
+              <w:right w:val="single" w:sz="4" w:space="0" w:color="000000"/>
             </w:tcBorders>
           </w:tcPr>
           <w:p>
@@ -1858,15 +1889,15 @@
               <w:ind w:left="102" w:right="0"/>
               <w:jc w:val="left"/>
               <w:rPr>
-                <w:rFonts w:hint="eastAsia" w:ascii="宋体" w:hAnsi="宋体" w:eastAsia="宋体" w:cs="宋体"/>
-                <w:sz w:val="28"/>
-                <w:szCs w:val="28"/>
-                <w:lang w:val="en-US" w:eastAsia="zh-CN"/>
-              </w:rPr>
-            </w:pPr>
-            <w:r>
-              <w:rPr>
-                <w:rFonts w:hint="eastAsia" w:ascii="宋体" w:hAnsi="宋体" w:eastAsia="宋体" w:cs="宋体"/>
+                <w:rFonts w:ascii="宋体" w:eastAsia="宋体" w:hAnsi="宋体" w:cs="宋体" w:hint="eastAsia"/>
+                <w:sz w:val="28"/>
+                <w:szCs w:val="28"/>
+                <w:lang w:val="en-US" w:eastAsia="zh-CN"/>
+              </w:rPr>
+            </w:pPr>
+            <w:r>
+              <w:rPr>
+                <w:rFonts w:ascii="宋体" w:eastAsia="宋体" w:hAnsi="宋体" w:cs="宋体" w:hint="eastAsia"/>
                 <w:sz w:val="28"/>
                 <w:szCs w:val="28"/>
                 <w:lang w:val="en-US" w:eastAsia="zh-CN"/>
@@ -1879,10 +1910,10 @@
           <w:tcPr>
             <w:tcW w:w="1305" w:type="dxa"/>
             <w:tcBorders>
-              <w:top w:val="single" w:color="000000" w:sz="4" w:space="0"/>
-              <w:left w:val="single" w:color="000000" w:sz="4" w:space="0"/>
-              <w:bottom w:val="single" w:color="000000" w:sz="4" w:space="0"/>
-              <w:right w:val="single" w:color="000000" w:sz="4" w:space="0"/>
+              <w:top w:val="single" w:sz="4" w:space="0" w:color="000000"/>
+              <w:left w:val="single" w:sz="4" w:space="0" w:color="000000"/>
+              <w:bottom w:val="single" w:sz="4" w:space="0" w:color="000000"/>
+              <w:right w:val="single" w:sz="4" w:space="0" w:color="000000"/>
             </w:tcBorders>
           </w:tcPr>
           <w:p>
@@ -1891,7 +1922,7 @@
               <w:ind w:left="102" w:right="0"/>
               <w:jc w:val="left"/>
               <w:rPr>
-                <w:rFonts w:hint="default" w:ascii="宋体" w:hAnsi="宋体" w:eastAsia="宋体" w:cs="宋体"/>
+                <w:rFonts w:ascii="宋体" w:eastAsia="宋体" w:hAnsi="宋体" w:cs="宋体" w:hint="default"/>
                 <w:sz w:val="28"/>
                 <w:szCs w:val="28"/>
                 <w:lang w:val="en-US" w:eastAsia="zh-CN"/>
@@ -1903,16 +1934,16 @@
           <w:tcPr>
             <w:tcW w:w="1804" w:type="dxa"/>
             <w:tcBorders>
-              <w:top w:val="single" w:color="000000" w:sz="4" w:space="0"/>
-              <w:left w:val="single" w:color="000000" w:sz="4" w:space="0"/>
-              <w:bottom w:val="single" w:color="000000" w:sz="4" w:space="0"/>
-              <w:right w:val="single" w:color="000000" w:sz="4" w:space="0"/>
+              <w:top w:val="single" w:sz="4" w:space="0" w:color="000000"/>
+              <w:left w:val="single" w:sz="4" w:space="0" w:color="000000"/>
+              <w:bottom w:val="single" w:sz="4" w:space="0" w:color="000000"/>
+              <w:right w:val="single" w:sz="4" w:space="0" w:color="000000"/>
             </w:tcBorders>
           </w:tcPr>
           <w:p>
             <w:pPr>
               <w:spacing w:before="110" w:line="240" w:lineRule="auto"/>
-              <w:ind w:left="102" w:leftChars="0" w:right="0" w:rightChars="0"/>
+              <w:ind w:left="102" w:right="0" w:leftChars="0" w:rightChars="0"/>
               <w:jc w:val="left"/>
             </w:pPr>
           </w:p>
@@ -1920,6 +1951,9 @@
       </w:tr>
       <w:tr>
         <w:tblPrEx>
+          <w:tblW w:w="0" w:type="auto"/>
+          <w:tblInd w:w="104" w:type="dxa"/>
+          <w:tblLayout w:type="fixed"/>
           <w:tblCellMar>
             <w:top w:w="0" w:type="dxa"/>
             <w:left w:w="0" w:type="dxa"/>
@@ -1928,16 +1962,16 @@
           </w:tblCellMar>
         </w:tblPrEx>
         <w:trPr>
-          <w:trHeight w:val="634" w:hRule="exact"/>
+          <w:trHeight w:hRule="exact" w:val="634"/>
         </w:trPr>
         <w:tc>
           <w:tcPr>
             <w:tcW w:w="764" w:type="dxa"/>
             <w:tcBorders>
-              <w:top w:val="single" w:color="000000" w:sz="4" w:space="0"/>
-              <w:left w:val="single" w:color="000000" w:sz="4" w:space="0"/>
-              <w:bottom w:val="single" w:color="000000" w:sz="4" w:space="0"/>
-              <w:right w:val="single" w:color="000000" w:sz="4" w:space="0"/>
+              <w:top w:val="single" w:sz="4" w:space="0" w:color="000000"/>
+              <w:left w:val="single" w:sz="4" w:space="0" w:color="000000"/>
+              <w:bottom w:val="single" w:sz="4" w:space="0" w:color="000000"/>
+              <w:right w:val="single" w:sz="4" w:space="0" w:color="000000"/>
             </w:tcBorders>
           </w:tcPr>
           <w:p>
@@ -1946,15 +1980,15 @@
               <w:ind w:left="102" w:right="0"/>
               <w:jc w:val="left"/>
               <w:rPr>
-                <w:rFonts w:hint="eastAsia" w:ascii="宋体" w:hAnsi="宋体" w:eastAsia="宋体" w:cs="宋体"/>
-                <w:sz w:val="28"/>
-                <w:szCs w:val="28"/>
-                <w:lang w:val="en-US" w:eastAsia="zh-CN"/>
-              </w:rPr>
-            </w:pPr>
-            <w:r>
-              <w:rPr>
-                <w:rFonts w:hint="eastAsia" w:ascii="宋体" w:hAnsi="宋体" w:eastAsia="宋体" w:cs="宋体"/>
+                <w:rFonts w:ascii="宋体" w:eastAsia="宋体" w:hAnsi="宋体" w:cs="宋体" w:hint="eastAsia"/>
+                <w:sz w:val="28"/>
+                <w:szCs w:val="28"/>
+                <w:lang w:val="en-US" w:eastAsia="zh-CN"/>
+              </w:rPr>
+            </w:pPr>
+            <w:r>
+              <w:rPr>
+                <w:rFonts w:ascii="宋体" w:eastAsia="宋体" w:hAnsi="宋体" w:cs="宋体" w:hint="eastAsia"/>
                 <w:sz w:val="28"/>
                 <w:szCs w:val="28"/>
                 <w:lang w:val="en-US" w:eastAsia="zh-CN"/>
@@ -1967,10 +2001,10 @@
           <w:tcPr>
             <w:tcW w:w="1280" w:type="dxa"/>
             <w:tcBorders>
-              <w:top w:val="single" w:color="000000" w:sz="4" w:space="0"/>
-              <w:left w:val="single" w:color="000000" w:sz="4" w:space="0"/>
-              <w:bottom w:val="single" w:color="000000" w:sz="4" w:space="0"/>
-              <w:right w:val="single" w:color="000000" w:sz="4" w:space="0"/>
+              <w:top w:val="single" w:sz="4" w:space="0" w:color="000000"/>
+              <w:left w:val="single" w:sz="4" w:space="0" w:color="000000"/>
+              <w:bottom w:val="single" w:sz="4" w:space="0" w:color="000000"/>
+              <w:right w:val="single" w:sz="4" w:space="0" w:color="000000"/>
             </w:tcBorders>
             <w:vAlign w:val="center"/>
           </w:tcPr>
@@ -1983,7 +2017,7 @@
               <w:jc w:val="left"/>
               <w:textAlignment w:val="center"/>
               <w:rPr>
-                <w:rFonts w:hint="default" w:ascii="宋体" w:hAnsi="宋体" w:eastAsia="宋体" w:cs="宋体"/>
+                <w:rFonts w:ascii="宋体" w:eastAsia="宋体" w:hAnsi="宋体" w:cs="宋体" w:hint="default"/>
                 <w:sz w:val="28"/>
                 <w:szCs w:val="28"/>
                 <w:highlight w:val="none"/>
@@ -1992,7 +2026,7 @@
             </w:pPr>
             <w:r>
               <w:rPr>
-                <w:rFonts w:hint="eastAsia" w:ascii="宋体" w:hAnsi="宋体" w:eastAsia="宋体" w:cs="宋体"/>
+                <w:rFonts w:ascii="宋体" w:eastAsia="宋体" w:hAnsi="宋体" w:cs="宋体" w:hint="eastAsia"/>
                 <w:i w:val="0"/>
                 <w:iCs w:val="0"/>
                 <w:color w:val="000000"/>
@@ -2000,7 +2034,7 @@
                 <w:sz w:val="24"/>
                 <w:szCs w:val="24"/>
                 <w:u w:val="none"/>
-                <w:lang w:val="en-US" w:eastAsia="zh-CN" w:bidi="ar"/>
+                <w:lang w:val="en-US" w:eastAsia="zh-CN"/>
               </w:rPr>
               <w:t>刘海燕</w:t>
             </w:r>
@@ -2010,10 +2044,10 @@
           <w:tcPr>
             <w:tcW w:w="2100" w:type="dxa"/>
             <w:tcBorders>
-              <w:top w:val="single" w:color="000000" w:sz="4" w:space="0"/>
-              <w:left w:val="single" w:color="000000" w:sz="4" w:space="0"/>
-              <w:bottom w:val="single" w:color="000000" w:sz="4" w:space="0"/>
-              <w:right w:val="single" w:color="000000" w:sz="4" w:space="0"/>
+              <w:top w:val="single" w:sz="4" w:space="0" w:color="000000"/>
+              <w:left w:val="single" w:sz="4" w:space="0" w:color="000000"/>
+              <w:bottom w:val="single" w:sz="4" w:space="0" w:color="000000"/>
+              <w:right w:val="single" w:sz="4" w:space="0" w:color="000000"/>
             </w:tcBorders>
             <w:vAlign w:val="center"/>
           </w:tcPr>
@@ -2026,17 +2060,17 @@
               <w:jc w:val="left"/>
               <w:textAlignment w:val="center"/>
               <w:rPr>
-                <w:rFonts w:hint="default" w:ascii="宋体" w:hAnsi="宋体" w:eastAsia="宋体" w:cs="宋体"/>
+                <w:rFonts w:ascii="宋体" w:eastAsia="宋体" w:hAnsi="宋体" w:cs="宋体" w:hint="default"/>
                 <w:sz w:val="28"/>
                 <w:szCs w:val="28"/>
                 <w:highlight w:val="yellow"/>
-                <w:shd w:val="clear" w:fill="FFFF00"/>
-                <w:lang w:val="en-US" w:eastAsia="zh-CN"/>
-              </w:rPr>
-            </w:pPr>
-            <w:r>
-              <w:rPr>
-                <w:rFonts w:hint="eastAsia" w:ascii="宋体" w:hAnsi="宋体" w:eastAsia="宋体" w:cs="宋体"/>
+                <w:shd w:val="clear" w:color="auto" w:fill="FFFF00"/>
+                <w:lang w:val="en-US" w:eastAsia="zh-CN"/>
+              </w:rPr>
+            </w:pPr>
+            <w:r>
+              <w:rPr>
+                <w:rFonts w:ascii="宋体" w:eastAsia="宋体" w:hAnsi="宋体" w:cs="宋体" w:hint="eastAsia"/>
                 <w:i w:val="0"/>
                 <w:iCs w:val="0"/>
                 <w:color w:val="000000"/>
@@ -2044,8 +2078,8 @@
                 <w:sz w:val="24"/>
                 <w:szCs w:val="24"/>
                 <w:u w:val="none"/>
-                <w:shd w:val="clear" w:fill="FFFF00"/>
-                <w:lang w:val="en-US" w:eastAsia="zh-CN" w:bidi="ar"/>
+                <w:shd w:val="clear" w:color="auto" w:fill="FFFF00"/>
+                <w:lang w:val="en-US" w:eastAsia="zh-CN"/>
               </w:rPr>
               <w:t>刘海燕</w:t>
             </w:r>
@@ -2055,10 +2089,10 @@
           <w:tcPr>
             <w:tcW w:w="1275" w:type="dxa"/>
             <w:tcBorders>
-              <w:top w:val="single" w:color="000000" w:sz="4" w:space="0"/>
-              <w:left w:val="single" w:color="000000" w:sz="4" w:space="0"/>
-              <w:bottom w:val="single" w:color="000000" w:sz="4" w:space="0"/>
-              <w:right w:val="single" w:color="000000" w:sz="4" w:space="0"/>
+              <w:top w:val="single" w:sz="4" w:space="0" w:color="000000"/>
+              <w:left w:val="single" w:sz="4" w:space="0" w:color="000000"/>
+              <w:bottom w:val="single" w:sz="4" w:space="0" w:color="000000"/>
+              <w:right w:val="single" w:sz="4" w:space="0" w:color="000000"/>
             </w:tcBorders>
           </w:tcPr>
           <w:p>
@@ -2067,15 +2101,15 @@
               <w:ind w:left="102" w:right="0"/>
               <w:jc w:val="left"/>
               <w:rPr>
-                <w:rFonts w:hint="eastAsia" w:ascii="宋体" w:hAnsi="宋体" w:eastAsia="宋体" w:cs="宋体"/>
-                <w:sz w:val="28"/>
-                <w:szCs w:val="28"/>
-                <w:lang w:val="en-US" w:eastAsia="zh-CN"/>
-              </w:rPr>
-            </w:pPr>
-            <w:r>
-              <w:rPr>
-                <w:rFonts w:hint="eastAsia" w:ascii="宋体" w:hAnsi="宋体" w:eastAsia="宋体" w:cs="宋体"/>
+                <w:rFonts w:ascii="宋体" w:eastAsia="宋体" w:hAnsi="宋体" w:cs="宋体" w:hint="eastAsia"/>
+                <w:sz w:val="28"/>
+                <w:szCs w:val="28"/>
+                <w:lang w:val="en-US" w:eastAsia="zh-CN"/>
+              </w:rPr>
+            </w:pPr>
+            <w:r>
+              <w:rPr>
+                <w:rFonts w:ascii="宋体" w:eastAsia="宋体" w:hAnsi="宋体" w:cs="宋体" w:hint="eastAsia"/>
                 <w:sz w:val="28"/>
                 <w:szCs w:val="28"/>
                 <w:lang w:val="en-US" w:eastAsia="zh-CN"/>
@@ -2088,10 +2122,10 @@
           <w:tcPr>
             <w:tcW w:w="1305" w:type="dxa"/>
             <w:tcBorders>
-              <w:top w:val="single" w:color="000000" w:sz="4" w:space="0"/>
-              <w:left w:val="single" w:color="000000" w:sz="4" w:space="0"/>
-              <w:bottom w:val="single" w:color="000000" w:sz="4" w:space="0"/>
-              <w:right w:val="single" w:color="000000" w:sz="4" w:space="0"/>
+              <w:top w:val="single" w:sz="4" w:space="0" w:color="000000"/>
+              <w:left w:val="single" w:sz="4" w:space="0" w:color="000000"/>
+              <w:bottom w:val="single" w:sz="4" w:space="0" w:color="000000"/>
+              <w:right w:val="single" w:sz="4" w:space="0" w:color="000000"/>
             </w:tcBorders>
           </w:tcPr>
           <w:p>
@@ -2100,7 +2134,7 @@
               <w:ind w:left="102" w:right="0"/>
               <w:jc w:val="left"/>
               <w:rPr>
-                <w:rFonts w:hint="default" w:ascii="宋体" w:hAnsi="宋体" w:eastAsia="宋体" w:cs="宋体"/>
+                <w:rFonts w:ascii="宋体" w:eastAsia="宋体" w:hAnsi="宋体" w:cs="宋体" w:hint="default"/>
                 <w:sz w:val="28"/>
                 <w:szCs w:val="28"/>
                 <w:lang w:val="en-US" w:eastAsia="zh-CN"/>
@@ -2112,10 +2146,10 @@
           <w:tcPr>
             <w:tcW w:w="1804" w:type="dxa"/>
             <w:tcBorders>
-              <w:top w:val="single" w:color="000000" w:sz="4" w:space="0"/>
-              <w:left w:val="single" w:color="000000" w:sz="4" w:space="0"/>
-              <w:bottom w:val="single" w:color="000000" w:sz="4" w:space="0"/>
-              <w:right w:val="single" w:color="000000" w:sz="4" w:space="0"/>
+              <w:top w:val="single" w:sz="4" w:space="0" w:color="000000"/>
+              <w:left w:val="single" w:sz="4" w:space="0" w:color="000000"/>
+              <w:bottom w:val="single" w:sz="4" w:space="0" w:color="000000"/>
+              <w:right w:val="single" w:sz="4" w:space="0" w:color="000000"/>
             </w:tcBorders>
           </w:tcPr>
           <w:p/>
@@ -2123,6 +2157,9 @@
       </w:tr>
       <w:tr>
         <w:tblPrEx>
+          <w:tblW w:w="0" w:type="auto"/>
+          <w:tblInd w:w="104" w:type="dxa"/>
+          <w:tblLayout w:type="fixed"/>
           <w:tblCellMar>
             <w:top w:w="0" w:type="dxa"/>
             <w:left w:w="0" w:type="dxa"/>
@@ -2131,23 +2168,23 @@
           </w:tblCellMar>
         </w:tblPrEx>
         <w:trPr>
-          <w:trHeight w:val="2904" w:hRule="exact"/>
+          <w:trHeight w:hRule="exact" w:val="2904"/>
         </w:trPr>
         <w:tc>
           <w:tcPr>
             <w:tcW w:w="8528" w:type="dxa"/>
             <w:gridSpan w:val="6"/>
             <w:tcBorders>
-              <w:top w:val="single" w:color="000000" w:sz="4" w:space="0"/>
-              <w:left w:val="single" w:color="000000" w:sz="4" w:space="0"/>
-              <w:bottom w:val="single" w:color="000000" w:sz="4" w:space="0"/>
-              <w:right w:val="single" w:color="000000" w:sz="4" w:space="0"/>
-            </w:tcBorders>
-          </w:tcPr>
-          <w:p>
-            <w:pPr>
-              <w:rPr>
-                <w:rFonts w:hint="eastAsia" w:eastAsia="宋体"/>
+              <w:top w:val="single" w:sz="4" w:space="0" w:color="000000"/>
+              <w:left w:val="single" w:sz="4" w:space="0" w:color="000000"/>
+              <w:bottom w:val="single" w:sz="4" w:space="0" w:color="000000"/>
+              <w:right w:val="single" w:sz="4" w:space="0" w:color="000000"/>
+            </w:tcBorders>
+          </w:tcPr>
+          <w:p>
+            <w:pPr>
+              <w:rPr>
+                <w:rFonts w:eastAsia="宋体" w:hint="eastAsia"/>
                 <w:b/>
                 <w:bCs/>
                 <w:sz w:val="28"/>
@@ -2159,7 +2196,7 @@
           <w:p>
             <w:pPr>
               <w:rPr>
-                <w:rFonts w:hint="eastAsia" w:eastAsia="宋体"/>
+                <w:rFonts w:eastAsia="宋体" w:hint="eastAsia"/>
                 <w:b/>
                 <w:bCs/>
                 <w:sz w:val="28"/>
@@ -2169,7 +2206,7 @@
             </w:pPr>
             <w:r>
               <w:rPr>
-                <w:rFonts w:hint="eastAsia" w:eastAsia="宋体"/>
+                <w:rFonts w:eastAsia="宋体" w:hint="eastAsia"/>
                 <w:b/>
                 <w:bCs/>
                 <w:sz w:val="28"/>
@@ -2182,7 +2219,7 @@
           <w:p>
             <w:pPr>
               <w:rPr>
-                <w:rFonts w:hint="eastAsia" w:eastAsia="宋体"/>
+                <w:rFonts w:eastAsia="宋体" w:hint="eastAsia"/>
                 <w:lang w:val="en-US" w:eastAsia="zh-CN"/>
               </w:rPr>
             </w:pPr>
@@ -2191,7 +2228,7 @@
             <w:pPr>
               <w:ind w:firstLine="440" w:firstLineChars="200"/>
               <w:rPr>
-                <w:rFonts w:hint="eastAsia" w:ascii="宋体" w:hAnsi="宋体" w:cs="Times New Roman" w:eastAsiaTheme="minorHAnsi"/>
+                <w:rFonts w:ascii="宋体" w:hAnsi="宋体" w:eastAsiaTheme="minorHAnsi" w:cs="Times New Roman" w:hint="eastAsia"/>
                 <w:sz w:val="22"/>
                 <w:szCs w:val="22"/>
                 <w:lang w:val="en-US" w:eastAsia="zh-CN" w:bidi="ar-SA"/>
@@ -2199,7 +2236,7 @@
             </w:pPr>
             <w:r>
               <w:rPr>
-                <w:rFonts w:hint="eastAsia" w:ascii="宋体" w:hAnsi="宋体" w:cs="Times New Roman" w:eastAsiaTheme="minorHAnsi"/>
+                <w:rFonts w:ascii="宋体" w:hAnsi="宋体" w:eastAsiaTheme="minorHAnsi" w:cs="Times New Roman" w:hint="eastAsia"/>
                 <w:sz w:val="22"/>
                 <w:szCs w:val="22"/>
                 <w:lang w:val="en-US" w:eastAsia="zh-CN" w:bidi="ar-SA"/>
@@ -2208,14 +2245,14 @@
             </w:r>
             <w:r>
               <w:rPr>
-                <w:rFonts w:hint="eastAsia" w:eastAsia="宋体"/>
+                <w:rFonts w:eastAsia="宋体" w:hint="eastAsia"/>
                 <w:lang w:eastAsia="zh-CN"/>
               </w:rPr>
               <w:t>SFKJ-ITSS-0301-运维服务能力管理制度</w:t>
             </w:r>
             <w:r>
               <w:rPr>
-                <w:rFonts w:hint="eastAsia" w:ascii="宋体" w:hAnsi="宋体" w:cs="Times New Roman" w:eastAsiaTheme="minorHAnsi"/>
+                <w:rFonts w:ascii="宋体" w:hAnsi="宋体" w:eastAsiaTheme="minorHAnsi" w:cs="Times New Roman" w:hint="eastAsia"/>
                 <w:sz w:val="22"/>
                 <w:szCs w:val="22"/>
                 <w:lang w:val="en-US" w:eastAsia="zh-CN" w:bidi="ar-SA"/>
@@ -2226,7 +2263,7 @@
           <w:p>
             <w:pPr>
               <w:rPr>
-                <w:rFonts w:hint="eastAsia" w:ascii="宋体" w:hAnsi="宋体" w:cs="Times New Roman" w:eastAsiaTheme="minorHAnsi"/>
+                <w:rFonts w:ascii="宋体" w:hAnsi="宋体" w:eastAsiaTheme="minorHAnsi" w:cs="Times New Roman" w:hint="eastAsia"/>
                 <w:sz w:val="22"/>
                 <w:szCs w:val="22"/>
                 <w:lang w:val="en-US" w:eastAsia="zh-CN" w:bidi="ar-SA"/>
@@ -2237,7 +2274,7 @@
             <w:pPr>
               <w:ind w:firstLine="440" w:firstLineChars="200"/>
               <w:rPr>
-                <w:rFonts w:hint="eastAsia" w:ascii="宋体" w:hAnsi="宋体" w:cs="Times New Roman" w:eastAsiaTheme="minorHAnsi"/>
+                <w:rFonts w:ascii="宋体" w:hAnsi="宋体" w:eastAsiaTheme="minorHAnsi" w:cs="Times New Roman" w:hint="eastAsia"/>
                 <w:sz w:val="22"/>
                 <w:szCs w:val="22"/>
                 <w:lang w:val="en-US" w:eastAsia="zh-CN" w:bidi="ar-SA"/>
@@ -2248,7 +2285,7 @@
             <w:pPr>
               <w:ind w:firstLine="440" w:firstLineChars="200"/>
               <w:rPr>
-                <w:rFonts w:hint="default" w:ascii="宋体" w:hAnsi="宋体" w:cs="Times New Roman" w:eastAsiaTheme="minorHAnsi"/>
+                <w:rFonts w:ascii="宋体" w:hAnsi="宋体" w:eastAsiaTheme="minorHAnsi" w:cs="Times New Roman" w:hint="default"/>
                 <w:sz w:val="22"/>
                 <w:szCs w:val="22"/>
                 <w:lang w:val="en-US" w:eastAsia="zh-CN" w:bidi="ar-SA"/>
@@ -2256,7 +2293,7 @@
             </w:pPr>
             <w:r>
               <w:rPr>
-                <w:rFonts w:hint="eastAsia" w:ascii="宋体" w:hAnsi="宋体" w:cs="Times New Roman"/>
+                <w:rFonts w:ascii="宋体" w:hAnsi="宋体" w:cs="Times New Roman" w:hint="eastAsia"/>
                 <w:sz w:val="22"/>
                 <w:szCs w:val="22"/>
                 <w:lang w:val="en-US" w:eastAsia="zh-CN" w:bidi="ar-SA"/>
@@ -2265,7 +2302,7 @@
             </w:r>
             <w:r>
               <w:rPr>
-                <w:rFonts w:hint="eastAsia" w:ascii="宋体" w:hAnsi="宋体" w:eastAsia="宋体" w:cs="宋体"/>
+                <w:rFonts w:ascii="宋体" w:eastAsia="宋体" w:hAnsi="宋体" w:cs="宋体" w:hint="eastAsia"/>
                 <w:i w:val="0"/>
                 <w:iCs w:val="0"/>
                 <w:color w:val="000000"/>
@@ -2273,14 +2310,14 @@
                 <w:sz w:val="24"/>
                 <w:szCs w:val="24"/>
                 <w:u w:val="none"/>
-                <w:shd w:val="clear" w:fill="FFFF00"/>
-                <w:lang w:val="en-US" w:eastAsia="zh-CN" w:bidi="ar"/>
+                <w:shd w:val="clear" w:color="auto" w:fill="FFFF00"/>
+                <w:lang w:val="en-US" w:eastAsia="zh-CN"/>
               </w:rPr>
               <w:t>汪锦坤</w:t>
             </w:r>
             <w:r>
               <w:rPr>
-                <w:rFonts w:hint="eastAsia" w:ascii="宋体" w:hAnsi="宋体" w:cs="Times New Roman"/>
+                <w:rFonts w:ascii="宋体" w:hAnsi="宋体" w:cs="Times New Roman" w:hint="eastAsia"/>
                 <w:sz w:val="22"/>
                 <w:szCs w:val="22"/>
                 <w:lang w:val="en-US" w:eastAsia="zh-CN" w:bidi="ar-SA"/>
@@ -2291,7 +2328,7 @@
             <w:bookmarkEnd w:id="0"/>
             <w:r>
               <w:rPr>
-                <w:rFonts w:hint="eastAsia" w:ascii="宋体" w:hAnsi="宋体" w:cs="Times New Roman"/>
+                <w:rFonts w:ascii="宋体" w:hAnsi="宋体" w:cs="Times New Roman" w:hint="eastAsia"/>
                 <w:sz w:val="22"/>
                 <w:szCs w:val="22"/>
                 <w:lang w:val="en-US" w:eastAsia="zh-CN" w:bidi="ar-SA"/>
@@ -2300,7 +2337,7 @@
             </w:r>
             <w:r>
               <w:rPr>
-                <w:rFonts w:hint="eastAsia" w:ascii="宋体" w:hAnsi="宋体" w:cs="Times New Roman"/>
+                <w:rFonts w:ascii="宋体" w:hAnsi="宋体" w:cs="Times New Roman" w:hint="eastAsia"/>
                 <w:sz w:val="22"/>
                 <w:szCs w:val="22"/>
                 <w:highlight w:val="yellow"/>
@@ -2318,72 +2355,22 @@
       <w:type w:val="continuous"/>
       <w:pgSz w:w="11910" w:h="16840"/>
       <w:pgMar w:top="1420" w:right="1560" w:bottom="280" w:left="1580" w:header="720" w:footer="720" w:gutter="0"/>
-      <w:cols w:space="720" w:num="1"/>
+      <w:cols w:num="1" w:space="720"/>
     </w:sectPr>
   </w:body>
 </w:document>
 </file>
 
-<file path=word/endnotes.xml><?xml version="1.0" encoding="utf-8"?>
-<w:endnotes xmlns:wpc="http://schemas.microsoft.com/office/word/2010/wordprocessingCanvas" xmlns:mc="http://schemas.openxmlformats.org/markup-compatibility/2006" xmlns:o="urn:schemas-microsoft-com:office:office" xmlns:r="http://schemas.openxmlformats.org/officeDocument/2006/relationships" xmlns:m="http://schemas.openxmlformats.org/officeDocument/2006/math" xmlns:v="urn:schemas-microsoft-com:vml" xmlns:wp14="http://schemas.microsoft.com/office/word/2010/wordprocessingDrawing" xmlns:wp="http://schemas.openxmlformats.org/drawingml/2006/wordprocessingDrawing" xmlns:w="http://schemas.openxmlformats.org/wordprocessingml/2006/main" xmlns:w14="http://schemas.microsoft.com/office/word/2010/wordml" xmlns:w15="http://schemas.microsoft.com/office/word/2012/wordml" xmlns:w10="urn:schemas-microsoft-com:office:word" xmlns:wpg="http://schemas.microsoft.com/office/word/2010/wordprocessingGroup" xmlns:wpi="http://schemas.microsoft.com/office/word/2010/wordprocessingInk" xmlns:wne="http://schemas.microsoft.com/office/word/2006/wordml" xmlns:wps="http://schemas.microsoft.com/office/word/2010/wordprocessingShape" xmlns:wpsCustomData="http://www.wps.cn/officeDocument/2013/wpsCustomData" mc:Ignorable="w14 w15 wp14">
-  <w:endnote w:type="separator" w:id="0">
-    <w:p>
-      <w:pPr>
-        <w:spacing w:line="240" w:lineRule="auto"/>
-      </w:pPr>
-      <w:r>
-        <w:separator/>
-      </w:r>
-    </w:p>
-  </w:endnote>
-  <w:endnote w:type="continuationSeparator" w:id="1">
-    <w:p>
-      <w:pPr>
-        <w:spacing w:line="240" w:lineRule="auto"/>
-      </w:pPr>
-      <w:r>
-        <w:continuationSeparator/>
-      </w:r>
-    </w:p>
-  </w:endnote>
-</w:endnotes>
-</file>
-
-<file path=word/footnotes.xml><?xml version="1.0" encoding="utf-8"?>
-<w:footnotes xmlns:wpc="http://schemas.microsoft.com/office/word/2010/wordprocessingCanvas" xmlns:mc="http://schemas.openxmlformats.org/markup-compatibility/2006" xmlns:o="urn:schemas-microsoft-com:office:office" xmlns:r="http://schemas.openxmlformats.org/officeDocument/2006/relationships" xmlns:m="http://schemas.openxmlformats.org/officeDocument/2006/math" xmlns:v="urn:schemas-microsoft-com:vml" xmlns:wp14="http://schemas.microsoft.com/office/word/2010/wordprocessingDrawing" xmlns:wp="http://schemas.openxmlformats.org/drawingml/2006/wordprocessingDrawing" xmlns:w="http://schemas.openxmlformats.org/wordprocessingml/2006/main" xmlns:w14="http://schemas.microsoft.com/office/word/2010/wordml" xmlns:w15="http://schemas.microsoft.com/office/word/2012/wordml" xmlns:w10="urn:schemas-microsoft-com:office:word" xmlns:wpg="http://schemas.microsoft.com/office/word/2010/wordprocessingGroup" xmlns:wpi="http://schemas.microsoft.com/office/word/2010/wordprocessingInk" xmlns:wne="http://schemas.microsoft.com/office/word/2006/wordml" xmlns:wps="http://schemas.microsoft.com/office/word/2010/wordprocessingShape" xmlns:wpsCustomData="http://www.wps.cn/officeDocument/2013/wpsCustomData" mc:Ignorable="w14 w15 wp14">
-  <w:footnote w:type="separator" w:id="0">
-    <w:p>
-      <w:pPr>
-        <w:spacing w:before="0" w:after="0" w:line="240" w:lineRule="auto"/>
-      </w:pPr>
-      <w:r>
-        <w:separator/>
-      </w:r>
-    </w:p>
-  </w:footnote>
-  <w:footnote w:type="continuationSeparator" w:id="1">
-    <w:p>
-      <w:pPr>
-        <w:spacing w:before="0" w:after="0" w:line="240" w:lineRule="auto"/>
-      </w:pPr>
-      <w:r>
-        <w:continuationSeparator/>
-      </w:r>
-    </w:p>
-  </w:footnote>
-</w:footnotes>
-</file>
-
 <file path=word/numbering.xml><?xml version="1.0" encoding="utf-8"?>
-<w:numbering xmlns:wpc="http://schemas.microsoft.com/office/word/2010/wordprocessingCanvas" xmlns:mc="http://schemas.openxmlformats.org/markup-compatibility/2006" xmlns:o="urn:schemas-microsoft-com:office:office" xmlns:r="http://schemas.openxmlformats.org/officeDocument/2006/relationships" xmlns:m="http://schemas.openxmlformats.org/officeDocument/2006/math" xmlns:v="urn:schemas-microsoft-com:vml" xmlns:wp14="http://schemas.microsoft.com/office/word/2010/wordprocessingDrawing" xmlns:wp="http://schemas.openxmlformats.org/drawingml/2006/wordprocessingDrawing" xmlns:w10="urn:schemas-microsoft-com:office:word" xmlns:w="http://schemas.openxmlformats.org/wordprocessingml/2006/main" xmlns:w14="http://schemas.microsoft.com/office/word/2010/wordml" xmlns:wpg="http://schemas.microsoft.com/office/word/2010/wordprocessingGroup" xmlns:wpi="http://schemas.microsoft.com/office/word/2010/wordprocessingInk" xmlns:wne="http://schemas.microsoft.com/office/word/2006/wordml" xmlns:wps="http://schemas.microsoft.com/office/word/2010/wordprocessingShape" xmlns:wpsCustomData="http://www.wps.cn/officeDocument/2013/wpsCustomData" mc:Ignorable="w14 wp14">
+<w:numbering xmlns:wpc="http://schemas.microsoft.com/office/word/2010/wordprocessingCanvas" xmlns:mc="http://schemas.openxmlformats.org/markup-compatibility/2006" xmlns:o="urn:schemas-microsoft-com:office:office" xmlns:r="http://schemas.openxmlformats.org/officeDocument/2006/relationships" xmlns:m="http://schemas.openxmlformats.org/officeDocument/2006/math" xmlns:v="urn:schemas-microsoft-com:vml" xmlns:wp14="http://schemas.microsoft.com/office/word/2010/wordprocessingDrawing" xmlns:wp="http://schemas.openxmlformats.org/drawingml/2006/wordprocessingDrawing" xmlns:w10="urn:schemas-microsoft-com:office:word" xmlns:w="http://schemas.openxmlformats.org/wordprocessingml/2006/main" xmlns:w14="http://schemas.microsoft.com/office/word/2010/wordml" xmlns:w15="http://schemas.microsoft.com/office/word/2012/wordml" xmlns:wne="http://schemas.microsoft.com/office/word/2006/wordml" xmlns:wpg="http://schemas.microsoft.com/office/word/2010/wordprocessingGroup" xmlns:wpi="http://schemas.microsoft.com/office/word/2010/wordprocessingInk" xmlns:wps="http://schemas.microsoft.com/office/word/2010/wordprocessingShape" mc:Ignorable="w14 w15 wp14">
   <w:abstractNum w:abstractNumId="0">
     <w:nsid w:val="8E964DCE"/>
     <w:multiLevelType w:val="multilevel"/>
     <w:tmpl w:val="8E964DCE"/>
-    <w:lvl w:ilvl="0" w:tentative="0">
+    <w:lvl w:ilvl="0">
       <w:start w:val="1"/>
       <w:numFmt w:val="decimal"/>
-      <w:pStyle w:val="2"/>
+      <w:pStyle w:val="Heading1"/>
       <w:lvlText w:val="%1."/>
       <w:lvlJc w:val="left"/>
       <w:pPr>
@@ -2393,7 +2380,7 @@
         <w:rFonts w:hint="default"/>
       </w:rPr>
     </w:lvl>
-    <w:lvl w:ilvl="1" w:tentative="0">
+    <w:lvl w:ilvl="1">
       <w:start w:val="1"/>
       <w:numFmt w:val="decimal"/>
       <w:lvlText w:val="%1.%2."/>
@@ -2405,7 +2392,7 @@
         <w:rFonts w:hint="default"/>
       </w:rPr>
     </w:lvl>
-    <w:lvl w:ilvl="2" w:tentative="0">
+    <w:lvl w:ilvl="2">
       <w:start w:val="1"/>
       <w:numFmt w:val="decimal"/>
       <w:lvlText w:val="%1.%2.%3."/>
@@ -2417,7 +2404,7 @@
         <w:rFonts w:hint="default"/>
       </w:rPr>
     </w:lvl>
-    <w:lvl w:ilvl="3" w:tentative="0">
+    <w:lvl w:ilvl="3">
       <w:start w:val="1"/>
       <w:numFmt w:val="decimal"/>
       <w:lvlText w:val="%1.%2.%3.%4."/>
@@ -2429,7 +2416,7 @@
         <w:rFonts w:hint="default"/>
       </w:rPr>
     </w:lvl>
-    <w:lvl w:ilvl="4" w:tentative="0">
+    <w:lvl w:ilvl="4">
       <w:start w:val="1"/>
       <w:numFmt w:val="decimal"/>
       <w:lvlText w:val="%1.%2.%3.%4.%5."/>
@@ -2441,7 +2428,7 @@
         <w:rFonts w:hint="default"/>
       </w:rPr>
     </w:lvl>
-    <w:lvl w:ilvl="5" w:tentative="0">
+    <w:lvl w:ilvl="5">
       <w:start w:val="1"/>
       <w:numFmt w:val="decimal"/>
       <w:lvlText w:val="%1.%2.%3.%4.%5.%6."/>
@@ -2453,7 +2440,7 @@
         <w:rFonts w:hint="default"/>
       </w:rPr>
     </w:lvl>
-    <w:lvl w:ilvl="6" w:tentative="0">
+    <w:lvl w:ilvl="6">
       <w:start w:val="1"/>
       <w:numFmt w:val="decimal"/>
       <w:lvlText w:val="%1.%2.%3.%4.%5.%6.%7."/>
@@ -2465,7 +2452,7 @@
         <w:rFonts w:hint="default"/>
       </w:rPr>
     </w:lvl>
-    <w:lvl w:ilvl="7" w:tentative="0">
+    <w:lvl w:ilvl="7">
       <w:start w:val="1"/>
       <w:numFmt w:val="decimal"/>
       <w:lvlText w:val="%1.%2.%3.%4.%5.%6.%7.%8."/>
@@ -2477,7 +2464,7 @@
         <w:rFonts w:hint="default"/>
       </w:rPr>
     </w:lvl>
-    <w:lvl w:ilvl="8" w:tentative="0">
+    <w:lvl w:ilvl="8">
       <w:start w:val="1"/>
       <w:numFmt w:val="decimal"/>
       <w:lvlText w:val="%1.%2.%3.%4.%5.%6.%7.%8.%9."/>
@@ -2494,7 +2481,7 @@
     <w:nsid w:val="BA133590"/>
     <w:multiLevelType w:val="singleLevel"/>
     <w:tmpl w:val="BA133590"/>
-    <w:lvl w:ilvl="0" w:tentative="0">
+    <w:lvl w:ilvl="0">
       <w:start w:val="1"/>
       <w:numFmt w:val="decimal"/>
       <w:lvlText w:val="%1."/>
@@ -2517,287 +2504,285 @@
 </file>
 
 <file path=word/styles.xml><?xml version="1.0" encoding="utf-8"?>
-<w:styles xmlns:mc="http://schemas.openxmlformats.org/markup-compatibility/2006" xmlns:o="urn:schemas-microsoft-com:office:office" xmlns:r="http://schemas.openxmlformats.org/officeDocument/2006/relationships" xmlns:m="http://schemas.openxmlformats.org/officeDocument/2006/math" xmlns:v="urn:schemas-microsoft-com:vml" xmlns:w="http://schemas.openxmlformats.org/wordprocessingml/2006/main" xmlns:w14="http://schemas.microsoft.com/office/word/2010/wordml" xmlns:w10="urn:schemas-microsoft-com:office:word" xmlns:sl="http://schemas.openxmlformats.org/schemaLibrary/2006/main" xmlns:wpsCustomData="http://www.wps.cn/officeDocument/2013/wpsCustomData" mc:Ignorable="w14">
+<w:styles xmlns:mc="http://schemas.openxmlformats.org/markup-compatibility/2006" xmlns:r="http://schemas.openxmlformats.org/officeDocument/2006/relationships" xmlns:w="http://schemas.openxmlformats.org/wordprocessingml/2006/main" xmlns:w14="http://schemas.microsoft.com/office/word/2010/wordml" xmlns:w15="http://schemas.microsoft.com/office/word/2012/wordml" mc:Ignorable="w14 w15">
   <w:docDefaults>
     <w:rPrDefault>
       <w:rPr>
-        <w:rFonts w:ascii="Times New Roman" w:hAnsi="Times New Roman" w:eastAsia="宋体" w:cs="Times New Roman"/>
+        <w:rFonts w:ascii="Times New Roman" w:eastAsia="宋体" w:hAnsi="Times New Roman" w:cs="Times New Roman"/>
       </w:rPr>
     </w:rPrDefault>
     <w:pPrDefault/>
   </w:docDefaults>
-  <w:latentStyles w:count="260" w:defQFormat="0" w:defUnhideWhenUsed="1" w:defSemiHidden="1" w:defUIPriority="99" w:defLockedState="0">
-    <w:lsdException w:qFormat="1" w:unhideWhenUsed="0" w:uiPriority="1" w:semiHidden="0" w:name="Normal"/>
-    <w:lsdException w:qFormat="1" w:unhideWhenUsed="0" w:uiPriority="0" w:semiHidden="0" w:name="heading 1"/>
-    <w:lsdException w:qFormat="1" w:uiPriority="0" w:name="heading 2"/>
-    <w:lsdException w:qFormat="1" w:uiPriority="0" w:name="heading 3"/>
-    <w:lsdException w:qFormat="1" w:uiPriority="0" w:name="heading 4"/>
-    <w:lsdException w:qFormat="1" w:uiPriority="0" w:name="heading 5"/>
-    <w:lsdException w:qFormat="1" w:uiPriority="0" w:name="heading 6"/>
-    <w:lsdException w:qFormat="1" w:uiPriority="0" w:name="heading 7"/>
-    <w:lsdException w:qFormat="1" w:uiPriority="0" w:name="heading 8"/>
-    <w:lsdException w:qFormat="1" w:uiPriority="0" w:name="heading 9"/>
-    <w:lsdException w:unhideWhenUsed="0" w:uiPriority="0" w:semiHidden="0" w:name="index 1"/>
-    <w:lsdException w:unhideWhenUsed="0" w:uiPriority="0" w:semiHidden="0" w:name="index 2"/>
-    <w:lsdException w:unhideWhenUsed="0" w:uiPriority="0" w:semiHidden="0" w:name="index 3"/>
-    <w:lsdException w:unhideWhenUsed="0" w:uiPriority="0" w:semiHidden="0" w:name="index 4"/>
-    <w:lsdException w:unhideWhenUsed="0" w:uiPriority="0" w:semiHidden="0" w:name="index 5"/>
-    <w:lsdException w:unhideWhenUsed="0" w:uiPriority="0" w:semiHidden="0" w:name="index 6"/>
-    <w:lsdException w:unhideWhenUsed="0" w:uiPriority="0" w:semiHidden="0" w:name="index 7"/>
-    <w:lsdException w:unhideWhenUsed="0" w:uiPriority="0" w:semiHidden="0" w:name="index 8"/>
-    <w:lsdException w:unhideWhenUsed="0" w:uiPriority="0" w:semiHidden="0" w:name="index 9"/>
-    <w:lsdException w:qFormat="1" w:uiPriority="39" w:semiHidden="0" w:name="toc 1"/>
-    <w:lsdException w:qFormat="1" w:uiPriority="39" w:semiHidden="0" w:name="toc 2"/>
-    <w:lsdException w:unhideWhenUsed="0" w:uiPriority="0" w:semiHidden="0" w:name="toc 3"/>
-    <w:lsdException w:unhideWhenUsed="0" w:uiPriority="0" w:semiHidden="0" w:name="toc 4"/>
-    <w:lsdException w:unhideWhenUsed="0" w:uiPriority="0" w:semiHidden="0" w:name="toc 5"/>
-    <w:lsdException w:unhideWhenUsed="0" w:uiPriority="0" w:semiHidden="0" w:name="toc 6"/>
-    <w:lsdException w:unhideWhenUsed="0" w:uiPriority="0" w:semiHidden="0" w:name="toc 7"/>
-    <w:lsdException w:unhideWhenUsed="0" w:uiPriority="0" w:semiHidden="0" w:name="toc 8"/>
-    <w:lsdException w:unhideWhenUsed="0" w:uiPriority="0" w:semiHidden="0" w:name="toc 9"/>
-    <w:lsdException w:unhideWhenUsed="0" w:uiPriority="0" w:semiHidden="0" w:name="Normal Indent"/>
-    <w:lsdException w:unhideWhenUsed="0" w:uiPriority="0" w:semiHidden="0" w:name="footnote text"/>
-    <w:lsdException w:unhideWhenUsed="0" w:uiPriority="0" w:semiHidden="0" w:name="annotation text"/>
-    <w:lsdException w:unhideWhenUsed="0" w:uiPriority="0" w:semiHidden="0" w:name="header"/>
-    <w:lsdException w:unhideWhenUsed="0" w:uiPriority="0" w:semiHidden="0" w:name="footer"/>
-    <w:lsdException w:unhideWhenUsed="0" w:uiPriority="0" w:semiHidden="0" w:name="index heading"/>
-    <w:lsdException w:qFormat="1" w:uiPriority="0" w:name="caption"/>
-    <w:lsdException w:unhideWhenUsed="0" w:uiPriority="0" w:semiHidden="0" w:name="table of figures"/>
-    <w:lsdException w:unhideWhenUsed="0" w:uiPriority="0" w:semiHidden="0" w:name="envelope address"/>
-    <w:lsdException w:unhideWhenUsed="0" w:uiPriority="0" w:semiHidden="0" w:name="envelope return"/>
-    <w:lsdException w:unhideWhenUsed="0" w:uiPriority="0" w:semiHidden="0" w:name="footnote reference"/>
-    <w:lsdException w:unhideWhenUsed="0" w:uiPriority="0" w:semiHidden="0" w:name="annotation reference"/>
-    <w:lsdException w:unhideWhenUsed="0" w:uiPriority="0" w:semiHidden="0" w:name="line number"/>
-    <w:lsdException w:unhideWhenUsed="0" w:uiPriority="0" w:semiHidden="0" w:name="page number"/>
-    <w:lsdException w:unhideWhenUsed="0" w:uiPriority="0" w:semiHidden="0" w:name="endnote reference"/>
-    <w:lsdException w:unhideWhenUsed="0" w:uiPriority="0" w:semiHidden="0" w:name="endnote text"/>
-    <w:lsdException w:unhideWhenUsed="0" w:uiPriority="0" w:semiHidden="0" w:name="table of authorities"/>
-    <w:lsdException w:unhideWhenUsed="0" w:uiPriority="0" w:semiHidden="0" w:name="macro"/>
-    <w:lsdException w:unhideWhenUsed="0" w:uiPriority="0" w:semiHidden="0" w:name="toa heading"/>
-    <w:lsdException w:unhideWhenUsed="0" w:uiPriority="0" w:semiHidden="0" w:name="List"/>
-    <w:lsdException w:unhideWhenUsed="0" w:uiPriority="0" w:semiHidden="0" w:name="List Bullet"/>
-    <w:lsdException w:unhideWhenUsed="0" w:uiPriority="0" w:semiHidden="0" w:name="List Number"/>
-    <w:lsdException w:unhideWhenUsed="0" w:uiPriority="0" w:semiHidden="0" w:name="List 2"/>
-    <w:lsdException w:unhideWhenUsed="0" w:uiPriority="0" w:semiHidden="0" w:name="List 3"/>
-    <w:lsdException w:unhideWhenUsed="0" w:uiPriority="0" w:semiHidden="0" w:name="List 4"/>
-    <w:lsdException w:unhideWhenUsed="0" w:uiPriority="0" w:semiHidden="0" w:name="List 5"/>
-    <w:lsdException w:unhideWhenUsed="0" w:uiPriority="0" w:semiHidden="0" w:name="List Bullet 2"/>
-    <w:lsdException w:unhideWhenUsed="0" w:uiPriority="0" w:semiHidden="0" w:name="List Bullet 3"/>
-    <w:lsdException w:unhideWhenUsed="0" w:uiPriority="0" w:semiHidden="0" w:name="List Bullet 4"/>
-    <w:lsdException w:unhideWhenUsed="0" w:uiPriority="0" w:semiHidden="0" w:name="List Bullet 5"/>
-    <w:lsdException w:unhideWhenUsed="0" w:uiPriority="0" w:semiHidden="0" w:name="List Number 2"/>
-    <w:lsdException w:unhideWhenUsed="0" w:uiPriority="0" w:semiHidden="0" w:name="List Number 3"/>
-    <w:lsdException w:unhideWhenUsed="0" w:uiPriority="0" w:semiHidden="0" w:name="List Number 4"/>
-    <w:lsdException w:unhideWhenUsed="0" w:uiPriority="0" w:semiHidden="0" w:name="List Number 5"/>
-    <w:lsdException w:qFormat="1" w:unhideWhenUsed="0" w:uiPriority="0" w:semiHidden="0" w:name="Title"/>
-    <w:lsdException w:unhideWhenUsed="0" w:uiPriority="0" w:semiHidden="0" w:name="Closing"/>
-    <w:lsdException w:unhideWhenUsed="0" w:uiPriority="0" w:semiHidden="0" w:name="Signature"/>
-    <w:lsdException w:qFormat="1" w:uiPriority="1" w:name="Default Paragraph Font"/>
-    <w:lsdException w:qFormat="1" w:unhideWhenUsed="0" w:uiPriority="1" w:semiHidden="0" w:name="Body Text"/>
-    <w:lsdException w:unhideWhenUsed="0" w:uiPriority="0" w:semiHidden="0" w:name="Body Text Indent"/>
-    <w:lsdException w:unhideWhenUsed="0" w:uiPriority="0" w:semiHidden="0" w:name="List Continue"/>
-    <w:lsdException w:unhideWhenUsed="0" w:uiPriority="0" w:semiHidden="0" w:name="List Continue 2"/>
-    <w:lsdException w:unhideWhenUsed="0" w:uiPriority="0" w:semiHidden="0" w:name="List Continue 3"/>
-    <w:lsdException w:unhideWhenUsed="0" w:uiPriority="0" w:semiHidden="0" w:name="List Continue 4"/>
-    <w:lsdException w:unhideWhenUsed="0" w:uiPriority="0" w:semiHidden="0" w:name="List Continue 5"/>
-    <w:lsdException w:unhideWhenUsed="0" w:uiPriority="0" w:semiHidden="0" w:name="Message Header"/>
-    <w:lsdException w:qFormat="1" w:unhideWhenUsed="0" w:uiPriority="0" w:semiHidden="0" w:name="Subtitle"/>
-    <w:lsdException w:unhideWhenUsed="0" w:uiPriority="0" w:semiHidden="0" w:name="Salutation"/>
-    <w:lsdException w:unhideWhenUsed="0" w:uiPriority="0" w:semiHidden="0" w:name="Date"/>
-    <w:lsdException w:unhideWhenUsed="0" w:uiPriority="0" w:semiHidden="0" w:name="Body Text First Indent"/>
-    <w:lsdException w:unhideWhenUsed="0" w:uiPriority="0" w:semiHidden="0" w:name="Body Text First Indent 2"/>
-    <w:lsdException w:uiPriority="99" w:name="Note Heading"/>
-    <w:lsdException w:unhideWhenUsed="0" w:uiPriority="0" w:semiHidden="0" w:name="Body Text 2"/>
-    <w:lsdException w:unhideWhenUsed="0" w:uiPriority="0" w:semiHidden="0" w:name="Body Text 3"/>
-    <w:lsdException w:unhideWhenUsed="0" w:uiPriority="0" w:semiHidden="0" w:name="Body Text Indent 2"/>
-    <w:lsdException w:unhideWhenUsed="0" w:uiPriority="0" w:semiHidden="0" w:name="Body Text Indent 3"/>
-    <w:lsdException w:unhideWhenUsed="0" w:uiPriority="0" w:semiHidden="0" w:name="Block Text"/>
-    <w:lsdException w:qFormat="1" w:uiPriority="99" w:semiHidden="0" w:name="Hyperlink"/>
-    <w:lsdException w:unhideWhenUsed="0" w:uiPriority="0" w:semiHidden="0" w:name="FollowedHyperlink"/>
-    <w:lsdException w:qFormat="1" w:unhideWhenUsed="0" w:uiPriority="0" w:semiHidden="0" w:name="Strong"/>
-    <w:lsdException w:qFormat="1" w:unhideWhenUsed="0" w:uiPriority="0" w:semiHidden="0" w:name="Emphasis"/>
-    <w:lsdException w:unhideWhenUsed="0" w:uiPriority="0" w:semiHidden="0" w:name="Document Map"/>
-    <w:lsdException w:unhideWhenUsed="0" w:uiPriority="0" w:semiHidden="0" w:name="Plain Text"/>
-    <w:lsdException w:unhideWhenUsed="0" w:uiPriority="0" w:semiHidden="0" w:name="E-mail Signature"/>
-    <w:lsdException w:unhideWhenUsed="0" w:uiPriority="0" w:semiHidden="0" w:name="Normal (Web)"/>
-    <w:lsdException w:unhideWhenUsed="0" w:uiPriority="0" w:semiHidden="0" w:name="HTML Acronym"/>
-    <w:lsdException w:unhideWhenUsed="0" w:uiPriority="0" w:semiHidden="0" w:name="HTML Address"/>
-    <w:lsdException w:unhideWhenUsed="0" w:uiPriority="0" w:semiHidden="0" w:name="HTML Cite"/>
-    <w:lsdException w:unhideWhenUsed="0" w:uiPriority="0" w:semiHidden="0" w:name="HTML Code"/>
-    <w:lsdException w:unhideWhenUsed="0" w:uiPriority="0" w:semiHidden="0" w:name="HTML Definition"/>
-    <w:lsdException w:unhideWhenUsed="0" w:uiPriority="0" w:semiHidden="0" w:name="HTML Keyboard"/>
-    <w:lsdException w:unhideWhenUsed="0" w:uiPriority="0" w:semiHidden="0" w:name="HTML Preformatted"/>
-    <w:lsdException w:unhideWhenUsed="0" w:uiPriority="0" w:semiHidden="0" w:name="HTML Sample"/>
-    <w:lsdException w:unhideWhenUsed="0" w:uiPriority="0" w:semiHidden="0" w:name="HTML Typewriter"/>
-    <w:lsdException w:unhideWhenUsed="0" w:uiPriority="0" w:semiHidden="0" w:name="HTML Variable"/>
-    <w:lsdException w:qFormat="1" w:unhideWhenUsed="0" w:uiPriority="0" w:name="Normal Table"/>
-    <w:lsdException w:unhideWhenUsed="0" w:uiPriority="0" w:semiHidden="0" w:name="annotation subject"/>
-    <w:lsdException w:unhideWhenUsed="0" w:uiPriority="0" w:semiHidden="0" w:name="Table Simple 1"/>
-    <w:lsdException w:unhideWhenUsed="0" w:uiPriority="0" w:semiHidden="0" w:name="Table Simple 2"/>
-    <w:lsdException w:unhideWhenUsed="0" w:uiPriority="0" w:semiHidden="0" w:name="Table Simple 3"/>
-    <w:lsdException w:unhideWhenUsed="0" w:uiPriority="0" w:semiHidden="0" w:name="Table Classic 1"/>
-    <w:lsdException w:unhideWhenUsed="0" w:uiPriority="0" w:semiHidden="0" w:name="Table Classic 2"/>
-    <w:lsdException w:unhideWhenUsed="0" w:uiPriority="0" w:semiHidden="0" w:name="Table Classic 3"/>
-    <w:lsdException w:unhideWhenUsed="0" w:uiPriority="0" w:semiHidden="0" w:name="Table Classic 4"/>
-    <w:lsdException w:unhideWhenUsed="0" w:uiPriority="0" w:semiHidden="0" w:name="Table Colorful 1"/>
-    <w:lsdException w:unhideWhenUsed="0" w:uiPriority="0" w:semiHidden="0" w:name="Table Colorful 2"/>
-    <w:lsdException w:unhideWhenUsed="0" w:uiPriority="0" w:semiHidden="0" w:name="Table Colorful 3"/>
-    <w:lsdException w:unhideWhenUsed="0" w:uiPriority="0" w:semiHidden="0" w:name="Table Columns 1"/>
-    <w:lsdException w:unhideWhenUsed="0" w:uiPriority="0" w:semiHidden="0" w:name="Table Columns 2"/>
-    <w:lsdException w:unhideWhenUsed="0" w:uiPriority="0" w:semiHidden="0" w:name="Table Columns 3"/>
-    <w:lsdException w:unhideWhenUsed="0" w:uiPriority="0" w:semiHidden="0" w:name="Table Columns 4"/>
-    <w:lsdException w:unhideWhenUsed="0" w:uiPriority="0" w:semiHidden="0" w:name="Table Columns 5"/>
-    <w:lsdException w:unhideWhenUsed="0" w:uiPriority="0" w:semiHidden="0" w:name="Table Grid 1"/>
-    <w:lsdException w:unhideWhenUsed="0" w:uiPriority="0" w:semiHidden="0" w:name="Table Grid 2"/>
-    <w:lsdException w:unhideWhenUsed="0" w:uiPriority="0" w:semiHidden="0" w:name="Table Grid 3"/>
-    <w:lsdException w:unhideWhenUsed="0" w:uiPriority="0" w:semiHidden="0" w:name="Table Grid 4"/>
-    <w:lsdException w:unhideWhenUsed="0" w:uiPriority="0" w:semiHidden="0" w:name="Table Grid 5"/>
-    <w:lsdException w:unhideWhenUsed="0" w:uiPriority="0" w:semiHidden="0" w:name="Table Grid 6"/>
-    <w:lsdException w:unhideWhenUsed="0" w:uiPriority="0" w:semiHidden="0" w:name="Table Grid 7"/>
-    <w:lsdException w:unhideWhenUsed="0" w:uiPriority="0" w:semiHidden="0" w:name="Table Grid 8"/>
-    <w:lsdException w:unhideWhenUsed="0" w:uiPriority="0" w:semiHidden="0" w:name="Table List 1"/>
-    <w:lsdException w:unhideWhenUsed="0" w:uiPriority="0" w:semiHidden="0" w:name="Table List 2"/>
-    <w:lsdException w:unhideWhenUsed="0" w:uiPriority="0" w:semiHidden="0" w:name="Table List 3"/>
-    <w:lsdException w:unhideWhenUsed="0" w:uiPriority="0" w:semiHidden="0" w:name="Table List 4"/>
-    <w:lsdException w:unhideWhenUsed="0" w:uiPriority="0" w:semiHidden="0" w:name="Table List 5"/>
-    <w:lsdException w:unhideWhenUsed="0" w:uiPriority="0" w:semiHidden="0" w:name="Table List 6"/>
-    <w:lsdException w:unhideWhenUsed="0" w:uiPriority="0" w:semiHidden="0" w:name="Table List 7"/>
-    <w:lsdException w:unhideWhenUsed="0" w:uiPriority="0" w:semiHidden="0" w:name="Table List 8"/>
-    <w:lsdException w:unhideWhenUsed="0" w:uiPriority="0" w:semiHidden="0" w:name="Table 3D effects 1"/>
-    <w:lsdException w:unhideWhenUsed="0" w:uiPriority="0" w:semiHidden="0" w:name="Table 3D effects 2"/>
-    <w:lsdException w:unhideWhenUsed="0" w:uiPriority="0" w:semiHidden="0" w:name="Table 3D effects 3"/>
-    <w:lsdException w:unhideWhenUsed="0" w:uiPriority="0" w:semiHidden="0" w:name="Table Contemporary"/>
-    <w:lsdException w:unhideWhenUsed="0" w:uiPriority="0" w:semiHidden="0" w:name="Table Elegant"/>
-    <w:lsdException w:unhideWhenUsed="0" w:uiPriority="0" w:semiHidden="0" w:name="Table Professional"/>
-    <w:lsdException w:unhideWhenUsed="0" w:uiPriority="0" w:semiHidden="0" w:name="Table Subtle 1"/>
-    <w:lsdException w:unhideWhenUsed="0" w:uiPriority="0" w:semiHidden="0" w:name="Table Subtle 2"/>
-    <w:lsdException w:unhideWhenUsed="0" w:uiPriority="0" w:semiHidden="0" w:name="Table Web 1"/>
-    <w:lsdException w:unhideWhenUsed="0" w:uiPriority="0" w:semiHidden="0" w:name="Table Web 2"/>
-    <w:lsdException w:unhideWhenUsed="0" w:uiPriority="0" w:semiHidden="0" w:name="Table Web 3"/>
-    <w:lsdException w:unhideWhenUsed="0" w:uiPriority="0" w:semiHidden="0" w:name="Balloon Text"/>
-    <w:lsdException w:unhideWhenUsed="0" w:uiPriority="0" w:semiHidden="0" w:name="Table Grid"/>
-    <w:lsdException w:unhideWhenUsed="0" w:uiPriority="0" w:semiHidden="0" w:name="Table Theme"/>
-    <w:lsdException w:unhideWhenUsed="0" w:uiPriority="60" w:semiHidden="0" w:name="Light Shading"/>
-    <w:lsdException w:unhideWhenUsed="0" w:uiPriority="61" w:semiHidden="0" w:name="Light List"/>
-    <w:lsdException w:unhideWhenUsed="0" w:uiPriority="62" w:semiHidden="0" w:name="Light Grid"/>
-    <w:lsdException w:unhideWhenUsed="0" w:uiPriority="63" w:semiHidden="0" w:name="Medium Shading 1"/>
-    <w:lsdException w:unhideWhenUsed="0" w:uiPriority="64" w:semiHidden="0" w:name="Medium Shading 2"/>
-    <w:lsdException w:unhideWhenUsed="0" w:uiPriority="65" w:semiHidden="0" w:name="Medium List 1"/>
-    <w:lsdException w:unhideWhenUsed="0" w:uiPriority="66" w:semiHidden="0" w:name="Medium List 2"/>
-    <w:lsdException w:unhideWhenUsed="0" w:uiPriority="67" w:semiHidden="0" w:name="Medium Grid 1"/>
-    <w:lsdException w:unhideWhenUsed="0" w:uiPriority="68" w:semiHidden="0" w:name="Medium Grid 2"/>
-    <w:lsdException w:unhideWhenUsed="0" w:uiPriority="69" w:semiHidden="0" w:name="Medium Grid 3"/>
-    <w:lsdException w:unhideWhenUsed="0" w:uiPriority="70" w:semiHidden="0" w:name="Dark List"/>
-    <w:lsdException w:unhideWhenUsed="0" w:uiPriority="71" w:semiHidden="0" w:name="Colorful Shading"/>
-    <w:lsdException w:unhideWhenUsed="0" w:uiPriority="72" w:semiHidden="0" w:name="Colorful List"/>
-    <w:lsdException w:unhideWhenUsed="0" w:uiPriority="73" w:semiHidden="0" w:name="Colorful Grid"/>
-    <w:lsdException w:unhideWhenUsed="0" w:uiPriority="60" w:semiHidden="0" w:name="Light Shading Accent 1"/>
-    <w:lsdException w:unhideWhenUsed="0" w:uiPriority="61" w:semiHidden="0" w:name="Light List Accent 1"/>
-    <w:lsdException w:unhideWhenUsed="0" w:uiPriority="62" w:semiHidden="0" w:name="Light Grid Accent 1"/>
-    <w:lsdException w:unhideWhenUsed="0" w:uiPriority="63" w:semiHidden="0" w:name="Medium Shading 1 Accent 1"/>
-    <w:lsdException w:unhideWhenUsed="0" w:uiPriority="64" w:semiHidden="0" w:name="Medium Shading 2 Accent 1"/>
-    <w:lsdException w:unhideWhenUsed="0" w:uiPriority="65" w:semiHidden="0" w:name="Medium List 1 Accent 1"/>
-    <w:lsdException w:qFormat="1" w:unhideWhenUsed="0" w:uiPriority="1" w:semiHidden="0" w:name="List Paragraph"/>
-    <w:lsdException w:unhideWhenUsed="0" w:uiPriority="66" w:semiHidden="0" w:name="Medium List 2 Accent 1"/>
-    <w:lsdException w:unhideWhenUsed="0" w:uiPriority="67" w:semiHidden="0" w:name="Medium Grid 1 Accent 1"/>
-    <w:lsdException w:unhideWhenUsed="0" w:uiPriority="68" w:semiHidden="0" w:name="Medium Grid 2 Accent 1"/>
-    <w:lsdException w:unhideWhenUsed="0" w:uiPriority="69" w:semiHidden="0" w:name="Medium Grid 3 Accent 1"/>
-    <w:lsdException w:unhideWhenUsed="0" w:uiPriority="70" w:semiHidden="0" w:name="Dark List Accent 1"/>
-    <w:lsdException w:unhideWhenUsed="0" w:uiPriority="71" w:semiHidden="0" w:name="Colorful Shading Accent 1"/>
-    <w:lsdException w:unhideWhenUsed="0" w:uiPriority="72" w:semiHidden="0" w:name="Colorful List Accent 1"/>
-    <w:lsdException w:unhideWhenUsed="0" w:uiPriority="73" w:semiHidden="0" w:name="Colorful Grid Accent 1"/>
-    <w:lsdException w:unhideWhenUsed="0" w:uiPriority="60" w:semiHidden="0" w:name="Light Shading Accent 2"/>
-    <w:lsdException w:unhideWhenUsed="0" w:uiPriority="61" w:semiHidden="0" w:name="Light List Accent 2"/>
-    <w:lsdException w:unhideWhenUsed="0" w:uiPriority="62" w:semiHidden="0" w:name="Light Grid Accent 2"/>
-    <w:lsdException w:unhideWhenUsed="0" w:uiPriority="63" w:semiHidden="0" w:name="Medium Shading 1 Accent 2"/>
-    <w:lsdException w:unhideWhenUsed="0" w:uiPriority="64" w:semiHidden="0" w:name="Medium Shading 2 Accent 2"/>
-    <w:lsdException w:unhideWhenUsed="0" w:uiPriority="65" w:semiHidden="0" w:name="Medium List 1 Accent 2"/>
-    <w:lsdException w:unhideWhenUsed="0" w:uiPriority="66" w:semiHidden="0" w:name="Medium List 2 Accent 2"/>
-    <w:lsdException w:unhideWhenUsed="0" w:uiPriority="67" w:semiHidden="0" w:name="Medium Grid 1 Accent 2"/>
-    <w:lsdException w:unhideWhenUsed="0" w:uiPriority="68" w:semiHidden="0" w:name="Medium Grid 2 Accent 2"/>
-    <w:lsdException w:unhideWhenUsed="0" w:uiPriority="69" w:semiHidden="0" w:name="Medium Grid 3 Accent 2"/>
-    <w:lsdException w:unhideWhenUsed="0" w:uiPriority="70" w:semiHidden="0" w:name="Dark List Accent 2"/>
-    <w:lsdException w:unhideWhenUsed="0" w:uiPriority="71" w:semiHidden="0" w:name="Colorful Shading Accent 2"/>
-    <w:lsdException w:unhideWhenUsed="0" w:uiPriority="72" w:semiHidden="0" w:name="Colorful List Accent 2"/>
-    <w:lsdException w:unhideWhenUsed="0" w:uiPriority="73" w:semiHidden="0" w:name="Colorful Grid Accent 2"/>
-    <w:lsdException w:unhideWhenUsed="0" w:uiPriority="60" w:semiHidden="0" w:name="Light Shading Accent 3"/>
-    <w:lsdException w:unhideWhenUsed="0" w:uiPriority="61" w:semiHidden="0" w:name="Light List Accent 3"/>
-    <w:lsdException w:unhideWhenUsed="0" w:uiPriority="62" w:semiHidden="0" w:name="Light Grid Accent 3"/>
-    <w:lsdException w:unhideWhenUsed="0" w:uiPriority="63" w:semiHidden="0" w:name="Medium Shading 1 Accent 3"/>
-    <w:lsdException w:unhideWhenUsed="0" w:uiPriority="64" w:semiHidden="0" w:name="Medium Shading 2 Accent 3"/>
-    <w:lsdException w:unhideWhenUsed="0" w:uiPriority="65" w:semiHidden="0" w:name="Medium List 1 Accent 3"/>
-    <w:lsdException w:unhideWhenUsed="0" w:uiPriority="66" w:semiHidden="0" w:name="Medium List 2 Accent 3"/>
-    <w:lsdException w:unhideWhenUsed="0" w:uiPriority="67" w:semiHidden="0" w:name="Medium Grid 1 Accent 3"/>
-    <w:lsdException w:unhideWhenUsed="0" w:uiPriority="68" w:semiHidden="0" w:name="Medium Grid 2 Accent 3"/>
-    <w:lsdException w:unhideWhenUsed="0" w:uiPriority="69" w:semiHidden="0" w:name="Medium Grid 3 Accent 3"/>
-    <w:lsdException w:unhideWhenUsed="0" w:uiPriority="70" w:semiHidden="0" w:name="Dark List Accent 3"/>
-    <w:lsdException w:unhideWhenUsed="0" w:uiPriority="71" w:semiHidden="0" w:name="Colorful Shading Accent 3"/>
-    <w:lsdException w:unhideWhenUsed="0" w:uiPriority="72" w:semiHidden="0" w:name="Colorful List Accent 3"/>
-    <w:lsdException w:unhideWhenUsed="0" w:uiPriority="73" w:semiHidden="0" w:name="Colorful Grid Accent 3"/>
-    <w:lsdException w:unhideWhenUsed="0" w:uiPriority="60" w:semiHidden="0" w:name="Light Shading Accent 4"/>
-    <w:lsdException w:unhideWhenUsed="0" w:uiPriority="61" w:semiHidden="0" w:name="Light List Accent 4"/>
-    <w:lsdException w:unhideWhenUsed="0" w:uiPriority="62" w:semiHidden="0" w:name="Light Grid Accent 4"/>
-    <w:lsdException w:unhideWhenUsed="0" w:uiPriority="63" w:semiHidden="0" w:name="Medium Shading 1 Accent 4"/>
-    <w:lsdException w:unhideWhenUsed="0" w:uiPriority="64" w:semiHidden="0" w:name="Medium Shading 2 Accent 4"/>
-    <w:lsdException w:unhideWhenUsed="0" w:uiPriority="65" w:semiHidden="0" w:name="Medium List 1 Accent 4"/>
-    <w:lsdException w:unhideWhenUsed="0" w:uiPriority="66" w:semiHidden="0" w:name="Medium List 2 Accent 4"/>
-    <w:lsdException w:unhideWhenUsed="0" w:uiPriority="67" w:semiHidden="0" w:name="Medium Grid 1 Accent 4"/>
-    <w:lsdException w:unhideWhenUsed="0" w:uiPriority="68" w:semiHidden="0" w:name="Medium Grid 2 Accent 4"/>
-    <w:lsdException w:unhideWhenUsed="0" w:uiPriority="69" w:semiHidden="0" w:name="Medium Grid 3 Accent 4"/>
-    <w:lsdException w:unhideWhenUsed="0" w:uiPriority="70" w:semiHidden="0" w:name="Dark List Accent 4"/>
-    <w:lsdException w:unhideWhenUsed="0" w:uiPriority="71" w:semiHidden="0" w:name="Colorful Shading Accent 4"/>
-    <w:lsdException w:unhideWhenUsed="0" w:uiPriority="72" w:semiHidden="0" w:name="Colorful List Accent 4"/>
-    <w:lsdException w:unhideWhenUsed="0" w:uiPriority="73" w:semiHidden="0" w:name="Colorful Grid Accent 4"/>
-    <w:lsdException w:unhideWhenUsed="0" w:uiPriority="60" w:semiHidden="0" w:name="Light Shading Accent 5"/>
-    <w:lsdException w:unhideWhenUsed="0" w:uiPriority="61" w:semiHidden="0" w:name="Light List Accent 5"/>
-    <w:lsdException w:unhideWhenUsed="0" w:uiPriority="62" w:semiHidden="0" w:name="Light Grid Accent 5"/>
-    <w:lsdException w:unhideWhenUsed="0" w:uiPriority="63" w:semiHidden="0" w:name="Medium Shading 1 Accent 5"/>
-    <w:lsdException w:unhideWhenUsed="0" w:uiPriority="64" w:semiHidden="0" w:name="Medium Shading 2 Accent 5"/>
-    <w:lsdException w:unhideWhenUsed="0" w:uiPriority="65" w:semiHidden="0" w:name="Medium List 1 Accent 5"/>
-    <w:lsdException w:unhideWhenUsed="0" w:uiPriority="66" w:semiHidden="0" w:name="Medium List 2 Accent 5"/>
-    <w:lsdException w:unhideWhenUsed="0" w:uiPriority="67" w:semiHidden="0" w:name="Medium Grid 1 Accent 5"/>
-    <w:lsdException w:unhideWhenUsed="0" w:uiPriority="68" w:semiHidden="0" w:name="Medium Grid 2 Accent 5"/>
-    <w:lsdException w:unhideWhenUsed="0" w:uiPriority="69" w:semiHidden="0" w:name="Medium Grid 3 Accent 5"/>
-    <w:lsdException w:unhideWhenUsed="0" w:uiPriority="70" w:semiHidden="0" w:name="Dark List Accent 5"/>
-    <w:lsdException w:unhideWhenUsed="0" w:uiPriority="71" w:semiHidden="0" w:name="Colorful Shading Accent 5"/>
-    <w:lsdException w:unhideWhenUsed="0" w:uiPriority="72" w:semiHidden="0" w:name="Colorful List Accent 5"/>
-    <w:lsdException w:unhideWhenUsed="0" w:uiPriority="73" w:semiHidden="0" w:name="Colorful Grid Accent 5"/>
-    <w:lsdException w:unhideWhenUsed="0" w:uiPriority="60" w:semiHidden="0" w:name="Light Shading Accent 6"/>
-    <w:lsdException w:unhideWhenUsed="0" w:uiPriority="61" w:semiHidden="0" w:name="Light List Accent 6"/>
-    <w:lsdException w:unhideWhenUsed="0" w:uiPriority="62" w:semiHidden="0" w:name="Light Grid Accent 6"/>
-    <w:lsdException w:unhideWhenUsed="0" w:uiPriority="63" w:semiHidden="0" w:name="Medium Shading 1 Accent 6"/>
-    <w:lsdException w:unhideWhenUsed="0" w:uiPriority="64" w:semiHidden="0" w:name="Medium Shading 2 Accent 6"/>
-    <w:lsdException w:unhideWhenUsed="0" w:uiPriority="65" w:semiHidden="0" w:name="Medium List 1 Accent 6"/>
-    <w:lsdException w:unhideWhenUsed="0" w:uiPriority="66" w:semiHidden="0" w:name="Medium List 2 Accent 6"/>
-    <w:lsdException w:unhideWhenUsed="0" w:uiPriority="67" w:semiHidden="0" w:name="Medium Grid 1 Accent 6"/>
-    <w:lsdException w:unhideWhenUsed="0" w:uiPriority="68" w:semiHidden="0" w:name="Medium Grid 2 Accent 6"/>
-    <w:lsdException w:unhideWhenUsed="0" w:uiPriority="69" w:semiHidden="0" w:name="Medium Grid 3 Accent 6"/>
-    <w:lsdException w:unhideWhenUsed="0" w:uiPriority="70" w:semiHidden="0" w:name="Dark List Accent 6"/>
-    <w:lsdException w:unhideWhenUsed="0" w:uiPriority="71" w:semiHidden="0" w:name="Colorful Shading Accent 6"/>
-    <w:lsdException w:unhideWhenUsed="0" w:uiPriority="72" w:semiHidden="0" w:name="Colorful List Accent 6"/>
-    <w:lsdException w:unhideWhenUsed="0" w:uiPriority="73" w:semiHidden="0" w:name="Colorful Grid Accent 6"/>
+  <w:latentStyles w:defLockedState="0" w:defUIPriority="99" w:defSemiHidden="1" w:defUnhideWhenUsed="1" w:defQFormat="0" w:count="260">
+    <w:lsdException w:name="Normal" w:semiHidden="0" w:uiPriority="1" w:unhideWhenUsed="0" w:qFormat="1"/>
+    <w:lsdException w:name="heading 1" w:semiHidden="0" w:uiPriority="0" w:unhideWhenUsed="0" w:qFormat="1"/>
+    <w:lsdException w:name="heading 2" w:uiPriority="0" w:qFormat="1"/>
+    <w:lsdException w:name="heading 3" w:uiPriority="0" w:qFormat="1"/>
+    <w:lsdException w:name="heading 4" w:uiPriority="0" w:qFormat="1"/>
+    <w:lsdException w:name="heading 5" w:uiPriority="0" w:qFormat="1"/>
+    <w:lsdException w:name="heading 6" w:uiPriority="0" w:qFormat="1"/>
+    <w:lsdException w:name="heading 7" w:uiPriority="0" w:qFormat="1"/>
+    <w:lsdException w:name="heading 8" w:uiPriority="0" w:qFormat="1"/>
+    <w:lsdException w:name="heading 9" w:uiPriority="0" w:qFormat="1"/>
+    <w:lsdException w:name="index 1" w:semiHidden="0" w:uiPriority="0" w:unhideWhenUsed="0"/>
+    <w:lsdException w:name="index 2" w:semiHidden="0" w:uiPriority="0" w:unhideWhenUsed="0"/>
+    <w:lsdException w:name="index 3" w:semiHidden="0" w:uiPriority="0" w:unhideWhenUsed="0"/>
+    <w:lsdException w:name="index 4" w:semiHidden="0" w:uiPriority="0" w:unhideWhenUsed="0"/>
+    <w:lsdException w:name="index 5" w:semiHidden="0" w:uiPriority="0" w:unhideWhenUsed="0"/>
+    <w:lsdException w:name="index 6" w:semiHidden="0" w:uiPriority="0" w:unhideWhenUsed="0"/>
+    <w:lsdException w:name="index 7" w:semiHidden="0" w:uiPriority="0" w:unhideWhenUsed="0"/>
+    <w:lsdException w:name="index 8" w:semiHidden="0" w:uiPriority="0" w:unhideWhenUsed="0"/>
+    <w:lsdException w:name="index 9" w:semiHidden="0" w:uiPriority="0" w:unhideWhenUsed="0"/>
+    <w:lsdException w:name="toc 1" w:semiHidden="0" w:uiPriority="39" w:qFormat="1"/>
+    <w:lsdException w:name="toc 2" w:semiHidden="0" w:uiPriority="39" w:qFormat="1"/>
+    <w:lsdException w:name="toc 3" w:semiHidden="0" w:uiPriority="0" w:unhideWhenUsed="0"/>
+    <w:lsdException w:name="toc 4" w:semiHidden="0" w:uiPriority="0" w:unhideWhenUsed="0"/>
+    <w:lsdException w:name="toc 5" w:semiHidden="0" w:uiPriority="0" w:unhideWhenUsed="0"/>
+    <w:lsdException w:name="toc 6" w:semiHidden="0" w:uiPriority="0" w:unhideWhenUsed="0"/>
+    <w:lsdException w:name="toc 7" w:semiHidden="0" w:uiPriority="0" w:unhideWhenUsed="0"/>
+    <w:lsdException w:name="toc 8" w:semiHidden="0" w:uiPriority="0" w:unhideWhenUsed="0"/>
+    <w:lsdException w:name="toc 9" w:semiHidden="0" w:uiPriority="0" w:unhideWhenUsed="0"/>
+    <w:lsdException w:name="Normal Indent" w:semiHidden="0" w:uiPriority="0" w:unhideWhenUsed="0"/>
+    <w:lsdException w:name="footnote text" w:semiHidden="0" w:uiPriority="0" w:unhideWhenUsed="0"/>
+    <w:lsdException w:name="annotation text" w:semiHidden="0" w:uiPriority="0" w:unhideWhenUsed="0"/>
+    <w:lsdException w:name="header" w:semiHidden="0" w:uiPriority="0" w:unhideWhenUsed="0"/>
+    <w:lsdException w:name="footer" w:semiHidden="0" w:uiPriority="0" w:unhideWhenUsed="0"/>
+    <w:lsdException w:name="index heading" w:semiHidden="0" w:uiPriority="0" w:unhideWhenUsed="0"/>
+    <w:lsdException w:name="caption" w:uiPriority="0" w:qFormat="1"/>
+    <w:lsdException w:name="table of figures" w:semiHidden="0" w:uiPriority="0" w:unhideWhenUsed="0"/>
+    <w:lsdException w:name="envelope address" w:semiHidden="0" w:uiPriority="0" w:unhideWhenUsed="0"/>
+    <w:lsdException w:name="envelope return" w:semiHidden="0" w:uiPriority="0" w:unhideWhenUsed="0"/>
+    <w:lsdException w:name="footnote reference" w:semiHidden="0" w:uiPriority="0" w:unhideWhenUsed="0"/>
+    <w:lsdException w:name="annotation reference" w:semiHidden="0" w:uiPriority="0" w:unhideWhenUsed="0"/>
+    <w:lsdException w:name="line number" w:semiHidden="0" w:uiPriority="0" w:unhideWhenUsed="0"/>
+    <w:lsdException w:name="page number" w:semiHidden="0" w:uiPriority="0" w:unhideWhenUsed="0"/>
+    <w:lsdException w:name="endnote reference" w:semiHidden="0" w:uiPriority="0" w:unhideWhenUsed="0"/>
+    <w:lsdException w:name="endnote text" w:semiHidden="0" w:uiPriority="0" w:unhideWhenUsed="0"/>
+    <w:lsdException w:name="table of authorities" w:semiHidden="0" w:uiPriority="0" w:unhideWhenUsed="0"/>
+    <w:lsdException w:name="macro" w:semiHidden="0" w:uiPriority="0" w:unhideWhenUsed="0"/>
+    <w:lsdException w:name="toa heading" w:semiHidden="0" w:uiPriority="0" w:unhideWhenUsed="0"/>
+    <w:lsdException w:name="List" w:semiHidden="0" w:uiPriority="0" w:unhideWhenUsed="0"/>
+    <w:lsdException w:name="List Bullet" w:semiHidden="0" w:uiPriority="0" w:unhideWhenUsed="0"/>
+    <w:lsdException w:name="List Number" w:semiHidden="0" w:uiPriority="0" w:unhideWhenUsed="0"/>
+    <w:lsdException w:name="List 2" w:semiHidden="0" w:uiPriority="0" w:unhideWhenUsed="0"/>
+    <w:lsdException w:name="List 3" w:semiHidden="0" w:uiPriority="0" w:unhideWhenUsed="0"/>
+    <w:lsdException w:name="List 4" w:semiHidden="0" w:uiPriority="0" w:unhideWhenUsed="0"/>
+    <w:lsdException w:name="List 5" w:semiHidden="0" w:uiPriority="0" w:unhideWhenUsed="0"/>
+    <w:lsdException w:name="List Bullet 2" w:semiHidden="0" w:uiPriority="0" w:unhideWhenUsed="0"/>
+    <w:lsdException w:name="List Bullet 3" w:semiHidden="0" w:uiPriority="0" w:unhideWhenUsed="0"/>
+    <w:lsdException w:name="List Bullet 4" w:semiHidden="0" w:uiPriority="0" w:unhideWhenUsed="0"/>
+    <w:lsdException w:name="List Bullet 5" w:semiHidden="0" w:uiPriority="0" w:unhideWhenUsed="0"/>
+    <w:lsdException w:name="List Number 2" w:semiHidden="0" w:uiPriority="0" w:unhideWhenUsed="0"/>
+    <w:lsdException w:name="List Number 3" w:semiHidden="0" w:uiPriority="0" w:unhideWhenUsed="0"/>
+    <w:lsdException w:name="List Number 4" w:semiHidden="0" w:uiPriority="0" w:unhideWhenUsed="0"/>
+    <w:lsdException w:name="List Number 5" w:semiHidden="0" w:uiPriority="0" w:unhideWhenUsed="0"/>
+    <w:lsdException w:name="Title" w:semiHidden="0" w:uiPriority="0" w:unhideWhenUsed="0" w:qFormat="1"/>
+    <w:lsdException w:name="Closing" w:semiHidden="0" w:uiPriority="0" w:unhideWhenUsed="0"/>
+    <w:lsdException w:name="Signature" w:semiHidden="0" w:uiPriority="0" w:unhideWhenUsed="0"/>
+    <w:lsdException w:name="Default Paragraph Font" w:uiPriority="1" w:qFormat="1"/>
+    <w:lsdException w:name="Body Text" w:semiHidden="0" w:uiPriority="1" w:unhideWhenUsed="0" w:qFormat="1"/>
+    <w:lsdException w:name="Body Text Indent" w:semiHidden="0" w:uiPriority="0" w:unhideWhenUsed="0"/>
+    <w:lsdException w:name="List Continue" w:semiHidden="0" w:uiPriority="0" w:unhideWhenUsed="0"/>
+    <w:lsdException w:name="List Continue 2" w:semiHidden="0" w:uiPriority="0" w:unhideWhenUsed="0"/>
+    <w:lsdException w:name="List Continue 3" w:semiHidden="0" w:uiPriority="0" w:unhideWhenUsed="0"/>
+    <w:lsdException w:name="List Continue 4" w:semiHidden="0" w:uiPriority="0" w:unhideWhenUsed="0"/>
+    <w:lsdException w:name="List Continue 5" w:semiHidden="0" w:uiPriority="0" w:unhideWhenUsed="0"/>
+    <w:lsdException w:name="Message Header" w:semiHidden="0" w:uiPriority="0" w:unhideWhenUsed="0"/>
+    <w:lsdException w:name="Subtitle" w:semiHidden="0" w:uiPriority="0" w:unhideWhenUsed="0" w:qFormat="1"/>
+    <w:lsdException w:name="Salutation" w:semiHidden="0" w:uiPriority="0" w:unhideWhenUsed="0"/>
+    <w:lsdException w:name="Date" w:semiHidden="0" w:uiPriority="0" w:unhideWhenUsed="0"/>
+    <w:lsdException w:name="Body Text First Indent" w:semiHidden="0" w:uiPriority="0" w:unhideWhenUsed="0"/>
+    <w:lsdException w:name="Body Text First Indent 2" w:semiHidden="0" w:uiPriority="0" w:unhideWhenUsed="0"/>
+    <w:lsdException w:name="Body Text 2" w:semiHidden="0" w:uiPriority="0" w:unhideWhenUsed="0"/>
+    <w:lsdException w:name="Body Text 3" w:semiHidden="0" w:uiPriority="0" w:unhideWhenUsed="0"/>
+    <w:lsdException w:name="Body Text Indent 2" w:semiHidden="0" w:uiPriority="0" w:unhideWhenUsed="0"/>
+    <w:lsdException w:name="Body Text Indent 3" w:semiHidden="0" w:uiPriority="0" w:unhideWhenUsed="0"/>
+    <w:lsdException w:name="Block Text" w:semiHidden="0" w:uiPriority="0" w:unhideWhenUsed="0"/>
+    <w:lsdException w:name="Hyperlink" w:semiHidden="0" w:qFormat="1"/>
+    <w:lsdException w:name="FollowedHyperlink" w:semiHidden="0" w:uiPriority="0" w:unhideWhenUsed="0"/>
+    <w:lsdException w:name="Strong" w:semiHidden="0" w:uiPriority="0" w:unhideWhenUsed="0" w:qFormat="1"/>
+    <w:lsdException w:name="Emphasis" w:semiHidden="0" w:uiPriority="0" w:unhideWhenUsed="0" w:qFormat="1"/>
+    <w:lsdException w:name="Document Map" w:semiHidden="0" w:uiPriority="0" w:unhideWhenUsed="0"/>
+    <w:lsdException w:name="Plain Text" w:semiHidden="0" w:uiPriority="0" w:unhideWhenUsed="0"/>
+    <w:lsdException w:name="E-mail Signature" w:semiHidden="0" w:uiPriority="0" w:unhideWhenUsed="0"/>
+    <w:lsdException w:name="Normal (Web)" w:semiHidden="0" w:uiPriority="0" w:unhideWhenUsed="0"/>
+    <w:lsdException w:name="HTML Acronym" w:semiHidden="0" w:uiPriority="0" w:unhideWhenUsed="0"/>
+    <w:lsdException w:name="HTML Address" w:semiHidden="0" w:uiPriority="0" w:unhideWhenUsed="0"/>
+    <w:lsdException w:name="HTML Cite" w:semiHidden="0" w:uiPriority="0" w:unhideWhenUsed="0"/>
+    <w:lsdException w:name="HTML Code" w:semiHidden="0" w:uiPriority="0" w:unhideWhenUsed="0"/>
+    <w:lsdException w:name="HTML Definition" w:semiHidden="0" w:uiPriority="0" w:unhideWhenUsed="0"/>
+    <w:lsdException w:name="HTML Keyboard" w:semiHidden="0" w:uiPriority="0" w:unhideWhenUsed="0"/>
+    <w:lsdException w:name="HTML Preformatted" w:semiHidden="0" w:uiPriority="0" w:unhideWhenUsed="0"/>
+    <w:lsdException w:name="HTML Sample" w:semiHidden="0" w:uiPriority="0" w:unhideWhenUsed="0"/>
+    <w:lsdException w:name="HTML Typewriter" w:semiHidden="0" w:uiPriority="0" w:unhideWhenUsed="0"/>
+    <w:lsdException w:name="HTML Variable" w:semiHidden="0" w:uiPriority="0" w:unhideWhenUsed="0"/>
+    <w:lsdException w:name="Normal Table" w:uiPriority="0" w:unhideWhenUsed="0" w:qFormat="1"/>
+    <w:lsdException w:name="annotation subject" w:semiHidden="0" w:uiPriority="0" w:unhideWhenUsed="0"/>
+    <w:lsdException w:name="Table Simple 1" w:semiHidden="0" w:uiPriority="0" w:unhideWhenUsed="0"/>
+    <w:lsdException w:name="Table Simple 2" w:semiHidden="0" w:uiPriority="0" w:unhideWhenUsed="0"/>
+    <w:lsdException w:name="Table Simple 3" w:semiHidden="0" w:uiPriority="0" w:unhideWhenUsed="0"/>
+    <w:lsdException w:name="Table Classic 1" w:semiHidden="0" w:uiPriority="0" w:unhideWhenUsed="0"/>
+    <w:lsdException w:name="Table Classic 2" w:semiHidden="0" w:uiPriority="0" w:unhideWhenUsed="0"/>
+    <w:lsdException w:name="Table Classic 3" w:semiHidden="0" w:uiPriority="0" w:unhideWhenUsed="0"/>
+    <w:lsdException w:name="Table Classic 4" w:semiHidden="0" w:uiPriority="0" w:unhideWhenUsed="0"/>
+    <w:lsdException w:name="Table Colorful 1" w:semiHidden="0" w:uiPriority="0" w:unhideWhenUsed="0"/>
+    <w:lsdException w:name="Table Colorful 2" w:semiHidden="0" w:uiPriority="0" w:unhideWhenUsed="0"/>
+    <w:lsdException w:name="Table Colorful 3" w:semiHidden="0" w:uiPriority="0" w:unhideWhenUsed="0"/>
+    <w:lsdException w:name="Table Columns 1" w:semiHidden="0" w:uiPriority="0" w:unhideWhenUsed="0"/>
+    <w:lsdException w:name="Table Columns 2" w:semiHidden="0" w:uiPriority="0" w:unhideWhenUsed="0"/>
+    <w:lsdException w:name="Table Columns 3" w:semiHidden="0" w:uiPriority="0" w:unhideWhenUsed="0"/>
+    <w:lsdException w:name="Table Columns 4" w:semiHidden="0" w:uiPriority="0" w:unhideWhenUsed="0"/>
+    <w:lsdException w:name="Table Columns 5" w:semiHidden="0" w:uiPriority="0" w:unhideWhenUsed="0"/>
+    <w:lsdException w:name="Table Grid 1" w:semiHidden="0" w:uiPriority="0" w:unhideWhenUsed="0"/>
+    <w:lsdException w:name="Table Grid 2" w:semiHidden="0" w:uiPriority="0" w:unhideWhenUsed="0"/>
+    <w:lsdException w:name="Table Grid 3" w:semiHidden="0" w:uiPriority="0" w:unhideWhenUsed="0"/>
+    <w:lsdException w:name="Table Grid 4" w:semiHidden="0" w:uiPriority="0" w:unhideWhenUsed="0"/>
+    <w:lsdException w:name="Table Grid 5" w:semiHidden="0" w:uiPriority="0" w:unhideWhenUsed="0"/>
+    <w:lsdException w:name="Table Grid 6" w:semiHidden="0" w:uiPriority="0" w:unhideWhenUsed="0"/>
+    <w:lsdException w:name="Table Grid 7" w:semiHidden="0" w:uiPriority="0" w:unhideWhenUsed="0"/>
+    <w:lsdException w:name="Table Grid 8" w:semiHidden="0" w:uiPriority="0" w:unhideWhenUsed="0"/>
+    <w:lsdException w:name="Table List 1" w:semiHidden="0" w:uiPriority="0" w:unhideWhenUsed="0"/>
+    <w:lsdException w:name="Table List 2" w:semiHidden="0" w:uiPriority="0" w:unhideWhenUsed="0"/>
+    <w:lsdException w:name="Table List 3" w:semiHidden="0" w:uiPriority="0" w:unhideWhenUsed="0"/>
+    <w:lsdException w:name="Table List 4" w:semiHidden="0" w:uiPriority="0" w:unhideWhenUsed="0"/>
+    <w:lsdException w:name="Table List 5" w:semiHidden="0" w:uiPriority="0" w:unhideWhenUsed="0"/>
+    <w:lsdException w:name="Table List 6" w:semiHidden="0" w:uiPriority="0" w:unhideWhenUsed="0"/>
+    <w:lsdException w:name="Table List 7" w:semiHidden="0" w:uiPriority="0" w:unhideWhenUsed="0"/>
+    <w:lsdException w:name="Table List 8" w:semiHidden="0" w:uiPriority="0" w:unhideWhenUsed="0"/>
+    <w:lsdException w:name="Table 3D effects 1" w:semiHidden="0" w:uiPriority="0" w:unhideWhenUsed="0"/>
+    <w:lsdException w:name="Table 3D effects 2" w:semiHidden="0" w:uiPriority="0" w:unhideWhenUsed="0"/>
+    <w:lsdException w:name="Table 3D effects 3" w:semiHidden="0" w:uiPriority="0" w:unhideWhenUsed="0"/>
+    <w:lsdException w:name="Table Contemporary" w:semiHidden="0" w:uiPriority="0" w:unhideWhenUsed="0"/>
+    <w:lsdException w:name="Table Elegant" w:semiHidden="0" w:uiPriority="0" w:unhideWhenUsed="0"/>
+    <w:lsdException w:name="Table Professional" w:semiHidden="0" w:uiPriority="0" w:unhideWhenUsed="0"/>
+    <w:lsdException w:name="Table Subtle 1" w:semiHidden="0" w:uiPriority="0" w:unhideWhenUsed="0"/>
+    <w:lsdException w:name="Table Subtle 2" w:semiHidden="0" w:uiPriority="0" w:unhideWhenUsed="0"/>
+    <w:lsdException w:name="Table Web 1" w:semiHidden="0" w:uiPriority="0" w:unhideWhenUsed="0"/>
+    <w:lsdException w:name="Table Web 2" w:semiHidden="0" w:uiPriority="0" w:unhideWhenUsed="0"/>
+    <w:lsdException w:name="Table Web 3" w:semiHidden="0" w:uiPriority="0" w:unhideWhenUsed="0"/>
+    <w:lsdException w:name="Balloon Text" w:semiHidden="0" w:uiPriority="0" w:unhideWhenUsed="0"/>
+    <w:lsdException w:name="Table Grid" w:semiHidden="0" w:uiPriority="0" w:unhideWhenUsed="0"/>
+    <w:lsdException w:name="Table Theme" w:semiHidden="0" w:uiPriority="0" w:unhideWhenUsed="0"/>
+    <w:lsdException w:name="Light Shading" w:semiHidden="0" w:uiPriority="60" w:unhideWhenUsed="0"/>
+    <w:lsdException w:name="Light List" w:semiHidden="0" w:uiPriority="61" w:unhideWhenUsed="0"/>
+    <w:lsdException w:name="Light Grid" w:semiHidden="0" w:uiPriority="62" w:unhideWhenUsed="0"/>
+    <w:lsdException w:name="Medium Shading 1" w:semiHidden="0" w:uiPriority="63" w:unhideWhenUsed="0"/>
+    <w:lsdException w:name="Medium Shading 2" w:semiHidden="0" w:uiPriority="64" w:unhideWhenUsed="0"/>
+    <w:lsdException w:name="Medium List 1" w:semiHidden="0" w:uiPriority="65" w:unhideWhenUsed="0"/>
+    <w:lsdException w:name="Medium List 2" w:semiHidden="0" w:uiPriority="66" w:unhideWhenUsed="0"/>
+    <w:lsdException w:name="Medium Grid 1" w:semiHidden="0" w:uiPriority="67" w:unhideWhenUsed="0"/>
+    <w:lsdException w:name="Medium Grid 2" w:semiHidden="0" w:uiPriority="68" w:unhideWhenUsed="0"/>
+    <w:lsdException w:name="Medium Grid 3" w:semiHidden="0" w:uiPriority="69" w:unhideWhenUsed="0"/>
+    <w:lsdException w:name="Dark List" w:semiHidden="0" w:uiPriority="70" w:unhideWhenUsed="0"/>
+    <w:lsdException w:name="Colorful Shading" w:semiHidden="0" w:uiPriority="71" w:unhideWhenUsed="0"/>
+    <w:lsdException w:name="Colorful List" w:semiHidden="0" w:uiPriority="72" w:unhideWhenUsed="0"/>
+    <w:lsdException w:name="Colorful Grid" w:semiHidden="0" w:uiPriority="73" w:unhideWhenUsed="0"/>
+    <w:lsdException w:name="Light Shading Accent 1" w:semiHidden="0" w:uiPriority="60" w:unhideWhenUsed="0"/>
+    <w:lsdException w:name="Light List Accent 1" w:semiHidden="0" w:uiPriority="61" w:unhideWhenUsed="0"/>
+    <w:lsdException w:name="Light Grid Accent 1" w:semiHidden="0" w:uiPriority="62" w:unhideWhenUsed="0"/>
+    <w:lsdException w:name="Medium Shading 1 Accent 1" w:semiHidden="0" w:uiPriority="63" w:unhideWhenUsed="0"/>
+    <w:lsdException w:name="Medium Shading 2 Accent 1" w:semiHidden="0" w:uiPriority="64" w:unhideWhenUsed="0"/>
+    <w:lsdException w:name="Medium List 1 Accent 1" w:semiHidden="0" w:uiPriority="65" w:unhideWhenUsed="0"/>
+    <w:lsdException w:name="List Paragraph" w:semiHidden="0" w:uiPriority="1" w:unhideWhenUsed="0" w:qFormat="1"/>
+    <w:lsdException w:name="Medium List 2 Accent 1" w:semiHidden="0" w:uiPriority="66" w:unhideWhenUsed="0"/>
+    <w:lsdException w:name="Medium Grid 1 Accent 1" w:semiHidden="0" w:uiPriority="67" w:unhideWhenUsed="0"/>
+    <w:lsdException w:name="Medium Grid 2 Accent 1" w:semiHidden="0" w:uiPriority="68" w:unhideWhenUsed="0"/>
+    <w:lsdException w:name="Medium Grid 3 Accent 1" w:semiHidden="0" w:uiPriority="69" w:unhideWhenUsed="0"/>
+    <w:lsdException w:name="Dark List Accent 1" w:semiHidden="0" w:uiPriority="70" w:unhideWhenUsed="0"/>
+    <w:lsdException w:name="Colorful Shading Accent 1" w:semiHidden="0" w:uiPriority="71" w:unhideWhenUsed="0"/>
+    <w:lsdException w:name="Colorful List Accent 1" w:semiHidden="0" w:uiPriority="72" w:unhideWhenUsed="0"/>
+    <w:lsdException w:name="Colorful Grid Accent 1" w:semiHidden="0" w:uiPriority="73" w:unhideWhenUsed="0"/>
+    <w:lsdException w:name="Light Shading Accent 2" w:semiHidden="0" w:uiPriority="60" w:unhideWhenUsed="0"/>
+    <w:lsdException w:name="Light List Accent 2" w:semiHidden="0" w:uiPriority="61" w:unhideWhenUsed="0"/>
+    <w:lsdException w:name="Light Grid Accent 2" w:semiHidden="0" w:uiPriority="62" w:unhideWhenUsed="0"/>
+    <w:lsdException w:name="Medium Shading 1 Accent 2" w:semiHidden="0" w:uiPriority="63" w:unhideWhenUsed="0"/>
+    <w:lsdException w:name="Medium Shading 2 Accent 2" w:semiHidden="0" w:uiPriority="64" w:unhideWhenUsed="0"/>
+    <w:lsdException w:name="Medium List 1 Accent 2" w:semiHidden="0" w:uiPriority="65" w:unhideWhenUsed="0"/>
+    <w:lsdException w:name="Medium List 2 Accent 2" w:semiHidden="0" w:uiPriority="66" w:unhideWhenUsed="0"/>
+    <w:lsdException w:name="Medium Grid 1 Accent 2" w:semiHidden="0" w:uiPriority="67" w:unhideWhenUsed="0"/>
+    <w:lsdException w:name="Medium Grid 2 Accent 2" w:semiHidden="0" w:uiPriority="68" w:unhideWhenUsed="0"/>
+    <w:lsdException w:name="Medium Grid 3 Accent 2" w:semiHidden="0" w:uiPriority="69" w:unhideWhenUsed="0"/>
+    <w:lsdException w:name="Dark List Accent 2" w:semiHidden="0" w:uiPriority="70" w:unhideWhenUsed="0"/>
+    <w:lsdException w:name="Colorful Shading Accent 2" w:semiHidden="0" w:uiPriority="71" w:unhideWhenUsed="0"/>
+    <w:lsdException w:name="Colorful List Accent 2" w:semiHidden="0" w:uiPriority="72" w:unhideWhenUsed="0"/>
+    <w:lsdException w:name="Colorful Grid Accent 2" w:semiHidden="0" w:uiPriority="73" w:unhideWhenUsed="0"/>
+    <w:lsdException w:name="Light Shading Accent 3" w:semiHidden="0" w:uiPriority="60" w:unhideWhenUsed="0"/>
+    <w:lsdException w:name="Light List Accent 3" w:semiHidden="0" w:uiPriority="61" w:unhideWhenUsed="0"/>
+    <w:lsdException w:name="Light Grid Accent 3" w:semiHidden="0" w:uiPriority="62" w:unhideWhenUsed="0"/>
+    <w:lsdException w:name="Medium Shading 1 Accent 3" w:semiHidden="0" w:uiPriority="63" w:unhideWhenUsed="0"/>
+    <w:lsdException w:name="Medium Shading 2 Accent 3" w:semiHidden="0" w:uiPriority="64" w:unhideWhenUsed="0"/>
+    <w:lsdException w:name="Medium List 1 Accent 3" w:semiHidden="0" w:uiPriority="65" w:unhideWhenUsed="0"/>
+    <w:lsdException w:name="Medium List 2 Accent 3" w:semiHidden="0" w:uiPriority="66" w:unhideWhenUsed="0"/>
+    <w:lsdException w:name="Medium Grid 1 Accent 3" w:semiHidden="0" w:uiPriority="67" w:unhideWhenUsed="0"/>
+    <w:lsdException w:name="Medium Grid 2 Accent 3" w:semiHidden="0" w:uiPriority="68" w:unhideWhenUsed="0"/>
+    <w:lsdException w:name="Medium Grid 3 Accent 3" w:semiHidden="0" w:uiPriority="69" w:unhideWhenUsed="0"/>
+    <w:lsdException w:name="Dark List Accent 3" w:semiHidden="0" w:uiPriority="70" w:unhideWhenUsed="0"/>
+    <w:lsdException w:name="Colorful Shading Accent 3" w:semiHidden="0" w:uiPriority="71" w:unhideWhenUsed="0"/>
+    <w:lsdException w:name="Colorful List Accent 3" w:semiHidden="0" w:uiPriority="72" w:unhideWhenUsed="0"/>
+    <w:lsdException w:name="Colorful Grid Accent 3" w:semiHidden="0" w:uiPriority="73" w:unhideWhenUsed="0"/>
+    <w:lsdException w:name="Light Shading Accent 4" w:semiHidden="0" w:uiPriority="60" w:unhideWhenUsed="0"/>
+    <w:lsdException w:name="Light List Accent 4" w:semiHidden="0" w:uiPriority="61" w:unhideWhenUsed="0"/>
+    <w:lsdException w:name="Light Grid Accent 4" w:semiHidden="0" w:uiPriority="62" w:unhideWhenUsed="0"/>
+    <w:lsdException w:name="Medium Shading 1 Accent 4" w:semiHidden="0" w:uiPriority="63" w:unhideWhenUsed="0"/>
+    <w:lsdException w:name="Medium Shading 2 Accent 4" w:semiHidden="0" w:uiPriority="64" w:unhideWhenUsed="0"/>
+    <w:lsdException w:name="Medium List 1 Accent 4" w:semiHidden="0" w:uiPriority="65" w:unhideWhenUsed="0"/>
+    <w:lsdException w:name="Medium List 2 Accent 4" w:semiHidden="0" w:uiPriority="66" w:unhideWhenUsed="0"/>
+    <w:lsdException w:name="Medium Grid 1 Accent 4" w:semiHidden="0" w:uiPriority="67" w:unhideWhenUsed="0"/>
+    <w:lsdException w:name="Medium Grid 2 Accent 4" w:semiHidden="0" w:uiPriority="68" w:unhideWhenUsed="0"/>
+    <w:lsdException w:name="Medium Grid 3 Accent 4" w:semiHidden="0" w:uiPriority="69" w:unhideWhenUsed="0"/>
+    <w:lsdException w:name="Dark List Accent 4" w:semiHidden="0" w:uiPriority="70" w:unhideWhenUsed="0"/>
+    <w:lsdException w:name="Colorful Shading Accent 4" w:semiHidden="0" w:uiPriority="71" w:unhideWhenUsed="0"/>
+    <w:lsdException w:name="Colorful List Accent 4" w:semiHidden="0" w:uiPriority="72" w:unhideWhenUsed="0"/>
+    <w:lsdException w:name="Colorful Grid Accent 4" w:semiHidden="0" w:uiPriority="73" w:unhideWhenUsed="0"/>
+    <w:lsdException w:name="Light Shading Accent 5" w:semiHidden="0" w:uiPriority="60" w:unhideWhenUsed="0"/>
+    <w:lsdException w:name="Light List Accent 5" w:semiHidden="0" w:uiPriority="61" w:unhideWhenUsed="0"/>
+    <w:lsdException w:name="Light Grid Accent 5" w:semiHidden="0" w:uiPriority="62" w:unhideWhenUsed="0"/>
+    <w:lsdException w:name="Medium Shading 1 Accent 5" w:semiHidden="0" w:uiPriority="63" w:unhideWhenUsed="0"/>
+    <w:lsdException w:name="Medium Shading 2 Accent 5" w:semiHidden="0" w:uiPriority="64" w:unhideWhenUsed="0"/>
+    <w:lsdException w:name="Medium List 1 Accent 5" w:semiHidden="0" w:uiPriority="65" w:unhideWhenUsed="0"/>
+    <w:lsdException w:name="Medium List 2 Accent 5" w:semiHidden="0" w:uiPriority="66" w:unhideWhenUsed="0"/>
+    <w:lsdException w:name="Medium Grid 1 Accent 5" w:semiHidden="0" w:uiPriority="67" w:unhideWhenUsed="0"/>
+    <w:lsdException w:name="Medium Grid 2 Accent 5" w:semiHidden="0" w:uiPriority="68" w:unhideWhenUsed="0"/>
+    <w:lsdException w:name="Medium Grid 3 Accent 5" w:semiHidden="0" w:uiPriority="69" w:unhideWhenUsed="0"/>
+    <w:lsdException w:name="Dark List Accent 5" w:semiHidden="0" w:uiPriority="70" w:unhideWhenUsed="0"/>
+    <w:lsdException w:name="Colorful Shading Accent 5" w:semiHidden="0" w:uiPriority="71" w:unhideWhenUsed="0"/>
+    <w:lsdException w:name="Colorful List Accent 5" w:semiHidden="0" w:uiPriority="72" w:unhideWhenUsed="0"/>
+    <w:lsdException w:name="Colorful Grid Accent 5" w:semiHidden="0" w:uiPriority="73" w:unhideWhenUsed="0"/>
+    <w:lsdException w:name="Light Shading Accent 6" w:semiHidden="0" w:uiPriority="60" w:unhideWhenUsed="0"/>
+    <w:lsdException w:name="Light List Accent 6" w:semiHidden="0" w:uiPriority="61" w:unhideWhenUsed="0"/>
+    <w:lsdException w:name="Light Grid Accent 6" w:semiHidden="0" w:uiPriority="62" w:unhideWhenUsed="0"/>
+    <w:lsdException w:name="Medium Shading 1 Accent 6" w:semiHidden="0" w:uiPriority="63" w:unhideWhenUsed="0"/>
+    <w:lsdException w:name="Medium Shading 2 Accent 6" w:semiHidden="0" w:uiPriority="64" w:unhideWhenUsed="0"/>
+    <w:lsdException w:name="Medium List 1 Accent 6" w:semiHidden="0" w:uiPriority="65" w:unhideWhenUsed="0"/>
+    <w:lsdException w:name="Medium List 2 Accent 6" w:semiHidden="0" w:uiPriority="66" w:unhideWhenUsed="0"/>
+    <w:lsdException w:name="Medium Grid 1 Accent 6" w:semiHidden="0" w:uiPriority="67" w:unhideWhenUsed="0"/>
+    <w:lsdException w:name="Medium Grid 2 Accent 6" w:semiHidden="0" w:uiPriority="68" w:unhideWhenUsed="0"/>
+    <w:lsdException w:name="Medium Grid 3 Accent 6" w:semiHidden="0" w:uiPriority="69" w:unhideWhenUsed="0"/>
+    <w:lsdException w:name="Dark List Accent 6" w:semiHidden="0" w:uiPriority="70" w:unhideWhenUsed="0"/>
+    <w:lsdException w:name="Colorful Shading Accent 6" w:semiHidden="0" w:uiPriority="71" w:unhideWhenUsed="0"/>
+    <w:lsdException w:name="Colorful List Accent 6" w:semiHidden="0" w:uiPriority="72" w:unhideWhenUsed="0"/>
+    <w:lsdException w:name="Colorful Grid Accent 6" w:semiHidden="0" w:uiPriority="73" w:unhideWhenUsed="0"/>
   </w:latentStyles>
-  <w:style w:type="paragraph" w:default="1" w:styleId="1">
+  <w:style w:type="paragraph" w:default="1" w:styleId="Normal">
     <w:name w:val="Normal"/>
+    <w:uiPriority w:val="1"/>
     <w:qFormat/>
-    <w:uiPriority w:val="1"/>
     <w:pPr>
       <w:widowControl w:val="0"/>
       <w:spacing w:after="0" w:line="240" w:lineRule="auto"/>
     </w:pPr>
     <w:rPr>
-      <w:rFonts w:asciiTheme="minorHAnsi" w:hAnsiTheme="minorHAnsi" w:eastAsiaTheme="minorHAnsi" w:cstheme="minorBidi"/>
+      <w:rFonts w:asciiTheme="minorHAnsi" w:eastAsiaTheme="minorHAnsi" w:hAnsiTheme="minorHAnsi" w:cstheme="minorBidi"/>
       <w:sz w:val="22"/>
       <w:szCs w:val="22"/>
       <w:lang w:val="en-US" w:eastAsia="en-US" w:bidi="ar-SA"/>
     </w:rPr>
   </w:style>
-  <w:style w:type="paragraph" w:styleId="2">
+  <w:style w:type="paragraph" w:styleId="Heading1">
     <w:name w:val="heading 1"/>
-    <w:basedOn w:val="1"/>
-    <w:next w:val="1"/>
+    <w:basedOn w:val="Normal"/>
+    <w:next w:val="Normal"/>
     <w:qFormat/>
-    <w:uiPriority w:val="0"/>
     <w:pPr>
       <w:keepNext/>
       <w:keepLines/>
@@ -2815,18 +2800,17 @@
       <w:sz w:val="44"/>
     </w:rPr>
   </w:style>
-  <w:style w:type="character" w:default="1" w:styleId="7">
+  <w:style w:type="character" w:default="1" w:styleId="DefaultParagraphFont">
     <w:name w:val="Default Paragraph Font"/>
+    <w:uiPriority w:val="1"/>
     <w:semiHidden/>
     <w:unhideWhenUsed/>
     <w:qFormat/>
-    <w:uiPriority w:val="1"/>
   </w:style>
-  <w:style w:type="table" w:default="1" w:styleId="6">
+  <w:style w:type="table" w:default="1" w:styleId="TableNormal">
     <w:name w:val="Normal Table"/>
     <w:semiHidden/>
     <w:qFormat/>
-    <w:uiPriority w:val="0"/>
     <w:tblPr>
       <w:tblCellMar>
         <w:top w:w="0" w:type="dxa"/>
@@ -2836,61 +2820,56 @@
       </w:tblCellMar>
     </w:tblPr>
   </w:style>
-  <w:style w:type="paragraph" w:styleId="3">
+  <w:style w:type="paragraph" w:styleId="BodyText">
     <w:name w:val="Body Text"/>
-    <w:basedOn w:val="1"/>
+    <w:basedOn w:val="Normal"/>
+    <w:uiPriority w:val="1"/>
     <w:qFormat/>
-    <w:uiPriority w:val="1"/>
     <w:pPr>
       <w:ind w:left="82"/>
     </w:pPr>
     <w:rPr>
-      <w:rFonts w:ascii="隶书" w:hAnsi="隶书" w:eastAsia="隶书"/>
+      <w:rFonts w:ascii="隶书" w:eastAsia="隶书" w:hAnsi="隶书"/>
       <w:sz w:val="52"/>
       <w:szCs w:val="52"/>
     </w:rPr>
   </w:style>
-  <w:style w:type="paragraph" w:styleId="4">
+  <w:style w:type="paragraph" w:styleId="TOC1">
     <w:name w:val="toc 1"/>
-    <w:basedOn w:val="1"/>
-    <w:next w:val="1"/>
+    <w:basedOn w:val="Normal"/>
+    <w:next w:val="Normal"/>
+    <w:uiPriority w:val="39"/>
     <w:unhideWhenUsed/>
     <w:qFormat/>
+  </w:style>
+  <w:style w:type="paragraph" w:styleId="TOC2">
+    <w:name w:val="toc 2"/>
+    <w:basedOn w:val="Normal"/>
+    <w:next w:val="Normal"/>
     <w:uiPriority w:val="39"/>
-  </w:style>
-  <w:style w:type="paragraph" w:styleId="5">
-    <w:name w:val="toc 2"/>
-    <w:basedOn w:val="1"/>
-    <w:next w:val="1"/>
     <w:unhideWhenUsed/>
     <w:qFormat/>
-    <w:uiPriority w:val="39"/>
     <w:pPr>
       <w:ind w:left="420" w:leftChars="200"/>
     </w:pPr>
   </w:style>
-  <w:style w:type="character" w:styleId="8">
+  <w:style w:type="character" w:styleId="Hyperlink">
     <w:name w:val="Hyperlink"/>
-    <w:basedOn w:val="7"/>
+    <w:basedOn w:val="DefaultParagraphFont"/>
+    <w:uiPriority w:val="99"/>
     <w:unhideWhenUsed/>
     <w:qFormat/>
-    <w:uiPriority w:val="99"/>
     <w:rPr>
       <w:color w:val="0000FF" w:themeColor="hyperlink"/>
       <w:u w:val="single"/>
-      <w14:textFill>
-        <w14:solidFill>
-          <w14:schemeClr w14:val="hlink"/>
-        </w14:solidFill>
-      </w14:textFill>
     </w:rPr>
   </w:style>
-  <w:style w:type="table" w:customStyle="1" w:styleId="9">
+  <w:style w:type="table" w:customStyle="1" w:styleId="TableNormal0">
     <w:name w:val="Table Normal_0"/>
+    <w:uiPriority w:val="2"/>
     <w:semiHidden/>
     <w:unhideWhenUsed/>
     <w:qFormat/>
-    <w:uiPriority w:val="2"/>
     <w:tblPr>
       <w:tblCellMar>
         <w:top w:w="0" w:type="dxa"/>
@@ -2900,43 +2879,41 @@
       </w:tblCellMar>
     </w:tblPr>
   </w:style>
-  <w:style w:type="paragraph" w:styleId="10">
+  <w:style w:type="paragraph" w:styleId="ListParagraph">
     <w:name w:val="List Paragraph"/>
-    <w:basedOn w:val="1"/>
+    <w:basedOn w:val="Normal"/>
+    <w:uiPriority w:val="1"/>
     <w:qFormat/>
+  </w:style>
+  <w:style w:type="paragraph" w:customStyle="1" w:styleId="TableParagraph">
+    <w:name w:val="Table Paragraph"/>
+    <w:basedOn w:val="Normal"/>
     <w:uiPriority w:val="1"/>
+    <w:qFormat/>
   </w:style>
-  <w:style w:type="paragraph" w:customStyle="1" w:styleId="11">
-    <w:name w:val="Table Paragraph"/>
-    <w:basedOn w:val="1"/>
+  <w:style w:type="paragraph" w:customStyle="1" w:styleId="1">
+    <w:name w:val="柴_标题1"/>
+    <w:basedOn w:val="Heading1"/>
+    <w:next w:val="a"/>
     <w:qFormat/>
-    <w:uiPriority w:val="1"/>
-  </w:style>
-  <w:style w:type="paragraph" w:customStyle="1" w:styleId="12">
-    <w:name w:val="柴_标题1"/>
-    <w:basedOn w:val="2"/>
-    <w:next w:val="13"/>
-    <w:qFormat/>
-    <w:uiPriority w:val="0"/>
     <w:pPr>
       <w:spacing w:before="100" w:after="90" w:line="360" w:lineRule="auto"/>
     </w:pPr>
     <w:rPr>
-      <w:rFonts w:ascii="Arial" w:hAnsi="Arial" w:eastAsia="宋体"/>
+      <w:rFonts w:ascii="Arial" w:eastAsia="宋体" w:hAnsi="Arial"/>
       <w:sz w:val="32"/>
     </w:rPr>
   </w:style>
-  <w:style w:type="paragraph" w:customStyle="1" w:styleId="13">
+  <w:style w:type="paragraph" w:customStyle="1" w:styleId="a">
     <w:name w:val="柴_正文"/>
-    <w:basedOn w:val="3"/>
+    <w:basedOn w:val="BodyText"/>
     <w:qFormat/>
-    <w:uiPriority w:val="0"/>
     <w:pPr>
       <w:spacing w:line="360" w:lineRule="auto"/>
       <w:ind w:firstLine="470" w:firstLineChars="200"/>
     </w:pPr>
     <w:rPr>
-      <w:rFonts w:ascii="Arial" w:hAnsi="Arial" w:eastAsia="宋体"/>
+      <w:rFonts w:ascii="Arial" w:eastAsia="宋体" w:hAnsi="Arial"/>
       <w:sz w:val="24"/>
       <w:lang w:eastAsia="zh-CN"/>
     </w:rPr>
